--- a/downloads/workbook/ai-5-week-19.docx
+++ b/downloads/workbook/ai-5-week-19.docx
@@ -992,6 +992,178 @@
         <w:t>Project connection: For your Image-pattern Network Investigation, save the input, procedure, observed result and limitation of this check. Label this worked example as practice; use a different, previously unreviewed case when checking independent understanding.</w:t>
       </w:r>
     </w:p>
+    <w:p>
+      <w:pPr>
+        <w:pStyle w:val="Heading1"/>
+      </w:pPr>
+      <w:r>
+        <w:t>13. Project portfolio milestone</w:t>
+      </w:r>
+    </w:p>
+    <w:p>
+      <w:r>
+        <w:t>Project: Image-pattern Network Investigation</w:t>
+      </w:r>
+    </w:p>
+    <w:p>
+      <w:r>
+        <w:t>Current milestone: Evaluate and revise. Compare with your starting method, explain errors and record a justified revision.</w:t>
+      </w:r>
+    </w:p>
+    <w:p>
+      <w:r>
+        <w:t>For your Image-pattern Network Investigation, save the input, procedure, observed result and limitation of this check. Label this worked example as practice; use a different, previously unreviewed case when checking independent understanding.</w:t>
+      </w:r>
+    </w:p>
+    <w:tbl>
+      <w:tblPr>
+        <w:tblStyle w:val="LightShading-Accent1"/>
+        <w:tblW w:type="auto" w:w="0"/>
+        <w:tblLook w:firstColumn="1" w:firstRow="1" w:lastColumn="0" w:lastRow="0" w:noHBand="0" w:noVBand="1" w:val="04A0"/>
+      </w:tblPr>
+      <w:tblGrid>
+        <w:gridCol w:w="5112"/>
+        <w:gridCol w:w="5112"/>
+      </w:tblGrid>
+      <w:tr>
+        <w:trPr>
+          <w:tblHeader/>
+        </w:trPr>
+        <w:tc>
+          <w:tcPr>
+            <w:tcW w:type="dxa" w:w="5112"/>
+          </w:tcPr>
+          <w:p>
+            <w:r>
+              <w:t>Evidence to keep</w:t>
+            </w:r>
+          </w:p>
+        </w:tc>
+        <w:tc>
+          <w:tcPr>
+            <w:tcW w:type="dxa" w:w="5112"/>
+          </w:tcPr>
+          <w:p>
+            <w:r>
+              <w:t>My record</w:t>
+            </w:r>
+          </w:p>
+        </w:tc>
+      </w:tr>
+      <w:tr>
+        <w:tc>
+          <w:tcPr>
+            <w:tcW w:type="dxa" w:w="5112"/>
+          </w:tcPr>
+          <w:p>
+            <w:r>
+              <w:t>This week’s input and deciding step</w:t>
+            </w:r>
+          </w:p>
+        </w:tc>
+        <w:tc>
+          <w:tcPr>
+            <w:tcW w:type="dxa" w:w="5112"/>
+          </w:tcPr>
+          <w:p>
+            <w:r/>
+          </w:p>
+        </w:tc>
+      </w:tr>
+      <w:tr>
+        <w:tc>
+          <w:tcPr>
+            <w:tcW w:type="dxa" w:w="5112"/>
+          </w:tcPr>
+          <w:p>
+            <w:r>
+              <w:t>Prediction and actual result (or labelled paper trace)</w:t>
+            </w:r>
+          </w:p>
+        </w:tc>
+        <w:tc>
+          <w:tcPr>
+            <w:tcW w:type="dxa" w:w="5112"/>
+          </w:tcPr>
+          <w:p>
+            <w:r/>
+          </w:p>
+        </w:tc>
+      </w:tr>
+      <w:tr>
+        <w:tc>
+          <w:tcPr>
+            <w:tcW w:type="dxa" w:w="5112"/>
+          </w:tcPr>
+          <w:p>
+            <w:r>
+              <w:t>One change since the previous checkpoint and why</w:t>
+            </w:r>
+          </w:p>
+        </w:tc>
+        <w:tc>
+          <w:tcPr>
+            <w:tcW w:type="dxa" w:w="5112"/>
+          </w:tcPr>
+          <w:p>
+            <w:r/>
+          </w:p>
+        </w:tc>
+      </w:tr>
+      <w:tr>
+        <w:tc>
+          <w:tcPr>
+            <w:tcW w:type="dxa" w:w="5112"/>
+          </w:tcPr>
+          <w:p>
+            <w:r>
+              <w:t>One error or limit and the next test</w:t>
+            </w:r>
+          </w:p>
+        </w:tc>
+        <w:tc>
+          <w:tcPr>
+            <w:tcW w:type="dxa" w:w="5112"/>
+          </w:tcPr>
+          <w:p>
+            <w:r/>
+          </w:p>
+        </w:tc>
+      </w:tr>
+    </w:tbl>
+    <w:p>
+      <w:pPr>
+        <w:pStyle w:val="Heading3"/>
+      </w:pPr>
+      <w:r>
+        <w:t>Explain what this week adds to your project. Reuse last week’s record rather than starting again.</w:t>
+      </w:r>
+    </w:p>
+    <w:p>
+      <w:r>
+        <w:t>________________________________________________________________</w:t>
+      </w:r>
+    </w:p>
+    <w:p>
+      <w:r>
+        <w:t>________________________________________________________________</w:t>
+      </w:r>
+    </w:p>
+    <w:p>
+      <w:r>
+        <w:t>________________________________________________________________</w:t>
+      </w:r>
+    </w:p>
+    <w:p>
+      <w:r>
+        <w:t>________________________________________________________________</w:t>
+      </w:r>
+    </w:p>
+    <w:p>
+      <w:r>
+        <w:t>________________________________________________________________</w:t>
+      </w:r>
+    </w:p>
     <w:sectPr>
       <w:pgSz w:w="12240" w:h="15840"/>
       <w:pgMar w:top="936" w:right="1008" w:bottom="936" w:left="1008" w:header="720" w:footer="720" w:gutter="0"/>

--- a/downloads/workbook/ai-5-week-19.docx
+++ b/downloads/workbook/ai-5-week-19.docx
@@ -1164,6 +1164,248 @@
         <w:t>________________________________________________________________</w:t>
       </w:r>
     </w:p>
+    <w:p>
+      <w:pPr>
+        <w:pStyle w:val="Heading1"/>
+      </w:pPr>
+      <w:r>
+        <w:t>14. Supported practice and learning evidence</w:t>
+      </w:r>
+    </w:p>
+    <w:p>
+      <w:r>
+        <w:t>Use this supported practice once, in the browser or on paper. Keep the reserved independent assessment for a separate first attempt before teacher feedback.</w:t>
+      </w:r>
+    </w:p>
+    <w:p>
+      <w:r>
+        <w:t>See when a representation preserves a distinction and when it destroys it.</w:t>
+      </w:r>
+    </w:p>
+    <w:p>
+      <w:pPr>
+        <w:pStyle w:val="Heading3"/>
+      </w:pPr>
+      <w:r>
+        <w:t>Practice 1: explain the deciding evidence</w:t>
+      </w:r>
+    </w:p>
+    <w:p>
+      <w:r>
+        <w:t>Which labelled step matches this detail? If the head receives only h1+h2, both become3 and the target distinction is lost.</w:t>
+      </w:r>
+    </w:p>
+    <w:p>
+      <w:r>
+        <w:t>1. Encode B</w:t>
+      </w:r>
+    </w:p>
+    <w:p>
+      <w:r>
+        <w:t>2. Encode A</w:t>
+      </w:r>
+    </w:p>
+    <w:p>
+      <w:r>
+        <w:t>3. Compare collapsed summary</w:t>
+      </w:r>
+    </w:p>
+    <w:p>
+      <w:pPr>
+        <w:pStyle w:val="Heading3"/>
+      </w:pPr>
+      <w:r>
+        <w:t>My selected conclusion, deciding fact and explanation</w:t>
+      </w:r>
+    </w:p>
+    <w:p>
+      <w:r>
+        <w:t>________________________________________________________________</w:t>
+      </w:r>
+    </w:p>
+    <w:p>
+      <w:r>
+        <w:t>________________________________________________________________</w:t>
+      </w:r>
+    </w:p>
+    <w:p>
+      <w:r>
+        <w:t>________________________________________________________________</w:t>
+      </w:r>
+    </w:p>
+    <w:p>
+      <w:r>
+        <w:t>________________________________________________________________</w:t>
+      </w:r>
+    </w:p>
+    <w:p>
+      <w:r>
+        <w:t>________________________________________________________________</w:t>
+      </w:r>
+    </w:p>
+    <w:p>
+      <w:r>
+        <w:t>Hint if needed: Read the steps in the pictorial case. Match the supplied detail to the stage that performs or records it.</w:t>
+      </w:r>
+    </w:p>
+    <w:p>
+      <w:r>
+        <w:t>After your attempt, compare with the supported explanation: Compare collapsed summary If the head receives only h1+h2, both become3 and the target distinction is lost. A hidden representation decides which distinctions remain available to an output head. These two hidden coordinates preserve whether the left or right side is brighter. Adding them discards that direction and gives both examples the same scalar. A deterministic head cannot assign different labels to identical inputs; retain the distinction or change the task.</w:t>
+      </w:r>
+    </w:p>
+    <w:p>
+      <w:pPr>
+        <w:pStyle w:val="Heading3"/>
+      </w:pPr>
+      <w:r>
+        <w:t>Practice 2: explain the deciding evidence</w:t>
+      </w:r>
+    </w:p>
+    <w:p>
+      <w:r>
+        <w:t>Changed-case practice: The head keeps both ordered hidden values instead of their sum. Which conclusion is supported by the supplied facts?</w:t>
+      </w:r>
+    </w:p>
+    <w:p>
+      <w:r>
+        <w:t>1. This one example guarantees correct results for every future input.</w:t>
+      </w:r>
+    </w:p>
+    <w:p>
+      <w:r>
+        <w:t>2. We can decide the result without examining the changed input or the procedure.</w:t>
+      </w:r>
+    </w:p>
+    <w:p>
+      <w:r>
+        <w:t>3. It can distinguish [3, 0] from [0, 3] in this example.</w:t>
+      </w:r>
+    </w:p>
+    <w:p>
+      <w:pPr>
+        <w:pStyle w:val="Heading3"/>
+      </w:pPr>
+      <w:r>
+        <w:t>My selected conclusion, deciding fact and explanation</w:t>
+      </w:r>
+    </w:p>
+    <w:p>
+      <w:r>
+        <w:t>________________________________________________________________</w:t>
+      </w:r>
+    </w:p>
+    <w:p>
+      <w:r>
+        <w:t>________________________________________________________________</w:t>
+      </w:r>
+    </w:p>
+    <w:p>
+      <w:r>
+        <w:t>________________________________________________________________</w:t>
+      </w:r>
+    </w:p>
+    <w:p>
+      <w:r>
+        <w:t>________________________________________________________________</w:t>
+      </w:r>
+    </w:p>
+    <w:p>
+      <w:r>
+        <w:t>________________________________________________________________</w:t>
+      </w:r>
+    </w:p>
+    <w:p>
+      <w:r>
+        <w:t>Hint if needed: Use the changed condition and the deciding step in the pictorial trace. The answer must say what follows from those facts.</w:t>
+      </w:r>
+    </w:p>
+    <w:p>
+      <w:r>
+        <w:t>After your attempt, compare with the supported explanation: It can distinguish [3, 0] from [0, 3] in this example. The representation retains the direction of brightness difference when coordinates stay separate.</w:t>
+      </w:r>
+    </w:p>
+    <w:p>
+      <w:pPr>
+        <w:pStyle w:val="Heading3"/>
+      </w:pPr>
+      <w:r>
+        <w:t>Repair a missing building block</w:t>
+      </w:r>
+    </w:p>
+    <w:p>
+      <w:r>
+        <w:t>Review Debugging shapes and gradients (ai-5/18). Goal: Check dimension contracts before computing a layer. Short practice: What should a debugging record pair with every gradient value? Point to the relevant step in the picture, then write the changed result and the rule or evidence that supports it.. Return to this week and explain what you changed.</w:t>
+      </w:r>
+    </w:p>
+    <w:p>
+      <w:r>
+        <w:t>Review Regularisation and early stopping (ai-5/16). Goal: Separate a weight penalty from prediction error. Short practice: Why should the penalty value not be reported as validation error? Point to the relevant step in the picture, then write the changed result and the rule or evidence that supports it.. Return to this week and explain what you changed.</w:t>
+      </w:r>
+    </w:p>
+    <w:p>
+      <w:r>
+        <w:t>Review Batching and epochs (ai-5/13). Goal: Distinguish an example a batch an update and an epoch. Short practice: Why do the single-example orders finish at different weights? Point to the relevant step in the picture, then write the changed result and the rule or evidence that supports it.. Return to this week and explain what you changed.</w:t>
+      </w:r>
+    </w:p>
+    <w:p>
+      <w:pPr>
+        <w:pStyle w:val="Heading3"/>
+      </w:pPr>
+      <w:r>
+        <w:t>Predict, run and debug</w:t>
+      </w:r>
+    </w:p>
+    <w:p>
+      <w:r>
+        <w:t>The browser lab lets you edit the supported Python examples already included in this lesson. Predict first, run, inspect the actual output or error, change one input, then run again. Keep code, predictions, actual results and a reasoned revision together. On paper, label your result as a trace rather than an execution.</w:t>
+      </w:r>
+    </w:p>
+    <w:p>
+      <w:pPr>
+        <w:pStyle w:val="Heading3"/>
+      </w:pPr>
+      <w:r>
+        <w:t>Keep your completed work</w:t>
+      </w:r>
+    </w:p>
+    <w:p>
+      <w:r>
+        <w:t>Use Download completed work in the hosted lesson to export your answers, reflections, practice feedback and code-run evidence. Open the HTML copy to read or print it. Drafts stay in this browser when storage is available; clear drafts on a shared device.</w:t>
+      </w:r>
+    </w:p>
+    <w:p>
+      <w:pPr>
+        <w:pStyle w:val="Heading3"/>
+      </w:pPr>
+      <w:r>
+        <w:t>What I repaired, the evidence I kept and the next test</w:t>
+      </w:r>
+    </w:p>
+    <w:p>
+      <w:r>
+        <w:t>________________________________________________________________</w:t>
+      </w:r>
+    </w:p>
+    <w:p>
+      <w:r>
+        <w:t>________________________________________________________________</w:t>
+      </w:r>
+    </w:p>
+    <w:p>
+      <w:r>
+        <w:t>________________________________________________________________</w:t>
+      </w:r>
+    </w:p>
+    <w:p>
+      <w:r>
+        <w:t>________________________________________________________________</w:t>
+      </w:r>
+    </w:p>
+    <w:p>
+      <w:r>
+        <w:t>________________________________________________________________</w:t>
+      </w:r>
+    </w:p>
     <w:sectPr>
       <w:pgSz w:w="12240" w:h="15840"/>
       <w:pgMar w:top="936" w:right="1008" w:bottom="936" w:left="1008" w:header="720" w:footer="720" w:gutter="0"/>

--- a/downloads/workbook/ai-5-week-19.docx
+++ b/downloads/workbook/ai-5-week-19.docx
@@ -30,33 +30,45 @@
     </w:p>
     <w:p>
       <w:r>
-        <w:t>Try the recall before opening notes. Then use a different colour or a labelled second line to correct your explanation.</w:t>
+        <w:t>Record your starting explanation for Learned representations before opening notes. Show any later correction separately.</w:t>
       </w:r>
     </w:p>
     <w:p>
       <w:pPr>
-        <w:pStyle w:val="Heading3"/>
-      </w:pPr>
-      <w:r>
-        <w:t>Debugging shapes and gradients</w:t>
+        <w:spacing w:line="336" w:lineRule="auto" w:after="180"/>
+      </w:pPr>
+      <w:r>
+        <w:rPr>
+          <w:b w:val="0"/>
+        </w:rPr>
+        <w:t>Try the recall before opening notes. Then use a different colour or a labelled second line to correct your explanation.</w:t>
       </w:r>
     </w:p>
     <w:p>
-      <w:r>
-        <w:t>Without opening the old lesson, explain one key idea from Debugging shapes and gradients. Give an example and a mistake that the idea helps you avoid.</w:t>
+      <w:pPr>
+        <w:pStyle w:val="Heading3"/>
+      </w:pPr>
+      <w:r>
+        <w:t>Debugging shapes and gradients</w:t>
       </w:r>
     </w:p>
     <w:p>
       <w:pPr>
-        <w:pStyle w:val="Heading3"/>
-      </w:pPr>
-      <w:r>
-        <w:t>My remembered idea, example and correction</w:t>
+        <w:spacing w:line="336" w:lineRule="auto" w:after="180"/>
+      </w:pPr>
+      <w:r>
+        <w:rPr>
+          <w:b w:val="0"/>
+        </w:rPr>
+        <w:t>Without opening the old lesson, explain one key idea from Debugging shapes and gradients. Give an example and a mistake that the idea helps you avoid.</w:t>
       </w:r>
     </w:p>
     <w:p>
-      <w:r>
-        <w:t>________________________________________________________________</w:t>
+      <w:pPr>
+        <w:pStyle w:val="Heading3"/>
+      </w:pPr>
+      <w:r>
+        <w:t>My remembered idea, example and correction</w:t>
       </w:r>
     </w:p>
     <w:p>
@@ -70,29 +82,35 @@
       </w:r>
     </w:p>
     <w:p>
-      <w:pPr>
-        <w:pStyle w:val="Heading3"/>
-      </w:pPr>
-      <w:r>
-        <w:t>Regularisation and early stopping</w:t>
+      <w:r>
+        <w:t>________________________________________________________________</w:t>
       </w:r>
     </w:p>
     <w:p>
-      <w:r>
-        <w:t>Without opening the old lesson, explain one key idea from Regularisation and early stopping. Give an example and a mistake that the idea helps you avoid.</w:t>
+      <w:pPr>
+        <w:pStyle w:val="Heading3"/>
+      </w:pPr>
+      <w:r>
+        <w:t>Regularisation and early stopping</w:t>
       </w:r>
     </w:p>
     <w:p>
       <w:pPr>
-        <w:pStyle w:val="Heading3"/>
-      </w:pPr>
-      <w:r>
-        <w:t>My remembered idea, example and correction</w:t>
+        <w:spacing w:line="336" w:lineRule="auto" w:after="180"/>
+      </w:pPr>
+      <w:r>
+        <w:rPr>
+          <w:b w:val="0"/>
+        </w:rPr>
+        <w:t>Without opening the old lesson, explain one key idea from Regularisation and early stopping. Give an example and a mistake that the idea helps you avoid.</w:t>
       </w:r>
     </w:p>
     <w:p>
-      <w:r>
-        <w:t>________________________________________________________________</w:t>
+      <w:pPr>
+        <w:pStyle w:val="Heading3"/>
+      </w:pPr>
+      <w:r>
+        <w:t>My remembered idea, example and correction</w:t>
       </w:r>
     </w:p>
     <w:p>
@@ -106,29 +124,35 @@
       </w:r>
     </w:p>
     <w:p>
-      <w:pPr>
-        <w:pStyle w:val="Heading3"/>
-      </w:pPr>
-      <w:r>
-        <w:t>Batching and epochs</w:t>
+      <w:r>
+        <w:t>________________________________________________________________</w:t>
       </w:r>
     </w:p>
     <w:p>
-      <w:r>
-        <w:t>Without opening the old lesson, explain one key idea from Batching and epochs. Give an example and a mistake that the idea helps you avoid.</w:t>
+      <w:pPr>
+        <w:pStyle w:val="Heading3"/>
+      </w:pPr>
+      <w:r>
+        <w:t>Batching and epochs</w:t>
       </w:r>
     </w:p>
     <w:p>
       <w:pPr>
-        <w:pStyle w:val="Heading3"/>
-      </w:pPr>
-      <w:r>
-        <w:t>My remembered idea, example and correction</w:t>
+        <w:spacing w:line="336" w:lineRule="auto" w:after="180"/>
+      </w:pPr>
+      <w:r>
+        <w:rPr>
+          <w:b w:val="0"/>
+        </w:rPr>
+        <w:t>Without opening the old lesson, explain one key idea from Batching and epochs. Give an example and a mistake that the idea helps you avoid.</w:t>
       </w:r>
     </w:p>
     <w:p>
-      <w:r>
-        <w:t>________________________________________________________________</w:t>
+      <w:pPr>
+        <w:pStyle w:val="Heading3"/>
+      </w:pPr>
+      <w:r>
+        <w:t>My remembered idea, example and correction</w:t>
       </w:r>
     </w:p>
     <w:p>
@@ -142,16 +166,44 @@
       </w:r>
     </w:p>
     <w:p>
-      <w:pPr>
-        <w:pStyle w:val="Heading1"/>
-      </w:pPr>
-      <w:r>
-        <w:t>02. Practise with fading help</w:t>
+      <w:r>
+        <w:t>________________________________________________________________</w:t>
       </w:r>
     </w:p>
     <w:p>
-      <w:r>
-        <w:t>Use W2: Prove an information loss for Learned representations. Record the answer once; the lesson and workbook refer to the same attempt.</w:t>
+      <w:pPr>
+        <w:pStyle w:val="Heading1"/>
+      </w:pPr>
+      <w:r>
+        <w:t>02. Practise with fading help</w:t>
+      </w:r>
+    </w:p>
+    <w:p>
+      <w:r>
+        <w:t>Complete the supported Learned representations trace and record the first step you can explain without help.</w:t>
+      </w:r>
+    </w:p>
+    <w:p>
+      <w:pPr>
+        <w:spacing w:line="336" w:lineRule="auto" w:after="180"/>
+      </w:pPr>
+      <w:r>
+        <w:rPr>
+          <w:b w:val="0"/>
+        </w:rPr>
+        <w:t xml:space="preserve">Use W2: Prove an information loss for Learned </w:t>
+      </w:r>
+      <w:r>
+        <w:rPr>
+          <w:b/>
+        </w:rPr>
+        <w:t>representation</w:t>
+      </w:r>
+      <w:r>
+        <w:rPr>
+          <w:b w:val="0"/>
+        </w:rPr>
+        <w:t>s. Record the answer once; the lesson and workbook refer to the same attempt.</w:t>
       </w:r>
     </w:p>
     <w:tbl>
@@ -279,25 +331,61 @@
     </w:p>
     <w:p>
       <w:r>
-        <w:t>Use the worked case for Learned representations. Proposed explanation: “Two hidden values preserve both input measurements”. Decide whether this explanation is supported. Point to the step or supplied fact that decides; explain your repair if needed.</w:t>
+        <w:t>Check the proposed Learned representations explanation against the supplied facts before discussing it.</w:t>
       </w:r>
     </w:p>
     <w:p>
       <w:pPr>
-        <w:pStyle w:val="Heading3"/>
-      </w:pPr>
-      <w:r>
-        <w:t>My explanation before partner discussion</w:t>
+        <w:spacing w:line="336" w:lineRule="auto" w:after="180"/>
+      </w:pPr>
+      <w:r>
+        <w:rPr>
+          <w:b w:val="0"/>
+        </w:rPr>
+        <w:t xml:space="preserve">Use the worked case for Learned </w:t>
+      </w:r>
+      <w:r>
+        <w:rPr>
+          <w:b/>
+        </w:rPr>
+        <w:t>representation</w:t>
+      </w:r>
+      <w:r>
+        <w:rPr>
+          <w:b w:val="0"/>
+        </w:rPr>
+        <w:t xml:space="preserve">s. Proposed explanation: “Two hidden values preserve both </w:t>
+      </w:r>
+      <w:r>
+        <w:rPr>
+          <w:b/>
+        </w:rPr>
+        <w:t>input</w:t>
+      </w:r>
+      <w:r>
+        <w:rPr>
+          <w:b w:val="0"/>
+        </w:rPr>
+        <w:t xml:space="preserve"> measurements”. Decide whether this explanation is supported.</w:t>
       </w:r>
     </w:p>
     <w:p>
-      <w:r>
-        <w:t>________________________________________________________________</w:t>
+      <w:pPr>
+        <w:spacing w:line="336" w:lineRule="auto" w:after="180"/>
+      </w:pPr>
+      <w:r>
+        <w:rPr>
+          <w:b w:val="0"/>
+        </w:rPr>
+        <w:t>Point to the step or supplied fact that decides; explain your repair if needed.</w:t>
       </w:r>
     </w:p>
     <w:p>
-      <w:r>
-        <w:t>________________________________________________________________</w:t>
+      <w:pPr>
+        <w:pStyle w:val="Heading3"/>
+      </w:pPr>
+      <w:r>
+        <w:t>My explanation before partner discussion</w:t>
       </w:r>
     </w:p>
     <w:p>
@@ -311,52 +399,66 @@
       </w:r>
     </w:p>
     <w:p>
-      <w:pPr>
-        <w:pStyle w:val="Heading1"/>
-      </w:pPr>
-      <w:r>
-        <w:t>04. Independent transfer case</w:t>
+      <w:r>
+        <w:t>________________________________________________________________</w:t>
       </w:r>
     </w:p>
     <w:p>
-      <w:pPr>
-        <w:pStyle w:val="Heading3"/>
-      </w:pPr>
-      <w:r>
-        <w:t>Independent case: Audit a new representation independently</w:t>
+      <w:r>
+        <w:t>________________________________________________________________</w:t>
       </w:r>
     </w:p>
     <w:p>
-      <w:r>
-        <w:t>A different layer uses g = [ReLU(width - height - 1), ReLU(height - width - 1)]. Encode [4, 3] and [3, 4]. State their targets for width strictly greater than height. Can any deterministic head receiving only g classify both correctly?</w:t>
+      <w:pPr>
+        <w:pStyle w:val="Heading1"/>
+      </w:pPr>
+      <w:r>
+        <w:t>04. Independent transfer case</w:t>
       </w:r>
     </w:p>
     <w:p>
-      <w:pPr>
-        <w:pStyle w:val="Heading3"/>
-      </w:pPr>
-      <w:r>
-        <w:t>My independent explanation, trace and limits</w:t>
+      <w:r>
+        <w:t>Write one first attempt at the reserved independent case before feedback. Repeated copies of that case refer to the same recorded attempt.</w:t>
       </w:r>
     </w:p>
     <w:p>
-      <w:r>
-        <w:t>________________________________________________________________</w:t>
+      <w:pPr>
+        <w:pStyle w:val="Heading3"/>
+      </w:pPr>
+      <w:r>
+        <w:t>Independent case: Audit a new representation independently</w:t>
       </w:r>
     </w:p>
     <w:p>
-      <w:r>
-        <w:t>________________________________________________________________</w:t>
+      <w:pPr>
+        <w:spacing w:line="336" w:lineRule="auto" w:after="180"/>
+        <w:shd w:fill="F5F1FB"/>
+      </w:pPr>
+      <w:r>
+        <w:rPr>
+          <w:b w:val="0"/>
+        </w:rPr>
+        <w:t>A different layer uses g = [ReLU(width - height - 1), ReLU(height - width - 1)]. Encode [4, 3] and [3, 4]. State their targets for width strictly greater than height.</w:t>
       </w:r>
     </w:p>
     <w:p>
-      <w:r>
-        <w:t>________________________________________________________________</w:t>
+      <w:pPr>
+        <w:spacing w:line="336" w:lineRule="auto" w:after="180"/>
+        <w:shd w:fill="F5F1FB"/>
+      </w:pPr>
+      <w:r>
+        <w:rPr>
+          <w:b w:val="0"/>
+        </w:rPr>
+        <w:t>Can any deterministic head receiving only g classify both correctly?</w:t>
       </w:r>
     </w:p>
     <w:p>
-      <w:r>
-        <w:t>________________________________________________________________</w:t>
+      <w:pPr>
+        <w:pStyle w:val="Heading3"/>
+      </w:pPr>
+      <w:r>
+        <w:t>My independent explanation, trace and limits</w:t>
       </w:r>
     </w:p>
     <w:p>
@@ -376,53 +478,77 @@
     </w:p>
     <w:p>
       <w:r>
-        <w:t>Attempt this case before feedback. Record any help. Earlier examples below are further practice; a case already practised with feedback cannot establish fresh transfer.</w:t>
+        <w:t>________________________________________________________________</w:t>
       </w:r>
     </w:p>
     <w:p>
-      <w:pPr>
-        <w:pStyle w:val="Heading1"/>
-      </w:pPr>
-      <w:r>
-        <w:t>05. W1 Trace new inputs</w:t>
+      <w:r>
+        <w:t>________________________________________________________________</w:t>
       </w:r>
     </w:p>
     <w:p>
       <w:r>
-        <w:t>Encode [8, 3], [3, 8] and [4, 4] with the lesson layer. Apply its prediction rule and explain the square boundary.</w:t>
+        <w:t>________________________________________________________________</w:t>
       </w:r>
     </w:p>
     <w:p>
-      <w:pPr>
-        <w:pStyle w:val="Heading3"/>
-      </w:pPr>
-      <w:r>
-        <w:t>My reasoning and evidence</w:t>
+      <w:r>
+        <w:t>________________________________________________________________</w:t>
       </w:r>
     </w:p>
     <w:p>
-      <w:r>
-        <w:t>________________________________________________________________</w:t>
+      <w:pPr>
+        <w:spacing w:line="336" w:lineRule="auto" w:after="180"/>
+      </w:pPr>
+      <w:r>
+        <w:rPr>
+          <w:b w:val="0"/>
+        </w:rPr>
+        <w:t>Attempt this case before feedback. Record any help. Earlier examples below are further practice; a case already practised with feedback cannot establish fresh transfer.</w:t>
       </w:r>
     </w:p>
     <w:p>
-      <w:r>
-        <w:t>________________________________________________________________</w:t>
+      <w:pPr>
+        <w:pStyle w:val="Heading1"/>
+      </w:pPr>
+      <w:r>
+        <w:t>05. W1 Trace new inputs</w:t>
       </w:r>
     </w:p>
     <w:p>
       <w:r>
-        <w:t>________________________________________________________________</w:t>
+        <w:t>Trace new inputs. Apply the supplied Learned representations facts and keep your reasoning.</w:t>
       </w:r>
     </w:p>
     <w:p>
-      <w:r>
-        <w:t>________________________________________________________________</w:t>
+      <w:pPr>
+        <w:spacing w:line="336" w:lineRule="auto" w:after="180"/>
+      </w:pPr>
+      <w:r>
+        <w:rPr>
+          <w:b w:val="0"/>
+        </w:rPr>
+        <w:t xml:space="preserve">Encode [8, 3], [3, 8] and [4, 4] with the lesson layer. Apply its </w:t>
+      </w:r>
+      <w:r>
+        <w:rPr>
+          <w:b/>
+        </w:rPr>
+        <w:t>prediction</w:t>
+      </w:r>
+      <w:r>
+        <w:rPr>
+          <w:b w:val="0"/>
+        </w:rPr>
+        <w:t xml:space="preserve"> rule and explain the square boundary.</w:t>
       </w:r>
     </w:p>
     <w:p>
-      <w:r>
-        <w:t>________________________________________________________________</w:t>
+      <w:pPr>
+        <w:pStyle w:val="Heading3"/>
+      </w:pPr>
+      <w:r>
+        <w:t>My reasoning and evidence</w:t>
       </w:r>
     </w:p>
     <w:p>
@@ -431,24 +557,18 @@
       </w:r>
     </w:p>
     <w:p>
-      <w:pPr>
-        <w:pStyle w:val="Heading1"/>
-      </w:pPr>
-      <w:r>
-        <w:t>06. W2 Prove an information loss</w:t>
+      <w:r>
+        <w:t>________________________________________________________________</w:t>
       </w:r>
     </w:p>
     <w:p>
       <w:r>
-        <w:t>Give the hidden vectors and areas for [4, 2] and [5, 3]. Explain why increasing only the complexity of a deterministic area head cannot make both exact predictions correct.</w:t>
+        <w:t>________________________________________________________________</w:t>
       </w:r>
     </w:p>
     <w:p>
-      <w:pPr>
-        <w:pStyle w:val="Heading3"/>
-      </w:pPr>
-      <w:r>
-        <w:t>My reasoning and evidence</w:t>
+      <w:r>
+        <w:t>________________________________________________________________</w:t>
       </w:r>
     </w:p>
     <w:p>
@@ -462,44 +582,62 @@
       </w:r>
     </w:p>
     <w:p>
-      <w:r>
-        <w:t>________________________________________________________________</w:t>
+      <w:pPr>
+        <w:pStyle w:val="Heading1"/>
+      </w:pPr>
+      <w:r>
+        <w:t>06. W2 Prove an information loss</w:t>
       </w:r>
     </w:p>
     <w:p>
       <w:r>
-        <w:t>________________________________________________________________</w:t>
+        <w:t>Prove an information loss. Apply the supplied Learned representations facts and keep your reasoning.</w:t>
       </w:r>
     </w:p>
     <w:p>
-      <w:r>
-        <w:t>________________________________________________________________</w:t>
+      <w:pPr>
+        <w:spacing w:line="336" w:lineRule="auto" w:after="180"/>
+      </w:pPr>
+      <w:r>
+        <w:rPr>
+          <w:b w:val="0"/>
+        </w:rPr>
+        <w:t xml:space="preserve">Give the hidden vectors and areas for [4, 2] and [5, 3]. Explain why increasing only the complexity of a deterministic area head cannot make both exact </w:t>
+      </w:r>
+      <w:r>
+        <w:rPr>
+          <w:b/>
+        </w:rPr>
+        <w:t>prediction</w:t>
+      </w:r>
+      <w:r>
+        <w:rPr>
+          <w:b w:val="0"/>
+        </w:rPr>
+        <w:t>s correct.</w:t>
       </w:r>
     </w:p>
     <w:p>
-      <w:r>
-        <w:t>________________________________________________________________</w:t>
+      <w:pPr>
+        <w:pStyle w:val="Heading3"/>
+      </w:pPr>
+      <w:r>
+        <w:t>My reasoning and evidence</w:t>
       </w:r>
     </w:p>
     <w:p>
-      <w:pPr>
-        <w:pStyle w:val="Heading1"/>
-      </w:pPr>
-      <w:r>
-        <w:t>07. W3 Compare another encoding</w:t>
+      <w:r>
+        <w:t>________________________________________________________________</w:t>
       </w:r>
     </w:p>
     <w:p>
       <w:r>
-        <w:t>The alternative representation is s = width + height. Use [4, 2] and [2, 4] to decide whether s alone always supports the wider-than-height task.</w:t>
+        <w:t>________________________________________________________________</w:t>
       </w:r>
     </w:p>
     <w:p>
-      <w:pPr>
-        <w:pStyle w:val="Heading3"/>
-      </w:pPr>
-      <w:r>
-        <w:t>My reasoning and evidence</w:t>
+      <w:r>
+        <w:t>________________________________________________________________</w:t>
       </w:r>
     </w:p>
     <w:p>
@@ -518,39 +656,57 @@
       </w:r>
     </w:p>
     <w:p>
-      <w:r>
-        <w:t>________________________________________________________________</w:t>
+      <w:pPr>
+        <w:pStyle w:val="Heading1"/>
+      </w:pPr>
+      <w:r>
+        <w:t>07. W3 Compare another encoding</w:t>
       </w:r>
     </w:p>
     <w:p>
       <w:r>
-        <w:t>________________________________________________________________</w:t>
+        <w:t>Compare another encoding. Apply the supplied Learned representations facts and keep your reasoning.</w:t>
       </w:r>
     </w:p>
     <w:p>
-      <w:r>
-        <w:t>________________________________________________________________</w:t>
+      <w:pPr>
+        <w:spacing w:line="336" w:lineRule="auto" w:after="180"/>
+      </w:pPr>
+      <w:r>
+        <w:rPr>
+          <w:b w:val="0"/>
+        </w:rPr>
+        <w:t xml:space="preserve">The alternative </w:t>
+      </w:r>
+      <w:r>
+        <w:rPr>
+          <w:b/>
+        </w:rPr>
+        <w:t>representation</w:t>
+      </w:r>
+      <w:r>
+        <w:rPr>
+          <w:b w:val="0"/>
+        </w:rPr>
+        <w:t xml:space="preserve"> is s = width + height. Use [4, 2] and [2, 4] to decide whether s alone always supports the wider-than-height task.</w:t>
       </w:r>
     </w:p>
     <w:p>
       <w:pPr>
-        <w:pStyle w:val="Heading1"/>
-      </w:pPr>
-      <w:r>
-        <w:t>08. W4 Audit a new representation independently</w:t>
+        <w:pStyle w:val="Heading3"/>
+      </w:pPr>
+      <w:r>
+        <w:t>My reasoning and evidence</w:t>
       </w:r>
     </w:p>
     <w:p>
       <w:r>
-        <w:t>A different layer uses g = [ReLU(width - height - 1), ReLU(height - width - 1)]. Encode [4, 3] and [3, 4]. State their targets for width strictly greater than height. Can any deterministic head receiving only g classify both correctly?</w:t>
+        <w:t>________________________________________________________________</w:t>
       </w:r>
     </w:p>
     <w:p>
-      <w:pPr>
-        <w:pStyle w:val="Heading3"/>
-      </w:pPr>
-      <w:r>
-        <w:t>My reasoning and evidence</w:t>
+      <w:r>
+        <w:t>________________________________________________________________</w:t>
       </w:r>
     </w:p>
     <w:p>
@@ -574,44 +730,58 @@
       </w:r>
     </w:p>
     <w:p>
-      <w:r>
-        <w:t>________________________________________________________________</w:t>
+      <w:pPr>
+        <w:pStyle w:val="Heading1"/>
+      </w:pPr>
+      <w:r>
+        <w:t>08. W4 Audit a new representation independently</w:t>
       </w:r>
     </w:p>
     <w:p>
       <w:r>
-        <w:t>________________________________________________________________</w:t>
+        <w:t>Attempt before feedback. If this repeats the selected independent case, reuse that first attempt; otherwise keep a separate record. Audit a new representation independently. Apply the supplied Learned representations facts and keep your reasoning.</w:t>
       </w:r>
     </w:p>
     <w:p>
-      <w:r>
-        <w:t>________________________________________________________________</w:t>
+      <w:pPr>
+        <w:spacing w:line="336" w:lineRule="auto" w:after="180"/>
+        <w:shd w:fill="F5F1FB"/>
+      </w:pPr>
+      <w:r>
+        <w:rPr>
+          <w:b w:val="0"/>
+        </w:rPr>
+        <w:t>A different layer uses g = [ReLU(width - height - 1), ReLU(height - width - 1)]. Encode [4, 3] and [3, 4]. State their targets for width strictly greater than height.</w:t>
       </w:r>
     </w:p>
     <w:p>
-      <w:r>
-        <w:t>________________________________________________________________</w:t>
+      <w:pPr>
+        <w:spacing w:line="336" w:lineRule="auto" w:after="180"/>
+        <w:shd w:fill="F5F1FB"/>
+      </w:pPr>
+      <w:r>
+        <w:rPr>
+          <w:b w:val="0"/>
+        </w:rPr>
+        <w:t>Can any deterministic head receiving only g classify both correctly?</w:t>
       </w:r>
     </w:p>
     <w:p>
       <w:pPr>
-        <w:pStyle w:val="Heading1"/>
-      </w:pPr>
-      <w:r>
-        <w:t>09. W5 Repair and qualify a claim</w:t>
+        <w:pStyle w:val="Heading3"/>
+      </w:pPr>
+      <w:r>
+        <w:t>My reasoning and evidence</w:t>
       </w:r>
     </w:p>
     <w:p>
       <w:r>
-        <w:t>For h = [2, 0] and s = 8, recover width, height and area. Does this algebra prove that a training program learned the representation or that it will work well on noisy measurements?</w:t>
+        <w:t>________________________________________________________________</w:t>
       </w:r>
     </w:p>
     <w:p>
-      <w:pPr>
-        <w:pStyle w:val="Heading3"/>
-      </w:pPr>
-      <w:r>
-        <w:t>My reasoning and evidence</w:t>
+      <w:r>
+        <w:t>________________________________________________________________</w:t>
       </w:r>
     </w:p>
     <w:p>
@@ -649,25 +819,56 @@
         <w:pStyle w:val="Heading1"/>
       </w:pPr>
       <w:r>
-        <w:t>10. Project checkpoint and reflection</w:t>
+        <w:t>09. W5 Repair and qualify a claim</w:t>
       </w:r>
     </w:p>
     <w:p>
       <w:r>
-        <w:t>Add a labelled learned representations evidence sheet to Image-pattern Network Investigation. Show how you can trace an input through a hidden representation and a decision rule. Use the supplied fictional case and keep its inputs, intermediate steps, calculation or prediction, and limitation. Connect this record to last week’s record; a matching answer without a trace is insufficient.</w:t>
+        <w:t>Repair and qualify a claim. Apply the supplied Learned representations facts and keep your reasoning.</w:t>
       </w:r>
     </w:p>
     <w:p>
       <w:pPr>
-        <w:pStyle w:val="Heading3"/>
-      </w:pPr>
-      <w:r>
-        <w:t>My project change, supporting evidence and remaining limit</w:t>
+        <w:spacing w:line="336" w:lineRule="auto" w:after="180"/>
+        <w:shd w:fill="F5F1FB"/>
+      </w:pPr>
+      <w:r>
+        <w:rPr>
+          <w:b w:val="0"/>
+        </w:rPr>
+        <w:t xml:space="preserve">For h = [2, 0] and s = 8, recover width, height and area. Does this algebra prove that a </w:t>
+      </w:r>
+      <w:r>
+        <w:rPr>
+          <w:b/>
+        </w:rPr>
+        <w:t>training</w:t>
+      </w:r>
+      <w:r>
+        <w:rPr>
+          <w:b w:val="0"/>
+        </w:rPr>
+        <w:t xml:space="preserve"> program learned the </w:t>
+      </w:r>
+      <w:r>
+        <w:rPr>
+          <w:b/>
+        </w:rPr>
+        <w:t>representation</w:t>
+      </w:r>
+      <w:r>
+        <w:rPr>
+          <w:b w:val="0"/>
+        </w:rPr>
+        <w:t xml:space="preserve"> or that it will work well on noisy measurements?</w:t>
       </w:r>
     </w:p>
     <w:p>
-      <w:r>
-        <w:t>________________________________________________________________</w:t>
+      <w:pPr>
+        <w:pStyle w:val="Heading3"/>
+      </w:pPr>
+      <w:r>
+        <w:t>My reasoning and evidence</w:t>
       </w:r>
     </w:p>
     <w:p>
@@ -696,11 +897,166 @@
       </w:r>
     </w:p>
     <w:p>
+      <w:r>
+        <w:t>________________________________________________________________</w:t>
+      </w:r>
+    </w:p>
+    <w:p>
       <w:pPr>
         <w:pStyle w:val="Heading1"/>
       </w:pPr>
       <w:r>
+        <w:t>10. Project checkpoint and reflection</w:t>
+      </w:r>
+    </w:p>
+    <w:p>
+      <w:r>
+        <w:t>Connect Learned representations to Image-pattern Network Investigation, identify a limit and choose the next useful test.</w:t>
+      </w:r>
+    </w:p>
+    <w:p>
+      <w:pPr>
+        <w:spacing w:line="336" w:lineRule="auto" w:after="180"/>
+      </w:pPr>
+      <w:r>
+        <w:rPr>
+          <w:b w:val="0"/>
+        </w:rPr>
+        <w:t xml:space="preserve">Add a labelled learned </w:t>
+      </w:r>
+      <w:r>
+        <w:rPr>
+          <w:b/>
+        </w:rPr>
+        <w:t>representation</w:t>
+      </w:r>
+      <w:r>
+        <w:rPr>
+          <w:b w:val="0"/>
+        </w:rPr>
+        <w:t xml:space="preserve">s </w:t>
+      </w:r>
+      <w:r>
+        <w:rPr>
+          <w:b/>
+        </w:rPr>
+        <w:t>evidence</w:t>
+      </w:r>
+      <w:r>
+        <w:rPr>
+          <w:b w:val="0"/>
+        </w:rPr>
+        <w:t xml:space="preserve"> sheet to Image-pattern Network Investigation. Show how you can trace an </w:t>
+      </w:r>
+      <w:r>
+        <w:rPr>
+          <w:b/>
+        </w:rPr>
+        <w:t>input</w:t>
+      </w:r>
+      <w:r>
+        <w:rPr>
+          <w:b w:val="0"/>
+        </w:rPr>
+        <w:t xml:space="preserve"> through a hidden </w:t>
+      </w:r>
+      <w:r>
+        <w:rPr>
+          <w:b/>
+        </w:rPr>
+        <w:t>representation</w:t>
+      </w:r>
+      <w:r>
+        <w:rPr>
+          <w:b w:val="0"/>
+        </w:rPr>
+        <w:t xml:space="preserve"> and a decision rule.</w:t>
+      </w:r>
+    </w:p>
+    <w:p>
+      <w:pPr>
+        <w:spacing w:line="336" w:lineRule="auto" w:after="180"/>
+      </w:pPr>
+      <w:r>
+        <w:rPr>
+          <w:b w:val="0"/>
+        </w:rPr>
+        <w:t xml:space="preserve">Use the supplied fictional case and keep its </w:t>
+      </w:r>
+      <w:r>
+        <w:rPr>
+          <w:b/>
+        </w:rPr>
+        <w:t>input</w:t>
+      </w:r>
+      <w:r>
+        <w:rPr>
+          <w:b w:val="0"/>
+        </w:rPr>
+        <w:t xml:space="preserve">s, intermediate steps, calculation or </w:t>
+      </w:r>
+      <w:r>
+        <w:rPr>
+          <w:b/>
+        </w:rPr>
+        <w:t>prediction</w:t>
+      </w:r>
+      <w:r>
+        <w:rPr>
+          <w:b w:val="0"/>
+        </w:rPr>
+        <w:t>, and limitation. Connect this record to last week’s record; a matching answer without a trace is insufficient.</w:t>
+      </w:r>
+    </w:p>
+    <w:p>
+      <w:pPr>
+        <w:pStyle w:val="Heading3"/>
+      </w:pPr>
+      <w:r>
+        <w:t>My project change, supporting evidence and remaining limit</w:t>
+      </w:r>
+    </w:p>
+    <w:p>
+      <w:r>
+        <w:t>________________________________________________________________</w:t>
+      </w:r>
+    </w:p>
+    <w:p>
+      <w:r>
+        <w:t>________________________________________________________________</w:t>
+      </w:r>
+    </w:p>
+    <w:p>
+      <w:r>
+        <w:t>________________________________________________________________</w:t>
+      </w:r>
+    </w:p>
+    <w:p>
+      <w:r>
+        <w:t>________________________________________________________________</w:t>
+      </w:r>
+    </w:p>
+    <w:p>
+      <w:r>
+        <w:t>________________________________________________________________</w:t>
+      </w:r>
+    </w:p>
+    <w:p>
+      <w:r>
+        <w:t>________________________________________________________________</w:t>
+      </w:r>
+    </w:p>
+    <w:p>
+      <w:pPr>
+        <w:pStyle w:val="Heading1"/>
+      </w:pPr>
+      <w:r>
         <w:t>11. Feedback, return check and learning record</w:t>
+      </w:r>
+    </w:p>
+    <w:p>
+      <w:r>
+        <w:t>Record the first repaired step and a different case to revisit after a delay.</w:t>
       </w:r>
     </w:p>
     <w:tbl>
@@ -840,7 +1196,13 @@
       </w:tr>
     </w:tbl>
     <w:p>
-      <w:r>
+      <w:pPr>
+        <w:spacing w:line="336" w:lineRule="auto" w:after="180"/>
+      </w:pPr>
+      <w:r>
+        <w:rPr>
+          <w:b w:val="0"/>
+        </w:rPr>
         <w:t>Revisit this idea with your teacher after a delay. Familiarity is different from explaining and using it on a changed case.</w:t>
       </w:r>
     </w:p>
@@ -854,17 +1216,88 @@
     </w:p>
     <w:p>
       <w:r>
-        <w:t>See when a representation preserves a distinction and when it destroys it.</w:t>
+        <w:t>See when a representation preserves a distinction and when it destroys it. Explain the labelled step before checking the changed condition.</w:t>
       </w:r>
     </w:p>
     <w:p>
-      <w:r>
-        <w:t>Toy input [left, right]; representation h=[ReLU(left-right), ReLU(right-left)]. A=[5, 2]; B=[2, 5]; target is left-brighter versus right-brighter.</w:t>
+      <w:pPr>
+        <w:spacing w:line="336" w:lineRule="auto" w:after="180"/>
+      </w:pPr>
+      <w:r>
+        <w:rPr>
+          <w:b w:val="0"/>
+        </w:rPr>
+        <w:t xml:space="preserve">See when a </w:t>
+      </w:r>
+      <w:r>
+        <w:rPr>
+          <w:b/>
+        </w:rPr>
+        <w:t>representation</w:t>
+      </w:r>
+      <w:r>
+        <w:rPr>
+          <w:b w:val="0"/>
+        </w:rPr>
+        <w:t xml:space="preserve"> preserves a distinction and when it destroys it.</w:t>
       </w:r>
     </w:p>
     <w:p>
-      <w:r>
-        <w:t>All inputs and outcomes in this worked example are invented classroom data; no real model run is claimed.</w:t>
+      <w:pPr>
+        <w:spacing w:line="336" w:lineRule="auto" w:after="180"/>
+      </w:pPr>
+      <w:r>
+        <w:rPr>
+          <w:b w:val="0"/>
+        </w:rPr>
+        <w:t xml:space="preserve">Toy </w:t>
+      </w:r>
+      <w:r>
+        <w:rPr>
+          <w:b/>
+        </w:rPr>
+        <w:t>input</w:t>
+      </w:r>
+      <w:r>
+        <w:rPr>
+          <w:b w:val="0"/>
+        </w:rPr>
+        <w:t xml:space="preserve"> [left, right]; </w:t>
+      </w:r>
+      <w:r>
+        <w:rPr>
+          <w:b/>
+        </w:rPr>
+        <w:t>representation</w:t>
+      </w:r>
+      <w:r>
+        <w:rPr>
+          <w:b w:val="0"/>
+        </w:rPr>
+        <w:t xml:space="preserve"> h=[ReLU(left-right), ReLU(right-left)]. A=[5, 2]; B=[2, 5]; target is left-brighter versus right-brighter.</w:t>
+      </w:r>
+    </w:p>
+    <w:p>
+      <w:pPr>
+        <w:spacing w:line="336" w:lineRule="auto" w:after="180"/>
+      </w:pPr>
+      <w:r>
+        <w:rPr>
+          <w:b w:val="0"/>
+        </w:rPr>
+        <w:t xml:space="preserve">All </w:t>
+      </w:r>
+      <w:r>
+        <w:rPr>
+          <w:b/>
+        </w:rPr>
+        <w:t>input</w:t>
+      </w:r>
+      <w:r>
+        <w:rPr>
+          <w:b w:val="0"/>
+        </w:rPr>
+        <w:t>s and outcomes in this worked example are invented classroom data; no real model run is claimed.</w:t>
       </w:r>
     </w:p>
     <w:p>
@@ -940,8 +1373,26 @@
       </w:r>
     </w:p>
     <w:p>
-      <w:r>
-        <w:t>Why can no deterministic head using only the sum classify both correctly? Point to the relevant step in the picture, then write the changed result and the rule or evidence that supports it.</w:t>
+      <w:pPr>
+        <w:spacing w:line="336" w:lineRule="auto" w:after="180"/>
+      </w:pPr>
+      <w:r>
+        <w:rPr>
+          <w:b w:val="0"/>
+        </w:rPr>
+        <w:t xml:space="preserve">Why can no deterministic head using only the sum classify both correctly? Point to the relevant step in the picture, then write the changed result and the rule or </w:t>
+      </w:r>
+      <w:r>
+        <w:rPr>
+          <w:b/>
+        </w:rPr>
+        <w:t>evidence</w:t>
+      </w:r>
+      <w:r>
+        <w:rPr>
+          <w:b w:val="0"/>
+        </w:rPr>
+        <w:t xml:space="preserve"> that supports it.</w:t>
       </w:r>
     </w:p>
     <w:p>
@@ -983,36 +1434,138 @@
       </w:r>
     </w:p>
     <w:p>
-      <w:r>
-        <w:t>Support used: alone / hint / worked example. This record is practice evidence.</w:t>
+      <w:pPr>
+        <w:pStyle w:val="Heading3"/>
+      </w:pPr>
+      <w:r>
+        <w:t>Record the help used</w:t>
       </w:r>
     </w:p>
     <w:p>
-      <w:r>
-        <w:t>Project connection: For your Image-pattern Network Investigation, save the input, procedure, observed result and limitation of this check. Label this worked example as practice; use a different, previously unreviewed case when checking independent understanding.</w:t>
+      <w:pPr>
+        <w:spacing w:line="336" w:lineRule="auto" w:after="180"/>
+        <w:shd w:fill="F1F6F8"/>
+      </w:pPr>
+      <w:r>
+        <w:rPr>
+          <w:b w:val="0"/>
+        </w:rPr>
+        <w:t xml:space="preserve">Support used: alone / hint / worked example. This record is practice </w:t>
+      </w:r>
+      <w:r>
+        <w:rPr>
+          <w:b/>
+        </w:rPr>
+        <w:t>evidence</w:t>
+      </w:r>
+      <w:r>
+        <w:rPr>
+          <w:b w:val="0"/>
+        </w:rPr>
+        <w:t>.</w:t>
       </w:r>
     </w:p>
     <w:p>
       <w:pPr>
-        <w:pStyle w:val="Heading1"/>
-      </w:pPr>
-      <w:r>
-        <w:t>13. Project portfolio milestone</w:t>
+        <w:spacing w:line="336" w:lineRule="auto" w:after="180"/>
+      </w:pPr>
+      <w:r>
+        <w:rPr>
+          <w:b w:val="0"/>
+        </w:rPr>
+        <w:t xml:space="preserve">Project connection: For your Image-pattern Network Investigation, save the </w:t>
+      </w:r>
+      <w:r>
+        <w:rPr>
+          <w:b/>
+        </w:rPr>
+        <w:t>input</w:t>
+      </w:r>
+      <w:r>
+        <w:rPr>
+          <w:b w:val="0"/>
+        </w:rPr>
+        <w:t>, procedure, observed result and limitation of this check.</w:t>
       </w:r>
     </w:p>
     <w:p>
-      <w:r>
-        <w:t>Project: Image-pattern Network Investigation</w:t>
+      <w:pPr>
+        <w:spacing w:line="336" w:lineRule="auto" w:after="180"/>
+      </w:pPr>
+      <w:r>
+        <w:rPr>
+          <w:b w:val="0"/>
+        </w:rPr>
+        <w:t>Label this worked example as practice; use a different, previously unreviewed case when checking independent understanding.</w:t>
       </w:r>
     </w:p>
     <w:p>
-      <w:r>
-        <w:t>Current milestone: Evaluate and revise. Compare with your starting method, explain errors and record a justified revision.</w:t>
+      <w:pPr>
+        <w:pStyle w:val="Heading1"/>
+      </w:pPr>
+      <w:r>
+        <w:t>13. Project portfolio milestone</w:t>
       </w:r>
     </w:p>
     <w:p>
       <w:r>
-        <w:t>For your Image-pattern Network Investigation, save the input, procedure, observed result and limitation of this check. Label this worked example as practice; use a different, previously unreviewed case when checking independent understanding.</w:t>
+        <w:t>Keep this week’s input, deciding step, result and limit together in the Image-pattern Network Investigation record.</w:t>
+      </w:r>
+    </w:p>
+    <w:p>
+      <w:pPr>
+        <w:spacing w:line="336" w:lineRule="auto" w:after="180"/>
+      </w:pPr>
+      <w:r>
+        <w:rPr>
+          <w:b w:val="0"/>
+        </w:rPr>
+        <w:t>Project: Image-pattern Network Investigation</w:t>
+      </w:r>
+    </w:p>
+    <w:p>
+      <w:pPr>
+        <w:spacing w:line="336" w:lineRule="auto" w:after="180"/>
+      </w:pPr>
+      <w:r>
+        <w:rPr>
+          <w:b w:val="0"/>
+        </w:rPr>
+        <w:t>Current milestone: Evaluate and revise. Compare with your starting method, explain errors and record a justified revision.</w:t>
+      </w:r>
+    </w:p>
+    <w:p>
+      <w:pPr>
+        <w:spacing w:line="336" w:lineRule="auto" w:after="180"/>
+      </w:pPr>
+      <w:r>
+        <w:rPr>
+          <w:b w:val="0"/>
+        </w:rPr>
+        <w:t xml:space="preserve">For your Image-pattern Network Investigation, save the </w:t>
+      </w:r>
+      <w:r>
+        <w:rPr>
+          <w:b/>
+        </w:rPr>
+        <w:t>input</w:t>
+      </w:r>
+      <w:r>
+        <w:rPr>
+          <w:b w:val="0"/>
+        </w:rPr>
+        <w:t>, procedure, observed result and limitation of this check.</w:t>
+      </w:r>
+    </w:p>
+    <w:p>
+      <w:pPr>
+        <w:spacing w:line="336" w:lineRule="auto" w:after="180"/>
+      </w:pPr>
+      <w:r>
+        <w:rPr>
+          <w:b w:val="0"/>
+        </w:rPr>
+        <w:t>Label this worked example as practice; use a different, previously unreviewed case when checking independent understanding.</w:t>
       </w:r>
     </w:p>
     <w:tbl>
@@ -1174,53 +1727,104 @@
     </w:p>
     <w:p>
       <w:r>
-        <w:t>Use this supported practice once, in the browser or on paper. Keep the reserved independent assessment for a separate first attempt before teacher feedback.</w:t>
+        <w:t>Try the supported questions before comparing with hints and feedback. Record what you repaired and the evidence you retained.</w:t>
       </w:r>
     </w:p>
     <w:p>
-      <w:r>
-        <w:t>See when a representation preserves a distinction and when it destroys it.</w:t>
+      <w:pPr>
+        <w:spacing w:line="336" w:lineRule="auto" w:after="180"/>
+      </w:pPr>
+      <w:r>
+        <w:rPr>
+          <w:b w:val="0"/>
+        </w:rPr>
+        <w:t>Use this supported practice once, in the browser or on paper. Keep the reserved independent assessment for a separate first attempt before teacher feedback.</w:t>
       </w:r>
     </w:p>
     <w:p>
       <w:pPr>
-        <w:pStyle w:val="Heading3"/>
-      </w:pPr>
-      <w:r>
-        <w:t>Practice 1: explain the deciding evidence</w:t>
+        <w:spacing w:line="336" w:lineRule="auto" w:after="180"/>
+      </w:pPr>
+      <w:r>
+        <w:rPr>
+          <w:b w:val="0"/>
+        </w:rPr>
+        <w:t xml:space="preserve">See when a </w:t>
+      </w:r>
+      <w:r>
+        <w:rPr>
+          <w:b/>
+        </w:rPr>
+        <w:t>representation</w:t>
+      </w:r>
+      <w:r>
+        <w:rPr>
+          <w:b w:val="0"/>
+        </w:rPr>
+        <w:t xml:space="preserve"> preserves a distinction and when it destroys it.</w:t>
       </w:r>
     </w:p>
     <w:p>
-      <w:r>
-        <w:t>Which labelled step matches this detail? If the head receives only h1+h2, both become3 and the target distinction is lost.</w:t>
+      <w:pPr>
+        <w:pStyle w:val="Heading3"/>
+      </w:pPr>
+      <w:r>
+        <w:t>Practice 1: explain the deciding evidence</w:t>
       </w:r>
     </w:p>
     <w:p>
-      <w:r>
-        <w:t>1. Encode B</w:t>
+      <w:pPr>
+        <w:spacing w:line="336" w:lineRule="auto" w:after="180"/>
+      </w:pPr>
+      <w:r>
+        <w:rPr>
+          <w:b w:val="0"/>
+        </w:rPr>
+        <w:t>Which labelled step matches this detail? If the head receives only h1+h2, both become3 and the target distinction is lost.</w:t>
       </w:r>
     </w:p>
     <w:p>
-      <w:r>
-        <w:t>2. Encode A</w:t>
+      <w:pPr>
+        <w:spacing w:line="336" w:lineRule="auto" w:after="180"/>
+        <w:shd w:fill="F4F9FC"/>
+      </w:pPr>
+      <w:r>
+        <w:rPr>
+          <w:b w:val="0"/>
+        </w:rPr>
+        <w:t>1. Encode B</w:t>
       </w:r>
     </w:p>
     <w:p>
-      <w:r>
-        <w:t>3. Compare collapsed summary</w:t>
+      <w:pPr>
+        <w:spacing w:line="336" w:lineRule="auto" w:after="180"/>
+        <w:shd w:fill="F4F9FC"/>
+      </w:pPr>
+      <w:r>
+        <w:rPr>
+          <w:b w:val="0"/>
+        </w:rPr>
+        <w:t>2. Encode A</w:t>
       </w:r>
     </w:p>
     <w:p>
       <w:pPr>
-        <w:pStyle w:val="Heading3"/>
-      </w:pPr>
-      <w:r>
-        <w:t>My selected conclusion, deciding fact and explanation</w:t>
+        <w:spacing w:line="336" w:lineRule="auto" w:after="180"/>
+        <w:shd w:fill="F4F9FC"/>
+      </w:pPr>
+      <w:r>
+        <w:rPr>
+          <w:b w:val="0"/>
+        </w:rPr>
+        <w:t>3. Compare collapsed summary</w:t>
       </w:r>
     </w:p>
     <w:p>
-      <w:r>
-        <w:t>________________________________________________________________</w:t>
+      <w:pPr>
+        <w:pStyle w:val="Heading3"/>
+      </w:pPr>
+      <w:r>
+        <w:t>My selected conclusion, deciding fact and explanation</w:t>
       </w:r>
     </w:p>
     <w:p>
@@ -1245,40 +1849,107 @@
     </w:p>
     <w:p>
       <w:r>
-        <w:t>Hint if needed: Read the steps in the pictorial case. Match the supplied detail to the stage that performs or records it.</w:t>
+        <w:t>________________________________________________________________</w:t>
       </w:r>
     </w:p>
     <w:p>
-      <w:r>
-        <w:t>After your attempt, compare with the supported explanation: Compare collapsed summary If the head receives only h1+h2, both become3 and the target distinction is lost. A hidden representation decides which distinctions remain available to an output head. These two hidden coordinates preserve whether the left or right side is brighter. Adding them discards that direction and gives both examples the same scalar. A deterministic head cannot assign different labels to identical inputs; retain the distinction or change the task.</w:t>
+      <w:pPr>
+        <w:pStyle w:val="Heading3"/>
+      </w:pPr>
+      <w:r>
+        <w:t>Hint · try first</w:t>
       </w:r>
     </w:p>
     <w:p>
       <w:pPr>
-        <w:pStyle w:val="Heading3"/>
-      </w:pPr>
-      <w:r>
-        <w:t>Practice 2: explain the deciding evidence</w:t>
+        <w:spacing w:line="336" w:lineRule="auto" w:after="180"/>
+        <w:shd w:fill="F1F6F8"/>
+      </w:pPr>
+      <w:r>
+        <w:rPr>
+          <w:b w:val="0"/>
+        </w:rPr>
+        <w:t>Hint if needed: Read the steps in the pictorial case. Match the supplied detail to the stage that performs or records it.</w:t>
       </w:r>
     </w:p>
     <w:p>
-      <w:r>
-        <w:t>Changed-case practice: The head keeps both ordered hidden values instead of their sum. Which conclusion is supported by the supplied facts?</w:t>
+      <w:pPr>
+        <w:pStyle w:val="Heading3"/>
+      </w:pPr>
+      <w:r>
+        <w:t>Feedback · compare after trying</w:t>
       </w:r>
     </w:p>
     <w:p>
-      <w:r>
-        <w:t>1. This one example guarantees correct results for every future input.</w:t>
+      <w:pPr>
+        <w:spacing w:line="336" w:lineRule="auto" w:after="180"/>
+        <w:shd w:fill="F1F6FC"/>
+      </w:pPr>
+      <w:r>
+        <w:rPr>
+          <w:b w:val="0"/>
+        </w:rPr>
+        <w:t>After your attempt, compare with the supported explanation: Compare collapsed summary If the head receives only h1+h2, both become3 and the target distinction is lost.</w:t>
       </w:r>
     </w:p>
     <w:p>
-      <w:r>
-        <w:t>2. We can decide the result without examining the changed input or the procedure.</w:t>
+      <w:pPr>
+        <w:spacing w:line="336" w:lineRule="auto" w:after="180"/>
+        <w:shd w:fill="F1F6FC"/>
+      </w:pPr>
+      <w:r>
+        <w:rPr>
+          <w:b w:val="0"/>
+        </w:rPr>
+        <w:t xml:space="preserve">A hidden </w:t>
+      </w:r>
+      <w:r>
+        <w:rPr>
+          <w:b/>
+        </w:rPr>
+        <w:t>representation</w:t>
+      </w:r>
+      <w:r>
+        <w:rPr>
+          <w:b w:val="0"/>
+        </w:rPr>
+        <w:t xml:space="preserve"> decides which distinctions remain available to an </w:t>
+      </w:r>
+      <w:r>
+        <w:rPr>
+          <w:b/>
+        </w:rPr>
+        <w:t>output</w:t>
+      </w:r>
+      <w:r>
+        <w:rPr>
+          <w:b w:val="0"/>
+        </w:rPr>
+        <w:t xml:space="preserve"> head. These two hidden coordinates preserve whether the left or right side is brighter.</w:t>
       </w:r>
     </w:p>
     <w:p>
-      <w:r>
-        <w:t>3. It can distinguish [3, 0] from [0, 3] in this example.</w:t>
+      <w:pPr>
+        <w:spacing w:line="336" w:lineRule="auto" w:after="180"/>
+        <w:shd w:fill="F1F6FC"/>
+      </w:pPr>
+      <w:r>
+        <w:rPr>
+          <w:b w:val="0"/>
+        </w:rPr>
+        <w:t xml:space="preserve">Adding them discards that direction and gives both examples the same scalar. A deterministic head cannot assign different labels to identical </w:t>
+      </w:r>
+      <w:r>
+        <w:rPr>
+          <w:b/>
+        </w:rPr>
+        <w:t>input</w:t>
+      </w:r>
+      <w:r>
+        <w:rPr>
+          <w:b w:val="0"/>
+        </w:rPr>
+        <w:t>s; retain the distinction or change the task.</w:t>
       </w:r>
     </w:p>
     <w:p>
@@ -1286,65 +1957,120 @@
         <w:pStyle w:val="Heading3"/>
       </w:pPr>
       <w:r>
-        <w:t>My selected conclusion, deciding fact and explanation</w:t>
+        <w:t>Practice 2: explain the deciding evidence</w:t>
       </w:r>
     </w:p>
     <w:p>
-      <w:r>
-        <w:t>________________________________________________________________</w:t>
+      <w:pPr>
+        <w:pStyle w:val="Heading3"/>
+      </w:pPr>
+      <w:r>
+        <w:t>Changed case · predict first</w:t>
       </w:r>
     </w:p>
     <w:p>
-      <w:r>
-        <w:t>________________________________________________________________</w:t>
+      <w:pPr>
+        <w:spacing w:line="336" w:lineRule="auto" w:after="180"/>
+        <w:shd w:fill="F5F1FB"/>
+      </w:pPr>
+      <w:r>
+        <w:rPr>
+          <w:b w:val="0"/>
+        </w:rPr>
+        <w:t>Changed-case practice: The head keeps both ordered hidden values instead of their sum. Which conclusion is supported by the supplied facts?</w:t>
       </w:r>
     </w:p>
     <w:p>
-      <w:r>
-        <w:t>________________________________________________________________</w:t>
+      <w:pPr>
+        <w:spacing w:line="336" w:lineRule="auto" w:after="180"/>
+        <w:shd w:fill="F4F9FC"/>
+      </w:pPr>
+      <w:r>
+        <w:rPr>
+          <w:b w:val="0"/>
+        </w:rPr>
+        <w:t xml:space="preserve">1. This one example guarantees correct results for every future </w:t>
+      </w:r>
+      <w:r>
+        <w:rPr>
+          <w:b/>
+        </w:rPr>
+        <w:t>input</w:t>
+      </w:r>
+      <w:r>
+        <w:rPr>
+          <w:b w:val="0"/>
+        </w:rPr>
+        <w:t>.</w:t>
       </w:r>
     </w:p>
     <w:p>
-      <w:r>
-        <w:t>________________________________________________________________</w:t>
+      <w:pPr>
+        <w:spacing w:line="336" w:lineRule="auto" w:after="180"/>
+        <w:shd w:fill="F4F9FC"/>
+      </w:pPr>
+      <w:r>
+        <w:rPr>
+          <w:b w:val="0"/>
+        </w:rPr>
+        <w:t xml:space="preserve">2. We can decide the result without examining the changed </w:t>
+      </w:r>
+      <w:r>
+        <w:rPr>
+          <w:b/>
+        </w:rPr>
+        <w:t>input</w:t>
+      </w:r>
+      <w:r>
+        <w:rPr>
+          <w:b w:val="0"/>
+        </w:rPr>
+        <w:t xml:space="preserve"> or the procedure.</w:t>
       </w:r>
     </w:p>
     <w:p>
-      <w:r>
-        <w:t>________________________________________________________________</w:t>
+      <w:pPr>
+        <w:spacing w:line="336" w:lineRule="auto" w:after="180"/>
+        <w:shd w:fill="F4F9FC"/>
+      </w:pPr>
+      <w:r>
+        <w:rPr>
+          <w:b w:val="0"/>
+        </w:rPr>
+        <w:t>3. It can distinguish [3, 0] from [0, 3] in this example.</w:t>
       </w:r>
     </w:p>
     <w:p>
-      <w:r>
-        <w:t>Hint if needed: Use the changed condition and the deciding step in the pictorial trace. The answer must say what follows from those facts.</w:t>
+      <w:pPr>
+        <w:pStyle w:val="Heading3"/>
+      </w:pPr>
+      <w:r>
+        <w:t>My selected conclusion, deciding fact and explanation</w:t>
       </w:r>
     </w:p>
     <w:p>
       <w:r>
-        <w:t>After your attempt, compare with the supported explanation: It can distinguish [3, 0] from [0, 3] in this example. The representation retains the direction of brightness difference when coordinates stay separate.</w:t>
+        <w:t>________________________________________________________________</w:t>
       </w:r>
     </w:p>
     <w:p>
-      <w:pPr>
-        <w:pStyle w:val="Heading3"/>
-      </w:pPr>
-      <w:r>
-        <w:t>Repair a missing building block</w:t>
+      <w:r>
+        <w:t>________________________________________________________________</w:t>
       </w:r>
     </w:p>
     <w:p>
       <w:r>
-        <w:t>Review Debugging shapes and gradients (ai-5/18). Goal: Check dimension contracts before computing a layer. Short practice: What should a debugging record pair with every gradient value? Point to the relevant step in the picture, then write the changed result and the rule or evidence that supports it.. Return to this week and explain what you changed.</w:t>
+        <w:t>________________________________________________________________</w:t>
       </w:r>
     </w:p>
     <w:p>
       <w:r>
-        <w:t>Review Regularisation and early stopping (ai-5/16). Goal: Separate a weight penalty from prediction error. Short practice: Why should the penalty value not be reported as validation error? Point to the relevant step in the picture, then write the changed result and the rule or evidence that supports it.. Return to this week and explain what you changed.</w:t>
+        <w:t>________________________________________________________________</w:t>
       </w:r>
     </w:p>
     <w:p>
       <w:r>
-        <w:t>Review Batching and epochs (ai-5/13). Goal: Distinguish an example a batch an update and an epoch. Short practice: Why do the single-example orders finish at different weights? Point to the relevant step in the picture, then write the changed result and the rule or evidence that supports it.. Return to this week and explain what you changed.</w:t>
+        <w:t>________________________________________________________________</w:t>
       </w:r>
     </w:p>
     <w:p>
@@ -1352,12 +2078,19 @@
         <w:pStyle w:val="Heading3"/>
       </w:pPr>
       <w:r>
-        <w:t>Predict, run and debug</w:t>
+        <w:t>Hint · try first</w:t>
       </w:r>
     </w:p>
     <w:p>
-      <w:r>
-        <w:t>The browser lab lets you edit the supported Python examples already included in this lesson. Predict first, run, inspect the actual output or error, change one input, then run again. Keep code, predictions, actual results and a reasoned revision together. On paper, label your result as a trace rather than an execution.</w:t>
+      <w:pPr>
+        <w:spacing w:line="336" w:lineRule="auto" w:after="180"/>
+        <w:shd w:fill="F1F6F8"/>
+      </w:pPr>
+      <w:r>
+        <w:rPr>
+          <w:b w:val="0"/>
+        </w:rPr>
+        <w:t>Hint if needed: Use the changed condition and the deciding step in the pictorial trace. The answer must say what follows from those facts.</w:t>
       </w:r>
     </w:p>
     <w:p>
@@ -1365,12 +2098,31 @@
         <w:pStyle w:val="Heading3"/>
       </w:pPr>
       <w:r>
-        <w:t>Keep your completed work</w:t>
+        <w:t>Feedback · compare after trying</w:t>
       </w:r>
     </w:p>
     <w:p>
-      <w:r>
-        <w:t>Use Download completed work in the hosted lesson to export your answers, reflections, practice feedback and code-run evidence. Open the HTML copy to read or print it. Drafts stay in this browser when storage is available; clear drafts on a shared device.</w:t>
+      <w:pPr>
+        <w:spacing w:line="336" w:lineRule="auto" w:after="180"/>
+        <w:shd w:fill="F1F6FC"/>
+      </w:pPr>
+      <w:r>
+        <w:rPr>
+          <w:b w:val="0"/>
+        </w:rPr>
+        <w:t xml:space="preserve">After your attempt, compare with the supported explanation: It can distinguish [3, 0] from [0, 3] in this example. The </w:t>
+      </w:r>
+      <w:r>
+        <w:rPr>
+          <w:b/>
+        </w:rPr>
+        <w:t>representation</w:t>
+      </w:r>
+      <w:r>
+        <w:rPr>
+          <w:b w:val="0"/>
+        </w:rPr>
+        <w:t xml:space="preserve"> retains the direction of brightness difference when coordinates stay separate.</w:t>
       </w:r>
     </w:p>
     <w:p>
@@ -1378,12 +2130,1083 @@
         <w:pStyle w:val="Heading3"/>
       </w:pPr>
       <w:r>
-        <w:t>What I repaired, the evidence I kept and the next test</w:t>
+        <w:t>Repair a missing building block</w:t>
       </w:r>
     </w:p>
     <w:p>
+      <w:pPr>
+        <w:spacing w:line="336" w:lineRule="auto" w:after="180"/>
+      </w:pPr>
+      <w:r>
+        <w:rPr>
+          <w:b w:val="0"/>
+        </w:rPr>
+        <w:t>Review Debugging shapes and gradients (ai-5/18). Goal: Check dimension contracts before computing a layer. Short practice: What should a debugging record pair with every gradient value?</w:t>
+      </w:r>
+    </w:p>
+    <w:p>
+      <w:pPr>
+        <w:spacing w:line="336" w:lineRule="auto" w:after="180"/>
+      </w:pPr>
+      <w:r>
+        <w:rPr>
+          <w:b w:val="0"/>
+        </w:rPr>
+        <w:t xml:space="preserve">Point to the relevant step in the picture, then write the changed result and the rule or </w:t>
+      </w:r>
+      <w:r>
+        <w:rPr>
+          <w:b/>
+        </w:rPr>
+        <w:t>evidence</w:t>
+      </w:r>
+      <w:r>
+        <w:rPr>
+          <w:b w:val="0"/>
+        </w:rPr>
+        <w:t xml:space="preserve"> that supports it.. Return to this week and explain what you changed.</w:t>
+      </w:r>
+    </w:p>
+    <w:p>
+      <w:pPr>
+        <w:spacing w:line="336" w:lineRule="auto" w:after="180"/>
+      </w:pPr>
+      <w:r>
+        <w:rPr>
+          <w:b w:val="0"/>
+        </w:rPr>
+        <w:t xml:space="preserve">Review Regularisation and early stopping (ai-5/16). Goal: Separate a weight penalty from </w:t>
+      </w:r>
+      <w:r>
+        <w:rPr>
+          <w:b/>
+        </w:rPr>
+        <w:t>prediction</w:t>
+      </w:r>
+      <w:r>
+        <w:rPr>
+          <w:b w:val="0"/>
+        </w:rPr>
+        <w:t xml:space="preserve"> error. Short practice: Why should the penalty value not be reported as validation error?</w:t>
+      </w:r>
+    </w:p>
+    <w:p>
+      <w:pPr>
+        <w:spacing w:line="336" w:lineRule="auto" w:after="180"/>
+      </w:pPr>
+      <w:r>
+        <w:rPr>
+          <w:b w:val="0"/>
+        </w:rPr>
+        <w:t xml:space="preserve">Point to the relevant step in the picture, then write the changed result and the rule or </w:t>
+      </w:r>
+      <w:r>
+        <w:rPr>
+          <w:b/>
+        </w:rPr>
+        <w:t>evidence</w:t>
+      </w:r>
+      <w:r>
+        <w:rPr>
+          <w:b w:val="0"/>
+        </w:rPr>
+        <w:t xml:space="preserve"> that supports it.. Return to this week and explain what you changed.</w:t>
+      </w:r>
+    </w:p>
+    <w:p>
+      <w:pPr>
+        <w:spacing w:line="336" w:lineRule="auto" w:after="180"/>
+      </w:pPr>
+      <w:r>
+        <w:rPr>
+          <w:b w:val="0"/>
+        </w:rPr>
+        <w:t>Review Batching and epochs (ai-5/13). Goal: Distinguish an example a batch an update and an epoch. Short practice: Why do the single-example orders finish at different weights?</w:t>
+      </w:r>
+    </w:p>
+    <w:p>
+      <w:pPr>
+        <w:spacing w:line="336" w:lineRule="auto" w:after="180"/>
+      </w:pPr>
+      <w:r>
+        <w:rPr>
+          <w:b w:val="0"/>
+        </w:rPr>
+        <w:t xml:space="preserve">Point to the relevant step in the picture, then write the changed result and the rule or </w:t>
+      </w:r>
+      <w:r>
+        <w:rPr>
+          <w:b/>
+        </w:rPr>
+        <w:t>evidence</w:t>
+      </w:r>
+      <w:r>
+        <w:rPr>
+          <w:b w:val="0"/>
+        </w:rPr>
+        <w:t xml:space="preserve"> that supports it.. Return to this week and explain what you changed.</w:t>
+      </w:r>
+    </w:p>
+    <w:p>
+      <w:pPr>
+        <w:pStyle w:val="Heading3"/>
+      </w:pPr>
+      <w:r>
+        <w:t>Predict, run and debug</w:t>
+      </w:r>
+    </w:p>
+    <w:p>
+      <w:pPr>
+        <w:spacing w:line="336" w:lineRule="auto" w:after="180"/>
+      </w:pPr>
+      <w:r>
+        <w:rPr>
+          <w:b w:val="0"/>
+        </w:rPr>
+        <w:t xml:space="preserve">The browser lab lets you edit the supported Python examples already included in this lesson. Predict first, run, inspect the actual </w:t>
+      </w:r>
+      <w:r>
+        <w:rPr>
+          <w:b/>
+        </w:rPr>
+        <w:t>output</w:t>
+      </w:r>
+      <w:r>
+        <w:rPr>
+          <w:b w:val="0"/>
+        </w:rPr>
+        <w:t xml:space="preserve"> or error, change one </w:t>
+      </w:r>
+      <w:r>
+        <w:rPr>
+          <w:b/>
+        </w:rPr>
+        <w:t>input</w:t>
+      </w:r>
+      <w:r>
+        <w:rPr>
+          <w:b w:val="0"/>
+        </w:rPr>
+        <w:t>, then run again.</w:t>
+      </w:r>
+    </w:p>
+    <w:p>
+      <w:pPr>
+        <w:spacing w:line="336" w:lineRule="auto" w:after="180"/>
+      </w:pPr>
+      <w:r>
+        <w:rPr>
+          <w:b w:val="0"/>
+        </w:rPr>
+        <w:t xml:space="preserve">Keep code, </w:t>
+      </w:r>
+      <w:r>
+        <w:rPr>
+          <w:b/>
+        </w:rPr>
+        <w:t>prediction</w:t>
+      </w:r>
+      <w:r>
+        <w:rPr>
+          <w:b w:val="0"/>
+        </w:rPr>
+        <w:t>s, actual results and a reasoned revision together. On paper, label your result as a trace rather than an execution.</w:t>
+      </w:r>
+    </w:p>
+    <w:p>
+      <w:pPr>
+        <w:pStyle w:val="Heading3"/>
+      </w:pPr>
+      <w:r>
+        <w:t>Keep your completed work</w:t>
+      </w:r>
+    </w:p>
+    <w:p>
+      <w:pPr>
+        <w:spacing w:line="336" w:lineRule="auto" w:after="180"/>
+      </w:pPr>
+      <w:r>
+        <w:rPr>
+          <w:b w:val="0"/>
+        </w:rPr>
+        <w:t xml:space="preserve">Use Download completed work in the hosted lesson to export your answers, reflections, practice feedback and code-run </w:t>
+      </w:r>
+      <w:r>
+        <w:rPr>
+          <w:b/>
+        </w:rPr>
+        <w:t>evidence</w:t>
+      </w:r>
+      <w:r>
+        <w:rPr>
+          <w:b w:val="0"/>
+        </w:rPr>
+        <w:t>. Open the HTML copy to read or print it.</w:t>
+      </w:r>
+    </w:p>
+    <w:p>
+      <w:pPr>
+        <w:spacing w:line="336" w:lineRule="auto" w:after="180"/>
+      </w:pPr>
+      <w:r>
+        <w:rPr>
+          <w:b w:val="0"/>
+        </w:rPr>
+        <w:t>Drafts stay in this browser when storage is available; clear drafts on a shared device.</w:t>
+      </w:r>
+    </w:p>
+    <w:p>
+      <w:pPr>
+        <w:pStyle w:val="Heading3"/>
+      </w:pPr>
+      <w:r>
+        <w:t>What I repaired, the evidence I kept and the next test</w:t>
+      </w:r>
+    </w:p>
+    <w:p>
       <w:r>
         <w:t>________________________________________________________________</w:t>
+      </w:r>
+    </w:p>
+    <w:p>
+      <w:r>
+        <w:t>________________________________________________________________</w:t>
+      </w:r>
+    </w:p>
+    <w:p>
+      <w:r>
+        <w:t>________________________________________________________________</w:t>
+      </w:r>
+    </w:p>
+    <w:p>
+      <w:r>
+        <w:t>________________________________________________________________</w:t>
+      </w:r>
+    </w:p>
+    <w:p>
+      <w:r>
+        <w:t>________________________________________________________________</w:t>
+      </w:r>
+    </w:p>
+    <w:p>
+      <w:pPr>
+        <w:pStyle w:val="Heading1"/>
+      </w:pPr>
+      <w:r>
+        <w:t>15. Visual concept journey</w:t>
+      </w:r>
+    </w:p>
+    <w:p>
+      <w:r>
+        <w:t>Explain each Learned representations picture from its labels, then record a relevant limit.</w:t>
+      </w:r>
+    </w:p>
+    <w:p>
+      <w:pPr>
+        <w:pStyle w:val="Heading3"/>
+      </w:pPr>
+      <w:r>
+        <w:t>01. Learned representations: the case</w:t>
+      </w:r>
+    </w:p>
+    <w:p>
+      <w:r>
+        <w:drawing>
+          <wp:inline xmlns:a="http://schemas.openxmlformats.org/drawingml/2006/main" xmlns:pic="http://schemas.openxmlformats.org/drawingml/2006/picture">
+            <wp:extent cx="5486400" cy="3142488"/>
+            <wp:docPr id="3" name="Picture 3" descr="See when a representation preserves a distinction and when it destroys it. Supplied facts: Toy input [left, right]; representation h=[ReLU(left-right), ReLU(right-left)]. A=[5, 2]; B=[2, 5]; target is left-brighter versus right-brighter. All inputs and outcomes in this worked example are invented classroom data; no real model run is claimed."/>
+            <wp:cNvGraphicFramePr>
+              <a:graphicFrameLocks noChangeAspect="1"/>
+            </wp:cNvGraphicFramePr>
+            <a:graphic>
+              <a:graphicData uri="http://schemas.openxmlformats.org/drawingml/2006/picture">
+                <pic:pic>
+                  <pic:nvPicPr>
+                    <pic:cNvPr id="0" name="academy-story-ai-5-19-01.png"/>
+                    <pic:cNvPicPr/>
+                  </pic:nvPicPr>
+                  <pic:blipFill>
+                    <a:blip r:embed="rId11"/>
+                    <a:stretch>
+                      <a:fillRect/>
+                    </a:stretch>
+                  </pic:blipFill>
+                  <pic:spPr>
+                    <a:xfrm>
+                      <a:off x="0" y="0"/>
+                      <a:ext cx="5486400" cy="3142488"/>
+                    </a:xfrm>
+                    <a:prstGeom prst="rect"/>
+                  </pic:spPr>
+                </pic:pic>
+              </a:graphicData>
+            </a:graphic>
+          </wp:inline>
+        </w:drawing>
+      </w:r>
+    </w:p>
+    <w:p>
+      <w:pPr>
+        <w:spacing w:line="336" w:lineRule="auto" w:after="180"/>
+      </w:pPr>
+      <w:r>
+        <w:rPr>
+          <w:b w:val="0"/>
+        </w:rPr>
+        <w:t xml:space="preserve">See when a </w:t>
+      </w:r>
+      <w:r>
+        <w:rPr>
+          <w:b/>
+        </w:rPr>
+        <w:t>representation</w:t>
+      </w:r>
+      <w:r>
+        <w:rPr>
+          <w:b w:val="0"/>
+        </w:rPr>
+        <w:t xml:space="preserve"> preserves a distinction and when it destroys it. Supplied facts: Toy </w:t>
+      </w:r>
+      <w:r>
+        <w:rPr>
+          <w:b/>
+        </w:rPr>
+        <w:t>input</w:t>
+      </w:r>
+      <w:r>
+        <w:rPr>
+          <w:b w:val="0"/>
+        </w:rPr>
+        <w:t xml:space="preserve"> [left, right]; </w:t>
+      </w:r>
+      <w:r>
+        <w:rPr>
+          <w:b/>
+        </w:rPr>
+        <w:t>representation</w:t>
+      </w:r>
+      <w:r>
+        <w:rPr>
+          <w:b w:val="0"/>
+        </w:rPr>
+        <w:t xml:space="preserve"> h=[ReLU(left-right), ReLU(right-left)].</w:t>
+      </w:r>
+    </w:p>
+    <w:p>
+      <w:pPr>
+        <w:spacing w:line="336" w:lineRule="auto" w:after="180"/>
+      </w:pPr>
+      <w:r>
+        <w:rPr>
+          <w:b w:val="0"/>
+        </w:rPr>
+        <w:t xml:space="preserve">A=[5, 2]; B=[2, 5]; target is left-brighter versus right-brighter. All </w:t>
+      </w:r>
+      <w:r>
+        <w:rPr>
+          <w:b/>
+        </w:rPr>
+        <w:t>input</w:t>
+      </w:r>
+      <w:r>
+        <w:rPr>
+          <w:b w:val="0"/>
+        </w:rPr>
+        <w:t>s and outcomes in this worked example are invented classroom data; no real model run is claimed.</w:t>
+      </w:r>
+    </w:p>
+    <w:p>
+      <w:pPr>
+        <w:spacing w:line="336" w:lineRule="auto" w:after="180"/>
+        <w:shd w:fill="F5F1FB"/>
+      </w:pPr>
+      <w:r>
+        <w:rPr>
+          <w:b w:val="0"/>
+        </w:rPr>
+        <w:t>Point to the given fact that matters most. Explain why it matters.</w:t>
+      </w:r>
+    </w:p>
+    <w:p>
+      <w:pPr>
+        <w:pStyle w:val="Heading3"/>
+      </w:pPr>
+      <w:r>
+        <w:t>My picture explanation, deciding evidence and one limit</w:t>
+      </w:r>
+    </w:p>
+    <w:p>
+      <w:r>
+        <w:t>________________________________________________________________</w:t>
+      </w:r>
+    </w:p>
+    <w:p>
+      <w:r>
+        <w:t>________________________________________________________________</w:t>
+      </w:r>
+    </w:p>
+    <w:p>
+      <w:r>
+        <w:t>________________________________________________________________</w:t>
+      </w:r>
+    </w:p>
+    <w:p>
+      <w:r>
+        <w:t>________________________________________________________________</w:t>
+      </w:r>
+    </w:p>
+    <w:p>
+      <w:pPr>
+        <w:pStyle w:val="Heading3"/>
+      </w:pPr>
+      <w:r>
+        <w:t>02. Follow the deciding steps</w:t>
+      </w:r>
+    </w:p>
+    <w:p>
+      <w:r>
+        <w:drawing>
+          <wp:inline xmlns:a="http://schemas.openxmlformats.org/drawingml/2006/main" xmlns:pic="http://schemas.openxmlformats.org/drawingml/2006/picture">
+            <wp:extent cx="5486400" cy="3182112"/>
+            <wp:docPr id="4" name="Picture 4" descr="Encode A: A becomes [3, 0], with left brighter. → Encode B: B becomes [0, 3], with right brighter. → Compare collapsed summary: If the head receives only h1+h2, both become3 and the target distinction is lost."/>
+            <wp:cNvGraphicFramePr>
+              <a:graphicFrameLocks noChangeAspect="1"/>
+            </wp:cNvGraphicFramePr>
+            <a:graphic>
+              <a:graphicData uri="http://schemas.openxmlformats.org/drawingml/2006/picture">
+                <pic:pic>
+                  <pic:nvPicPr>
+                    <pic:cNvPr id="0" name="academy-story-ai-5-19-02.png"/>
+                    <pic:cNvPicPr/>
+                  </pic:nvPicPr>
+                  <pic:blipFill>
+                    <a:blip r:embed="rId12"/>
+                    <a:stretch>
+                      <a:fillRect/>
+                    </a:stretch>
+                  </pic:blipFill>
+                  <pic:spPr>
+                    <a:xfrm>
+                      <a:off x="0" y="0"/>
+                      <a:ext cx="5486400" cy="3182112"/>
+                    </a:xfrm>
+                    <a:prstGeom prst="rect"/>
+                  </pic:spPr>
+                </pic:pic>
+              </a:graphicData>
+            </a:graphic>
+          </wp:inline>
+        </w:drawing>
+      </w:r>
+    </w:p>
+    <w:p>
+      <w:pPr>
+        <w:spacing w:line="336" w:lineRule="auto" w:after="180"/>
+      </w:pPr>
+      <w:r>
+        <w:rPr>
+          <w:b w:val="0"/>
+        </w:rPr>
+        <w:t>Encode A: A becomes [3, 0], with left brighter. → Encode B: B becomes [0, 3], with right brighter. → Compare collapsed summary: If the head receives only h1+h2, both become3 and the target distinction is lost.</w:t>
+      </w:r>
+    </w:p>
+    <w:p>
+      <w:pPr>
+        <w:spacing w:line="336" w:lineRule="auto" w:after="180"/>
+        <w:shd w:fill="F5F1FB"/>
+      </w:pPr>
+      <w:r>
+        <w:rPr>
+          <w:b w:val="0"/>
+        </w:rPr>
+        <w:t xml:space="preserve">Point to each numbered stage and explain which recorded </w:t>
+      </w:r>
+      <w:r>
+        <w:rPr>
+          <w:b/>
+        </w:rPr>
+        <w:t>input</w:t>
+      </w:r>
+      <w:r>
+        <w:rPr>
+          <w:b w:val="0"/>
+        </w:rPr>
+        <w:t xml:space="preserve"> it uses.</w:t>
+      </w:r>
+    </w:p>
+    <w:p>
+      <w:pPr>
+        <w:pStyle w:val="Heading3"/>
+      </w:pPr>
+      <w:r>
+        <w:t>My picture explanation, deciding evidence and one limit</w:t>
+      </w:r>
+    </w:p>
+    <w:p>
+      <w:r>
+        <w:t>________________________________________________________________</w:t>
+      </w:r>
+    </w:p>
+    <w:p>
+      <w:r>
+        <w:t>________________________________________________________________</w:t>
+      </w:r>
+    </w:p>
+    <w:p>
+      <w:r>
+        <w:t>________________________________________________________________</w:t>
+      </w:r>
+    </w:p>
+    <w:p>
+      <w:r>
+        <w:t>________________________________________________________________</w:t>
+      </w:r>
+    </w:p>
+    <w:p>
+      <w:pPr>
+        <w:pStyle w:val="Heading3"/>
+      </w:pPr>
+      <w:r>
+        <w:t>03. A representation can preserve direction</w:t>
+      </w:r>
+    </w:p>
+    <w:p>
+      <w:r>
+        <w:drawing>
+          <wp:inline xmlns:a="http://schemas.openxmlformats.org/drawingml/2006/main" xmlns:pic="http://schemas.openxmlformats.org/drawingml/2006/picture">
+            <wp:extent cx="5486400" cy="3096768"/>
+            <wp:docPr id="5" name="Picture 5" descr="A representation can preserve direction. A: left = 5, right = 2, h1 = 3, h2 = 0. B: left = 2, right = 5, h1 = 0, h2 = 3."/>
+            <wp:cNvGraphicFramePr>
+              <a:graphicFrameLocks noChangeAspect="1"/>
+            </wp:cNvGraphicFramePr>
+            <a:graphic>
+              <a:graphicData uri="http://schemas.openxmlformats.org/drawingml/2006/picture">
+                <pic:pic>
+                  <pic:nvPicPr>
+                    <pic:cNvPr id="0" name="academy-story-ai-5-19-03.png"/>
+                    <pic:cNvPicPr/>
+                  </pic:nvPicPr>
+                  <pic:blipFill>
+                    <a:blip r:embed="rId13"/>
+                    <a:stretch>
+                      <a:fillRect/>
+                    </a:stretch>
+                  </pic:blipFill>
+                  <pic:spPr>
+                    <a:xfrm>
+                      <a:off x="0" y="0"/>
+                      <a:ext cx="5486400" cy="3096768"/>
+                    </a:xfrm>
+                    <a:prstGeom prst="rect"/>
+                  </pic:spPr>
+                </pic:pic>
+              </a:graphicData>
+            </a:graphic>
+          </wp:inline>
+        </w:drawing>
+      </w:r>
+    </w:p>
+    <w:p>
+      <w:pPr>
+        <w:spacing w:line="336" w:lineRule="auto" w:after="180"/>
+      </w:pPr>
+      <w:r>
+        <w:rPr>
+          <w:b w:val="0"/>
+        </w:rPr>
+        <w:t xml:space="preserve">A </w:t>
+      </w:r>
+      <w:r>
+        <w:rPr>
+          <w:b/>
+        </w:rPr>
+        <w:t>representation</w:t>
+      </w:r>
+      <w:r>
+        <w:rPr>
+          <w:b w:val="0"/>
+        </w:rPr>
+        <w:t xml:space="preserve"> can preserve direction. A: left = 5, right = 2, h1 = 3, h2 = 0. B: left = 2, right = 5, h1 = 0, h2 = 3.</w:t>
+      </w:r>
+    </w:p>
+    <w:p>
+      <w:pPr>
+        <w:spacing w:line="336" w:lineRule="auto" w:after="180"/>
+        <w:shd w:fill="F5F1FB"/>
+      </w:pPr>
+      <w:r>
+        <w:rPr>
+          <w:b w:val="0"/>
+        </w:rPr>
+        <w:t>Read the labels and values. Explain the relationship the model shows.</w:t>
+      </w:r>
+    </w:p>
+    <w:p>
+      <w:pPr>
+        <w:pStyle w:val="Heading3"/>
+      </w:pPr>
+      <w:r>
+        <w:t>My picture explanation, deciding evidence and one limit</w:t>
+      </w:r>
+    </w:p>
+    <w:p>
+      <w:r>
+        <w:t>________________________________________________________________</w:t>
+      </w:r>
+    </w:p>
+    <w:p>
+      <w:r>
+        <w:t>________________________________________________________________</w:t>
+      </w:r>
+    </w:p>
+    <w:p>
+      <w:r>
+        <w:t>________________________________________________________________</w:t>
+      </w:r>
+    </w:p>
+    <w:p>
+      <w:r>
+        <w:t>________________________________________________________________</w:t>
+      </w:r>
+    </w:p>
+    <w:p>
+      <w:pPr>
+        <w:pStyle w:val="Heading3"/>
+      </w:pPr>
+      <w:r>
+        <w:t>04. Change one thing. Trace what follows.</w:t>
+      </w:r>
+    </w:p>
+    <w:p>
+      <w:r>
+        <w:drawing>
+          <wp:inline xmlns:a="http://schemas.openxmlformats.org/drawingml/2006/main" xmlns:pic="http://schemas.openxmlformats.org/drawingml/2006/picture">
+            <wp:extent cx="5486400" cy="3179064"/>
+            <wp:docPr id="6" name="Picture 6" descr="Original case: If the head receives only h1+h2, both become3 and the target distinction is lost. Changed condition: The head keeps both ordered hidden values instead of their sum. Expected result: It can distinguish [3, 0] from [0, 3] in this example. Reason: The representation retains the direction of brightness difference when coordinates stay separate."/>
+            <wp:cNvGraphicFramePr>
+              <a:graphicFrameLocks noChangeAspect="1"/>
+            </wp:cNvGraphicFramePr>
+            <a:graphic>
+              <a:graphicData uri="http://schemas.openxmlformats.org/drawingml/2006/picture">
+                <pic:pic>
+                  <pic:nvPicPr>
+                    <pic:cNvPr id="0" name="academy-story-ai-5-19-04.png"/>
+                    <pic:cNvPicPr/>
+                  </pic:nvPicPr>
+                  <pic:blipFill>
+                    <a:blip r:embed="rId14"/>
+                    <a:stretch>
+                      <a:fillRect/>
+                    </a:stretch>
+                  </pic:blipFill>
+                  <pic:spPr>
+                    <a:xfrm>
+                      <a:off x="0" y="0"/>
+                      <a:ext cx="5486400" cy="3179064"/>
+                    </a:xfrm>
+                    <a:prstGeom prst="rect"/>
+                  </pic:spPr>
+                </pic:pic>
+              </a:graphicData>
+            </a:graphic>
+          </wp:inline>
+        </w:drawing>
+      </w:r>
+    </w:p>
+    <w:p>
+      <w:pPr>
+        <w:spacing w:line="336" w:lineRule="auto" w:after="180"/>
+      </w:pPr>
+      <w:r>
+        <w:rPr>
+          <w:b w:val="0"/>
+        </w:rPr>
+        <w:t>Original case: If the head receives only h1+h2, both become3 and the target distinction is lost. Changed condition: The head keeps both ordered hidden values instead of their sum.</w:t>
+      </w:r>
+    </w:p>
+    <w:p>
+      <w:pPr>
+        <w:spacing w:line="336" w:lineRule="auto" w:after="180"/>
+      </w:pPr>
+      <w:r>
+        <w:rPr>
+          <w:b w:val="0"/>
+        </w:rPr>
+        <w:t xml:space="preserve">Expected result: It can distinguish [3, 0] from [0, 3] in this example. Reason: The </w:t>
+      </w:r>
+      <w:r>
+        <w:rPr>
+          <w:b/>
+        </w:rPr>
+        <w:t>representation</w:t>
+      </w:r>
+      <w:r>
+        <w:rPr>
+          <w:b w:val="0"/>
+        </w:rPr>
+        <w:t xml:space="preserve"> retains the direction of brightness difference when coordinates stay separate.</w:t>
+      </w:r>
+    </w:p>
+    <w:p>
+      <w:pPr>
+        <w:spacing w:line="336" w:lineRule="auto" w:after="180"/>
+        <w:shd w:fill="F5F1FB"/>
+      </w:pPr>
+      <w:r>
+        <w:rPr>
+          <w:b w:val="0"/>
+        </w:rPr>
+        <w:t>Predict before checking the worked changed-case result. Name what changed and what the supplied facts allow you to conclude.</w:t>
+      </w:r>
+    </w:p>
+    <w:p>
+      <w:pPr>
+        <w:pStyle w:val="Heading3"/>
+      </w:pPr>
+      <w:r>
+        <w:t>My picture explanation, deciding evidence and one limit</w:t>
+      </w:r>
+    </w:p>
+    <w:p>
+      <w:r>
+        <w:t>________________________________________________________________</w:t>
+      </w:r>
+    </w:p>
+    <w:p>
+      <w:r>
+        <w:t>________________________________________________________________</w:t>
+      </w:r>
+    </w:p>
+    <w:p>
+      <w:r>
+        <w:t>________________________________________________________________</w:t>
+      </w:r>
+    </w:p>
+    <w:p>
+      <w:r>
+        <w:t>________________________________________________________________</w:t>
+      </w:r>
+    </w:p>
+    <w:p>
+      <w:pPr>
+        <w:pStyle w:val="Heading3"/>
+      </w:pPr>
+      <w:r>
+        <w:t>05. Connect the explanation to its limit</w:t>
+      </w:r>
+    </w:p>
+    <w:p>
+      <w:r>
+        <w:drawing>
+          <wp:inline xmlns:a="http://schemas.openxmlformats.org/drawingml/2006/main" xmlns:pic="http://schemas.openxmlformats.org/drawingml/2006/picture">
+            <wp:extent cx="5486400" cy="2834640"/>
+            <wp:docPr id="7" name="Picture 7" descr="A hidden representation decides which distinctions remain available to an output head. These two hidden coordinates preserve whether the left or right side is brighter. Adding them discards that direction and gives both examples the same scalar. A deterministic head cannot assign different labels to identical inputs; retain the distinction or change the task. Limit: This is a hand-chosen representation, not evidence that a trained image model actually learned these units."/>
+            <wp:cNvGraphicFramePr>
+              <a:graphicFrameLocks noChangeAspect="1"/>
+            </wp:cNvGraphicFramePr>
+            <a:graphic>
+              <a:graphicData uri="http://schemas.openxmlformats.org/drawingml/2006/picture">
+                <pic:pic>
+                  <pic:nvPicPr>
+                    <pic:cNvPr id="0" name="academy-story-ai-5-19-05.png"/>
+                    <pic:cNvPicPr/>
+                  </pic:nvPicPr>
+                  <pic:blipFill>
+                    <a:blip r:embed="rId15"/>
+                    <a:stretch>
+                      <a:fillRect/>
+                    </a:stretch>
+                  </pic:blipFill>
+                  <pic:spPr>
+                    <a:xfrm>
+                      <a:off x="0" y="0"/>
+                      <a:ext cx="5486400" cy="2834640"/>
+                    </a:xfrm>
+                    <a:prstGeom prst="rect"/>
+                  </pic:spPr>
+                </pic:pic>
+              </a:graphicData>
+            </a:graphic>
+          </wp:inline>
+        </w:drawing>
+      </w:r>
+    </w:p>
+    <w:p>
+      <w:pPr>
+        <w:spacing w:line="336" w:lineRule="auto" w:after="180"/>
+      </w:pPr>
+      <w:r>
+        <w:rPr>
+          <w:b w:val="0"/>
+        </w:rPr>
+        <w:t xml:space="preserve">A hidden </w:t>
+      </w:r>
+      <w:r>
+        <w:rPr>
+          <w:b/>
+        </w:rPr>
+        <w:t>representation</w:t>
+      </w:r>
+      <w:r>
+        <w:rPr>
+          <w:b w:val="0"/>
+        </w:rPr>
+        <w:t xml:space="preserve"> decides which distinctions remain available to an </w:t>
+      </w:r>
+      <w:r>
+        <w:rPr>
+          <w:b/>
+        </w:rPr>
+        <w:t>output</w:t>
+      </w:r>
+      <w:r>
+        <w:rPr>
+          <w:b w:val="0"/>
+        </w:rPr>
+        <w:t xml:space="preserve"> head. These two hidden coordinates preserve whether the left or right side is brighter.</w:t>
+      </w:r>
+    </w:p>
+    <w:p>
+      <w:pPr>
+        <w:spacing w:line="336" w:lineRule="auto" w:after="180"/>
+      </w:pPr>
+      <w:r>
+        <w:rPr>
+          <w:b w:val="0"/>
+        </w:rPr>
+        <w:t xml:space="preserve">Adding them discards that direction and gives both examples the same scalar. A deterministic head cannot assign different labels to identical </w:t>
+      </w:r>
+      <w:r>
+        <w:rPr>
+          <w:b/>
+        </w:rPr>
+        <w:t>input</w:t>
+      </w:r>
+      <w:r>
+        <w:rPr>
+          <w:b w:val="0"/>
+        </w:rPr>
+        <w:t>s; retain the distinction or change the task.</w:t>
+      </w:r>
+    </w:p>
+    <w:p>
+      <w:pPr>
+        <w:spacing w:line="336" w:lineRule="auto" w:after="180"/>
+      </w:pPr>
+      <w:r>
+        <w:rPr>
+          <w:b w:val="0"/>
+        </w:rPr>
+        <w:t xml:space="preserve">Limit: This is a hand-chosen </w:t>
+      </w:r>
+      <w:r>
+        <w:rPr>
+          <w:b/>
+        </w:rPr>
+        <w:t>representation</w:t>
+      </w:r>
+      <w:r>
+        <w:rPr>
+          <w:b w:val="0"/>
+        </w:rPr>
+        <w:t xml:space="preserve">, not </w:t>
+      </w:r>
+      <w:r>
+        <w:rPr>
+          <w:b/>
+        </w:rPr>
+        <w:t>evidence</w:t>
+      </w:r>
+      <w:r>
+        <w:rPr>
+          <w:b w:val="0"/>
+        </w:rPr>
+        <w:t xml:space="preserve"> that a trained image model actually learned these units.</w:t>
+      </w:r>
+    </w:p>
+    <w:p>
+      <w:pPr>
+        <w:spacing w:line="336" w:lineRule="auto" w:after="180"/>
+        <w:shd w:fill="F5F1FB"/>
+      </w:pPr>
+      <w:r>
+        <w:rPr>
+          <w:b w:val="0"/>
+        </w:rPr>
+        <w:t>Explain the case, then point to a limit on the claim.</w:t>
+      </w:r>
+    </w:p>
+    <w:p>
+      <w:pPr>
+        <w:pStyle w:val="Heading3"/>
+      </w:pPr>
+      <w:r>
+        <w:t>My picture explanation, deciding evidence and one limit</w:t>
+      </w:r>
+    </w:p>
+    <w:p>
+      <w:r>
+        <w:t>________________________________________________________________</w:t>
+      </w:r>
+    </w:p>
+    <w:p>
+      <w:r>
+        <w:t>________________________________________________________________</w:t>
+      </w:r>
+    </w:p>
+    <w:p>
+      <w:r>
+        <w:t>________________________________________________________________</w:t>
+      </w:r>
+    </w:p>
+    <w:p>
+      <w:r>
+        <w:t>________________________________________________________________</w:t>
+      </w:r>
+    </w:p>
+    <w:p>
+      <w:pPr>
+        <w:pStyle w:val="Heading3"/>
+      </w:pPr>
+      <w:r>
+        <w:t>06. Make the idea visible in your project</w:t>
+      </w:r>
+    </w:p>
+    <w:p>
+      <w:r>
+        <w:drawing>
+          <wp:inline xmlns:a="http://schemas.openxmlformats.org/drawingml/2006/main" xmlns:pic="http://schemas.openxmlformats.org/drawingml/2006/picture">
+            <wp:extent cx="5486400" cy="3681984"/>
+            <wp:docPr id="8" name="Picture 8" descr="For your Image-pattern Network Investigation, save the input, procedure, observed result and limitation of this check. Label this worked example as practice; use a different, previously unreviewed case when checking independent understanding. Draw your input, deciding step, result and limit. Supported question: Why can no deterministic head using only the sum classify both correctly? Point to the relevant step in the picture, then write the changed result and the rule or evidence that supports it."/>
+            <wp:cNvGraphicFramePr>
+              <a:graphicFrameLocks noChangeAspect="1"/>
+            </wp:cNvGraphicFramePr>
+            <a:graphic>
+              <a:graphicData uri="http://schemas.openxmlformats.org/drawingml/2006/picture">
+                <pic:pic>
+                  <pic:nvPicPr>
+                    <pic:cNvPr id="0" name="academy-story-ai-5-19-06.png"/>
+                    <pic:cNvPicPr/>
+                  </pic:nvPicPr>
+                  <pic:blipFill>
+                    <a:blip r:embed="rId16"/>
+                    <a:stretch>
+                      <a:fillRect/>
+                    </a:stretch>
+                  </pic:blipFill>
+                  <pic:spPr>
+                    <a:xfrm>
+                      <a:off x="0" y="0"/>
+                      <a:ext cx="5486400" cy="3681984"/>
+                    </a:xfrm>
+                    <a:prstGeom prst="rect"/>
+                  </pic:spPr>
+                </pic:pic>
+              </a:graphicData>
+            </a:graphic>
+          </wp:inline>
+        </w:drawing>
+      </w:r>
+    </w:p>
+    <w:p>
+      <w:pPr>
+        <w:spacing w:line="336" w:lineRule="auto" w:after="180"/>
+      </w:pPr>
+      <w:r>
+        <w:rPr>
+          <w:b w:val="0"/>
+        </w:rPr>
+        <w:t xml:space="preserve">For your Image-pattern Network Investigation, save the </w:t>
+      </w:r>
+      <w:r>
+        <w:rPr>
+          <w:b/>
+        </w:rPr>
+        <w:t>input</w:t>
+      </w:r>
+      <w:r>
+        <w:rPr>
+          <w:b w:val="0"/>
+        </w:rPr>
+        <w:t>, procedure, observed result and limitation of this check.</w:t>
+      </w:r>
+    </w:p>
+    <w:p>
+      <w:pPr>
+        <w:spacing w:line="336" w:lineRule="auto" w:after="180"/>
+      </w:pPr>
+      <w:r>
+        <w:rPr>
+          <w:b w:val="0"/>
+        </w:rPr>
+        <w:t xml:space="preserve">Label this worked example as practice; use a different, previously unreviewed case when checking independent understanding. Draw your </w:t>
+      </w:r>
+      <w:r>
+        <w:rPr>
+          <w:b/>
+        </w:rPr>
+        <w:t>input</w:t>
+      </w:r>
+      <w:r>
+        <w:rPr>
+          <w:b w:val="0"/>
+        </w:rPr>
+        <w:t>, deciding step, result and limit.</w:t>
+      </w:r>
+    </w:p>
+    <w:p>
+      <w:pPr>
+        <w:spacing w:line="336" w:lineRule="auto" w:after="180"/>
+      </w:pPr>
+      <w:r>
+        <w:rPr>
+          <w:b w:val="0"/>
+        </w:rPr>
+        <w:t xml:space="preserve">Supported question: Why can no deterministic head using only the sum classify both correctly? Point to the relevant step in the picture, then write the changed result and the rule or </w:t>
+      </w:r>
+      <w:r>
+        <w:rPr>
+          <w:b/>
+        </w:rPr>
+        <w:t>evidence</w:t>
+      </w:r>
+      <w:r>
+        <w:rPr>
+          <w:b w:val="0"/>
+        </w:rPr>
+        <w:t xml:space="preserve"> that supports it.</w:t>
+      </w:r>
+    </w:p>
+    <w:p>
+      <w:pPr>
+        <w:spacing w:line="336" w:lineRule="auto" w:after="180"/>
+        <w:shd w:fill="F5F1FB"/>
+      </w:pPr>
+      <w:r>
+        <w:rPr>
+          <w:b w:val="0"/>
+        </w:rPr>
+        <w:t xml:space="preserve">Draw your project trace and justify the deciding step using </w:t>
+      </w:r>
+      <w:r>
+        <w:rPr>
+          <w:b/>
+        </w:rPr>
+        <w:t>evidence</w:t>
+      </w:r>
+      <w:r>
+        <w:rPr>
+          <w:b w:val="0"/>
+        </w:rPr>
+        <w:t>.</w:t>
+      </w:r>
+    </w:p>
+    <w:p>
+      <w:pPr>
+        <w:pStyle w:val="Heading3"/>
+      </w:pPr>
+      <w:r>
+        <w:t>My picture explanation, deciding evidence and one limit</w:t>
       </w:r>
     </w:p>
     <w:p>

--- a/downloads/workbook/ai-5-week-19.docx
+++ b/downloads/workbook/ai-5-week-19.docx
@@ -168,6 +168,327 @@
     <w:p>
       <w:r>
         <w:t>________________________________________________________________</w:t>
+      </w:r>
+    </w:p>
+    <w:p>
+      <w:pPr>
+        <w:pStyle w:val="Heading3"/>
+      </w:pPr>
+      <w:r>
+        <w:t>Lesson reference for workbook practice</w:t>
+      </w:r>
+    </w:p>
+    <w:p>
+      <w:pPr>
+        <w:spacing w:line="336" w:lineRule="auto" w:after="180"/>
+        <w:shd w:fill="F1F6F8"/>
+      </w:pPr>
+      <w:r>
+        <w:rPr>
+          <w:b w:val="0"/>
+        </w:rPr>
+        <w:t>Use this reference for the original W1–W3 and W5 exercises. The separately named independent case supplies its own changed facts; use those facts for that attempt before feedback.</w:t>
+      </w:r>
+    </w:p>
+    <w:p>
+      <w:pPr>
+        <w:spacing w:line="336" w:lineRule="auto" w:after="180"/>
+      </w:pPr>
+      <w:r>
+        <w:rPr>
+          <w:b w:val="0"/>
+        </w:rPr>
+        <w:t xml:space="preserve">Consider fictional rectangles with </w:t>
+      </w:r>
+      <w:r>
+        <w:rPr>
+          <w:b/>
+        </w:rPr>
+        <w:t>input</w:t>
+      </w:r>
+      <w:r>
+        <w:rPr>
+          <w:b w:val="0"/>
+        </w:rPr>
+        <w:t xml:space="preserve"> [width, height] in cm. The task is to identify rectangles whose width is strictly greater than height. The target is 1 for wider rectangles and 0 otherwise.</w:t>
+      </w:r>
+    </w:p>
+    <w:p>
+      <w:pPr>
+        <w:spacing w:line="336" w:lineRule="auto" w:after="180"/>
+      </w:pPr>
+      <w:r>
+        <w:rPr>
+          <w:b w:val="0"/>
+        </w:rPr>
+        <w:t>A square therefore has target 0. This is an arithmetic teaching task, not a claim that a network is needed to measure rectangles.</w:t>
+      </w:r>
+    </w:p>
+    <w:p>
+      <w:pPr>
+        <w:spacing w:line="336" w:lineRule="auto" w:after="180"/>
+      </w:pPr>
+      <w:r>
+        <w:rPr>
+          <w:b w:val="0"/>
+        </w:rPr>
+        <w:t xml:space="preserve">Define two hidden units: h1 = ReLU(width - height) and h2 = ReLU(height - width). Their weight rows are [1, -1] and [-1, 1], with zero biases. The </w:t>
+      </w:r>
+      <w:r>
+        <w:rPr>
+          <w:b/>
+        </w:rPr>
+        <w:t>representation</w:t>
+      </w:r>
+      <w:r>
+        <w:rPr>
+          <w:b w:val="0"/>
+        </w:rPr>
+        <w:t xml:space="preserve"> h = [h1, h2] records excess width or excess height.</w:t>
+      </w:r>
+    </w:p>
+    <w:p>
+      <w:pPr>
+        <w:spacing w:line="336" w:lineRule="auto" w:after="180"/>
+      </w:pPr>
+      <w:r>
+        <w:rPr>
+          <w:b w:val="0"/>
+        </w:rPr>
+        <w:t>Predict 1 when h1 &gt; 0; otherwise predict 0.</w:t>
+      </w:r>
+    </w:p>
+    <w:tbl>
+      <w:tblPr>
+        <w:tblStyle w:val="LightShading-Accent1"/>
+        <w:tblW w:type="auto" w:w="0"/>
+        <w:tblLook w:firstColumn="1" w:firstRow="1" w:lastColumn="0" w:lastRow="0" w:noHBand="0" w:noVBand="1" w:val="04A0"/>
+      </w:tblPr>
+      <w:tblGrid>
+        <w:gridCol w:w="3408"/>
+        <w:gridCol w:w="3408"/>
+        <w:gridCol w:w="3408"/>
+      </w:tblGrid>
+      <w:tr>
+        <w:trPr>
+          <w:tblHeader/>
+        </w:trPr>
+        <w:tc>
+          <w:tcPr>
+            <w:tcW w:type="dxa" w:w="3408"/>
+          </w:tcPr>
+          <w:p>
+            <w:r>
+              <w:t>Input</w:t>
+            </w:r>
+          </w:p>
+        </w:tc>
+        <w:tc>
+          <w:tcPr>
+            <w:tcW w:type="dxa" w:w="3408"/>
+          </w:tcPr>
+          <w:p>
+            <w:r>
+              <w:t>Hidden representation</w:t>
+            </w:r>
+          </w:p>
+        </w:tc>
+        <w:tc>
+          <w:tcPr>
+            <w:tcW w:type="dxa" w:w="3408"/>
+          </w:tcPr>
+          <w:p>
+            <w:r>
+              <w:t>Prediction</w:t>
+            </w:r>
+          </w:p>
+        </w:tc>
+      </w:tr>
+      <w:tr>
+        <w:tc>
+          <w:tcPr>
+            <w:tcW w:type="dxa" w:w="3408"/>
+          </w:tcPr>
+          <w:p>
+            <w:r>
+              <w:t>[4, 2]</w:t>
+            </w:r>
+          </w:p>
+        </w:tc>
+        <w:tc>
+          <w:tcPr>
+            <w:tcW w:type="dxa" w:w="3408"/>
+          </w:tcPr>
+          <w:p>
+            <w:r>
+              <w:t>[2, 0]</w:t>
+            </w:r>
+          </w:p>
+        </w:tc>
+        <w:tc>
+          <w:tcPr>
+            <w:tcW w:type="dxa" w:w="3408"/>
+          </w:tcPr>
+          <w:p>
+            <w:r>
+              <w:t>1</w:t>
+            </w:r>
+          </w:p>
+        </w:tc>
+      </w:tr>
+      <w:tr>
+        <w:tc>
+          <w:tcPr>
+            <w:tcW w:type="dxa" w:w="3408"/>
+          </w:tcPr>
+          <w:p>
+            <w:r>
+              <w:t>[2, 4]</w:t>
+            </w:r>
+          </w:p>
+        </w:tc>
+        <w:tc>
+          <w:tcPr>
+            <w:tcW w:type="dxa" w:w="3408"/>
+          </w:tcPr>
+          <w:p>
+            <w:r>
+              <w:t>[0, 2]</w:t>
+            </w:r>
+          </w:p>
+        </w:tc>
+        <w:tc>
+          <w:tcPr>
+            <w:tcW w:type="dxa" w:w="3408"/>
+          </w:tcPr>
+          <w:p>
+            <w:r>
+              <w:t>0</w:t>
+            </w:r>
+          </w:p>
+        </w:tc>
+      </w:tr>
+      <w:tr>
+        <w:tc>
+          <w:tcPr>
+            <w:tcW w:type="dxa" w:w="3408"/>
+          </w:tcPr>
+          <w:p>
+            <w:r>
+              <w:t>[3, 3]</w:t>
+            </w:r>
+          </w:p>
+        </w:tc>
+        <w:tc>
+          <w:tcPr>
+            <w:tcW w:type="dxa" w:w="3408"/>
+          </w:tcPr>
+          <w:p>
+            <w:r>
+              <w:t>[0, 0]</w:t>
+            </w:r>
+          </w:p>
+        </w:tc>
+        <w:tc>
+          <w:tcPr>
+            <w:tcW w:type="dxa" w:w="3408"/>
+          </w:tcPr>
+          <w:p>
+            <w:r>
+              <w:t>0</w:t>
+            </w:r>
+          </w:p>
+        </w:tc>
+      </w:tr>
+      <w:tr>
+        <w:tc>
+          <w:tcPr>
+            <w:tcW w:type="dxa" w:w="3408"/>
+          </w:tcPr>
+          <w:p>
+            <w:r>
+              <w:t>[5, 3]</w:t>
+            </w:r>
+          </w:p>
+        </w:tc>
+        <w:tc>
+          <w:tcPr>
+            <w:tcW w:type="dxa" w:w="3408"/>
+          </w:tcPr>
+          <w:p>
+            <w:r>
+              <w:t>[2, 0]</w:t>
+            </w:r>
+          </w:p>
+        </w:tc>
+        <w:tc>
+          <w:tcPr>
+            <w:tcW w:type="dxa" w:w="3408"/>
+          </w:tcPr>
+          <w:p>
+            <w:r>
+              <w:t>1</w:t>
+            </w:r>
+          </w:p>
+        </w:tc>
+      </w:tr>
+    </w:tbl>
+    <w:p>
+      <w:pPr>
+        <w:spacing w:line="336" w:lineRule="auto" w:after="180"/>
+      </w:pPr>
+      <w:r>
+        <w:rPr>
+          <w:b w:val="0"/>
+        </w:rPr>
+        <w:t xml:space="preserve">These weights were chosen by the lesson author. They demonstrate a </w:t>
+      </w:r>
+      <w:r>
+        <w:rPr>
+          <w:b/>
+        </w:rPr>
+        <w:t>representation</w:t>
+      </w:r>
+      <w:r>
+        <w:rPr>
+          <w:b w:val="0"/>
+        </w:rPr>
+        <w:t xml:space="preserve"> that could be implemented by a network, but no </w:t>
+      </w:r>
+      <w:r>
+        <w:rPr>
+          <w:b/>
+        </w:rPr>
+        <w:t>training</w:t>
+      </w:r>
+      <w:r>
+        <w:rPr>
+          <w:b w:val="0"/>
+        </w:rPr>
+        <w:t xml:space="preserve"> run has established that a model learned it.</w:t>
+      </w:r>
+    </w:p>
+    <w:p>
+      <w:pPr>
+        <w:spacing w:line="336" w:lineRule="auto" w:after="180"/>
+      </w:pPr>
+      <w:r>
+        <w:rPr>
+          <w:b w:val="0"/>
+        </w:rPr>
+        <w:t xml:space="preserve">Learning would require adjusting parameters using </w:t>
+      </w:r>
+      <w:r>
+        <w:rPr>
+          <w:b/>
+        </w:rPr>
+        <w:t>training</w:t>
+      </w:r>
+      <w:r>
+        <w:rPr>
+          <w:b w:val="0"/>
+        </w:rPr>
+        <w:t xml:space="preserve"> data and recording the procedure.</w:t>
       </w:r>
     </w:p>
     <w:p>
@@ -1341,7 +1662,7 @@
         <w:drawing>
           <wp:inline xmlns:a="http://schemas.openxmlformats.org/drawingml/2006/main" xmlns:pic="http://schemas.openxmlformats.org/drawingml/2006/picture">
             <wp:extent cx="5486400" cy="5185229"/>
-            <wp:docPr id="2" name="Picture 2" descr="Learned representations. Encode A: A becomes [3, 0], with left brighter.. Encode B: B becomes [0, 3], with right brighter.. Compare collapsed summary: If the head receives only h1+h2, both become3 and the target distinction is lost."/>
+            <wp:docPr id="2" name="Picture 2" descr="Learned representations. Encode A: A becomes [3, 0], with left brighter.. Encode B: B becomes [0, 3], with right brighter.. Compare collapsed summary: If the head receives only h1+h2, both become 3 and the target distinction is lost."/>
             <wp:cNvGraphicFramePr>
               <a:graphicFrameLocks noChangeAspect="1"/>
             </wp:cNvGraphicFramePr>
@@ -1780,7 +2101,7 @@
         <w:rPr>
           <w:b w:val="0"/>
         </w:rPr>
-        <w:t>Which labelled step matches this detail? If the head receives only h1+h2, both become3 and the target distinction is lost.</w:t>
+        <w:t>Which labelled step matches this detail? If the head receives only h1+h2, both become 3 and the target distinction is lost.</w:t>
       </w:r>
     </w:p>
     <w:p>
@@ -1889,7 +2210,7 @@
         <w:rPr>
           <w:b w:val="0"/>
         </w:rPr>
-        <w:t>After your attempt, compare with the supported explanation: Compare collapsed summary If the head receives only h1+h2, both become3 and the target distinction is lost.</w:t>
+        <w:t>After your attempt, compare with the supported explanation: Compare collapsed summary If the head receives only h1+h2, both become 3 and the target distinction is lost.</w:t>
       </w:r>
     </w:p>
     <w:p>
@@ -2568,7 +2889,7 @@
         <w:drawing>
           <wp:inline xmlns:a="http://schemas.openxmlformats.org/drawingml/2006/main" xmlns:pic="http://schemas.openxmlformats.org/drawingml/2006/picture">
             <wp:extent cx="5486400" cy="3182112"/>
-            <wp:docPr id="4" name="Picture 4" descr="Encode A: A becomes [3, 0], with left brighter. → Encode B: B becomes [0, 3], with right brighter. → Compare collapsed summary: If the head receives only h1+h2, both become3 and the target distinction is lost."/>
+            <wp:docPr id="4" name="Picture 4" descr="Encode A: A becomes [3, 0], with left brighter. → Encode B: B becomes [0, 3], with right brighter. → Compare collapsed summary: If the head receives only h1+h2, both become 3 and the target distinction is lost."/>
             <wp:cNvGraphicFramePr>
               <a:graphicFrameLocks noChangeAspect="1"/>
             </wp:cNvGraphicFramePr>
@@ -2607,7 +2928,7 @@
         <w:rPr>
           <w:b w:val="0"/>
         </w:rPr>
-        <w:t>Encode A: A becomes [3, 0], with left brighter. → Encode B: B becomes [0, 3], with right brighter. → Compare collapsed summary: If the head receives only h1+h2, both become3 and the target distinction is lost.</w:t>
+        <w:t>Encode A: A becomes [3, 0], with left brighter. → Encode B: B becomes [0, 3], with right brighter. → Compare collapsed summary: If the head receives only h1+h2, both become 3 and the target distinction is lost.</w:t>
       </w:r>
     </w:p>
     <w:p>
@@ -2782,7 +3103,7 @@
         <w:drawing>
           <wp:inline xmlns:a="http://schemas.openxmlformats.org/drawingml/2006/main" xmlns:pic="http://schemas.openxmlformats.org/drawingml/2006/picture">
             <wp:extent cx="5486400" cy="3179064"/>
-            <wp:docPr id="6" name="Picture 6" descr="Original case: If the head receives only h1+h2, both become3 and the target distinction is lost. Changed condition: The head keeps both ordered hidden values instead of their sum. Expected result: It can distinguish [3, 0] from [0, 3] in this example. Reason: The representation retains the direction of brightness difference when coordinates stay separate."/>
+            <wp:docPr id="6" name="Picture 6" descr="Original case: If the head receives only h1+h2, both become 3 and the target distinction is lost. Changed condition: The head keeps both ordered hidden values instead of their sum. Expected result: It can distinguish [3, 0] from [0, 3] in this example. Reason: The representation retains the direction of brightness difference when coordinates stay separate."/>
             <wp:cNvGraphicFramePr>
               <a:graphicFrameLocks noChangeAspect="1"/>
             </wp:cNvGraphicFramePr>
@@ -2821,7 +3142,7 @@
         <w:rPr>
           <w:b w:val="0"/>
         </w:rPr>
-        <w:t>Original case: If the head receives only h1+h2, both become3 and the target distinction is lost. Changed condition: The head keeps both ordered hidden values instead of their sum.</w:t>
+        <w:t>Original case: If the head receives only h1+h2, both become 3 and the target distinction is lost. Changed condition: The head keeps both ordered hidden values instead of their sum.</w:t>
       </w:r>
     </w:p>
     <w:p>

--- a/downloads/workbook/ai-5-week-19.docx
+++ b/downloads/workbook/ai-5-week-19.docx
@@ -25,22 +25,45 @@
         <w:pStyle w:val="Heading1"/>
       </w:pPr>
       <w:r>
-        <w:t>01. Recall and choose your starting point</w:t>
-      </w:r>
-    </w:p>
-    <w:p>
-      <w:r>
-        <w:t>Record your starting explanation for Learned representations before opening notes. Show any later correction separately.</w:t>
-      </w:r>
-    </w:p>
-    <w:p>
-      <w:pPr>
-        <w:spacing w:line="336" w:lineRule="auto" w:after="180"/>
-      </w:pPr>
-      <w:r>
-        <w:rPr>
-          <w:b w:val="0"/>
-        </w:rPr>
+        <w:t>One readable representation and collision record.</w:t>
+      </w:r>
+    </w:p>
+    <w:p>
+      <w:r>
+        <w:t>Trace preserved/lost information,repair available measurements and state the learning-evidence limit.</w:t>
+      </w:r>
+    </w:p>
+    <w:p>
+      <w:r>
+        <w:t>W1–W3/W5 → selected new encoder → project representation ledger → changed-case return.</w:t>
+      </w:r>
+    </w:p>
+    <w:p>
+      <w:pPr>
+        <w:pStyle w:val="Heading1"/>
+      </w:pPr>
+      <w:r>
+        <w:t>01. Recall · Retrieve before notes</w:t>
+      </w:r>
+    </w:p>
+    <w:p>
+      <w:r>
+        <w:t>Keep this task’s inputs,rule and response together.</w:t>
+      </w:r>
+    </w:p>
+    <w:p>
+      <w:pPr>
+        <w:pStyle w:val="Heading2"/>
+      </w:pPr>
+      <w:r>
+        <w:t>Complete task and evidence</w:t>
+      </w:r>
+    </w:p>
+    <w:p>
+      <w:pPr>
+        <w:pStyle w:val="ListBullet"/>
+      </w:pPr>
+      <w:r>
         <w:t>Try the recall before opening notes. Then use a different colour or a labelled second line to correct your explanation.</w:t>
       </w:r>
     </w:p>
@@ -54,12 +77,9 @@
     </w:p>
     <w:p>
       <w:pPr>
-        <w:spacing w:line="336" w:lineRule="auto" w:after="180"/>
-      </w:pPr>
-      <w:r>
-        <w:rPr>
-          <w:b w:val="0"/>
-        </w:rPr>
+        <w:pStyle w:val="ListBullet"/>
+      </w:pPr>
+      <w:r>
         <w:t>Without opening the old lesson, explain one key idea from Debugging shapes and gradients. Give an example and a mistake that the idea helps you avoid.</w:t>
       </w:r>
     </w:p>
@@ -96,12 +116,9 @@
     </w:p>
     <w:p>
       <w:pPr>
-        <w:spacing w:line="336" w:lineRule="auto" w:after="180"/>
-      </w:pPr>
-      <w:r>
-        <w:rPr>
-          <w:b w:val="0"/>
-        </w:rPr>
+        <w:pStyle w:val="ListBullet"/>
+      </w:pPr>
+      <w:r>
         <w:t>Without opening the old lesson, explain one key idea from Regularisation and early stopping. Give an example and a mistake that the idea helps you avoid.</w:t>
       </w:r>
     </w:p>
@@ -138,12 +155,9 @@
     </w:p>
     <w:p>
       <w:pPr>
-        <w:spacing w:line="336" w:lineRule="auto" w:after="180"/>
-      </w:pPr>
-      <w:r>
-        <w:rPr>
-          <w:b w:val="0"/>
-        </w:rPr>
+        <w:pStyle w:val="ListBullet"/>
+      </w:pPr>
+      <w:r>
         <w:t>Without opening the old lesson, explain one key idea from Batching and epochs. Give an example and a mistake that the idea helps you avoid.</w:t>
       </w:r>
     </w:p>
@@ -180,82 +194,26 @@
     </w:p>
     <w:p>
       <w:pPr>
-        <w:spacing w:line="336" w:lineRule="auto" w:after="180"/>
-        <w:shd w:fill="F1F6F8"/>
-      </w:pPr>
-      <w:r>
-        <w:rPr>
-          <w:b w:val="0"/>
-        </w:rPr>
+        <w:pStyle w:val="ListBullet"/>
+      </w:pPr>
+      <w:r>
         <w:t>Use this reference for the original W1–W3 and W5 exercises. The separately named independent case supplies its own changed facts; use those facts for that attempt before feedback.</w:t>
       </w:r>
     </w:p>
     <w:p>
       <w:pPr>
-        <w:spacing w:line="336" w:lineRule="auto" w:after="180"/>
-      </w:pPr>
-      <w:r>
-        <w:rPr>
-          <w:b w:val="0"/>
-        </w:rPr>
-        <w:t xml:space="preserve">Consider fictional rectangles with </w:t>
-      </w:r>
-      <w:r>
-        <w:rPr>
-          <w:b/>
-        </w:rPr>
-        <w:t>input</w:t>
-      </w:r>
-      <w:r>
-        <w:rPr>
-          <w:b w:val="0"/>
-        </w:rPr>
-        <w:t xml:space="preserve"> [width, height] in cm. The task is to identify rectangles whose width is strictly greater than height. The target is 1 for wider rectangles and 0 otherwise.</w:t>
-      </w:r>
-    </w:p>
-    <w:p>
-      <w:pPr>
-        <w:spacing w:line="336" w:lineRule="auto" w:after="180"/>
-      </w:pPr>
-      <w:r>
-        <w:rPr>
-          <w:b w:val="0"/>
-        </w:rPr>
-        <w:t>A square therefore has target 0. This is an arithmetic teaching task, not a claim that a network is needed to measure rectangles.</w:t>
-      </w:r>
-    </w:p>
-    <w:p>
-      <w:pPr>
-        <w:spacing w:line="336" w:lineRule="auto" w:after="180"/>
-      </w:pPr>
-      <w:r>
-        <w:rPr>
-          <w:b w:val="0"/>
-        </w:rPr>
-        <w:t xml:space="preserve">Define two hidden units: h1 = ReLU(width - height) and h2 = ReLU(height - width). Their weight rows are [1, -1] and [-1, 1], with zero biases. The </w:t>
-      </w:r>
-      <w:r>
-        <w:rPr>
-          <w:b/>
-        </w:rPr>
-        <w:t>representation</w:t>
-      </w:r>
-      <w:r>
-        <w:rPr>
-          <w:b w:val="0"/>
-        </w:rPr>
-        <w:t xml:space="preserve"> h = [h1, h2] records excess width or excess height.</w:t>
-      </w:r>
-    </w:p>
-    <w:p>
-      <w:pPr>
-        <w:spacing w:line="336" w:lineRule="auto" w:after="180"/>
-      </w:pPr>
-      <w:r>
-        <w:rPr>
-          <w:b w:val="0"/>
-        </w:rPr>
-        <w:t>Predict 1 when h1 &gt; 0; otherwise predict 0.</w:t>
+        <w:pStyle w:val="ListBullet"/>
+      </w:pPr>
+      <w:r>
+        <w:t>Consider fictional rectangles with input [width, height] in cm. The task is to identify rectangles whose width is strictly greater than height. The target is 1 for wider rectangles and 0 otherwise. A square therefore has target 0. This is an arithmetic teaching task, not a claim that a network is needed to measure rectangles.</w:t>
+      </w:r>
+    </w:p>
+    <w:p>
+      <w:pPr>
+        <w:pStyle w:val="ListBullet"/>
+      </w:pPr>
+      <w:r>
+        <w:t>Define two hidden units: h1 = ReLU(width - height) and h2 = ReLU(height - width). Their weight rows are [1, -1] and [-1, 1], with zero biases. The representation h = [h1, h2] records excess width or excess height. Predict 1 when h1 &gt; 0; otherwise predict 0.</w:t>
       </w:r>
     </w:p>
     <w:tbl>
@@ -435,60 +393,10 @@
     </w:tbl>
     <w:p>
       <w:pPr>
-        <w:spacing w:line="336" w:lineRule="auto" w:after="180"/>
-      </w:pPr>
-      <w:r>
-        <w:rPr>
-          <w:b w:val="0"/>
-        </w:rPr>
-        <w:t xml:space="preserve">These weights were chosen by the lesson author. They demonstrate a </w:t>
-      </w:r>
-      <w:r>
-        <w:rPr>
-          <w:b/>
-        </w:rPr>
-        <w:t>representation</w:t>
-      </w:r>
-      <w:r>
-        <w:rPr>
-          <w:b w:val="0"/>
-        </w:rPr>
-        <w:t xml:space="preserve"> that could be implemented by a network, but no </w:t>
-      </w:r>
-      <w:r>
-        <w:rPr>
-          <w:b/>
-        </w:rPr>
-        <w:t>training</w:t>
-      </w:r>
-      <w:r>
-        <w:rPr>
-          <w:b w:val="0"/>
-        </w:rPr>
-        <w:t xml:space="preserve"> run has established that a model learned it.</w:t>
-      </w:r>
-    </w:p>
-    <w:p>
-      <w:pPr>
-        <w:spacing w:line="336" w:lineRule="auto" w:after="180"/>
-      </w:pPr>
-      <w:r>
-        <w:rPr>
-          <w:b w:val="0"/>
-        </w:rPr>
-        <w:t xml:space="preserve">Learning would require adjusting parameters using </w:t>
-      </w:r>
-      <w:r>
-        <w:rPr>
-          <w:b/>
-        </w:rPr>
-        <w:t>training</w:t>
-      </w:r>
-      <w:r>
-        <w:rPr>
-          <w:b w:val="0"/>
-        </w:rPr>
-        <w:t xml:space="preserve"> data and recording the procedure.</w:t>
+        <w:pStyle w:val="ListBullet"/>
+      </w:pPr>
+      <w:r>
+        <w:t>These weights were chosen by the lesson author. They demonstrate a representation that could be implemented by a network, but no training run has established that a model learned it. Learning would require adjusting parameters using training data and recording the procedure.</w:t>
       </w:r>
     </w:p>
     <w:p>
@@ -496,135 +404,44 @@
         <w:pStyle w:val="Heading1"/>
       </w:pPr>
       <w:r>
-        <w:t>02. Practise with fading help</w:t>
-      </w:r>
-    </w:p>
-    <w:p>
-      <w:r>
-        <w:t>Complete the supported Learned representations trace and record the first step you can explain without help.</w:t>
-      </w:r>
-    </w:p>
-    <w:p>
-      <w:pPr>
-        <w:spacing w:line="336" w:lineRule="auto" w:after="180"/>
-      </w:pPr>
-      <w:r>
-        <w:rPr>
-          <w:b w:val="0"/>
-        </w:rPr>
-        <w:t xml:space="preserve">Use W2: Prove an information loss for Learned </w:t>
-      </w:r>
-      <w:r>
-        <w:rPr>
-          <w:b/>
-        </w:rPr>
-        <w:t>representation</w:t>
-      </w:r>
-      <w:r>
-        <w:rPr>
-          <w:b w:val="0"/>
-        </w:rPr>
-        <w:t>s. Record the answer once; the lesson and workbook refer to the same attempt.</w:t>
-      </w:r>
-    </w:p>
-    <w:tbl>
-      <w:tblPr>
-        <w:tblStyle w:val="LightShading-Accent1"/>
-        <w:tblW w:type="auto" w:w="0"/>
-        <w:tblLook w:firstColumn="1" w:firstRow="1" w:lastColumn="0" w:lastRow="0" w:noHBand="0" w:noVBand="1" w:val="04A0"/>
-      </w:tblPr>
-      <w:tblGrid>
-        <w:gridCol w:w="2556"/>
-        <w:gridCol w:w="2556"/>
-        <w:gridCol w:w="2556"/>
-        <w:gridCol w:w="2556"/>
-      </w:tblGrid>
-      <w:tr>
-        <w:trPr>
-          <w:tblHeader/>
-        </w:trPr>
-        <w:tc>
-          <w:tcPr>
-            <w:tcW w:type="dxa" w:w="2556"/>
-          </w:tcPr>
-          <w:p>
-            <w:r>
-              <w:t>Given inputs</w:t>
-            </w:r>
-          </w:p>
-        </w:tc>
-        <w:tc>
-          <w:tcPr>
-            <w:tcW w:type="dxa" w:w="2556"/>
-          </w:tcPr>
-          <w:p>
-            <w:r>
-              <w:t>Procedure I chose</w:t>
-            </w:r>
-          </w:p>
-        </w:tc>
-        <w:tc>
-          <w:tcPr>
-            <w:tcW w:type="dxa" w:w="2556"/>
-          </w:tcPr>
-          <w:p>
-            <w:r>
-              <w:t>Middle steps</w:t>
-            </w:r>
-          </w:p>
-        </w:tc>
-        <w:tc>
-          <w:tcPr>
-            <w:tcW w:type="dxa" w:w="2556"/>
-          </w:tcPr>
-          <w:p>
-            <w:r>
-              <w:t>Result and check</w:t>
-            </w:r>
-          </w:p>
-        </w:tc>
-      </w:tr>
-      <w:tr>
-        <w:tc>
-          <w:tcPr>
-            <w:tcW w:type="dxa" w:w="2556"/>
-          </w:tcPr>
-          <w:p>
-            <w:r/>
-          </w:p>
-        </w:tc>
-        <w:tc>
-          <w:tcPr>
-            <w:tcW w:type="dxa" w:w="2556"/>
-          </w:tcPr>
-          <w:p>
-            <w:r/>
-          </w:p>
-        </w:tc>
-        <w:tc>
-          <w:tcPr>
-            <w:tcW w:type="dxa" w:w="2556"/>
-          </w:tcPr>
-          <w:p>
-            <w:r/>
-          </w:p>
-        </w:tc>
-        <w:tc>
-          <w:tcPr>
-            <w:tcW w:type="dxa" w:w="2556"/>
-          </w:tcPr>
-          <w:p>
-            <w:r/>
-          </w:p>
-        </w:tc>
-      </w:tr>
-    </w:tbl>
+        <w:t>05. W1 · Explain the current example</w:t>
+      </w:r>
+    </w:p>
+    <w:p>
+      <w:r>
+        <w:t>Keep this task’s inputs,rule and response together.</w:t>
+      </w:r>
+    </w:p>
+    <w:p>
+      <w:pPr>
+        <w:pStyle w:val="Heading2"/>
+      </w:pPr>
+      <w:r>
+        <w:t>Complete task and evidence</w:t>
+      </w:r>
+    </w:p>
+    <w:p>
+      <w:pPr>
+        <w:pStyle w:val="ListBullet"/>
+      </w:pPr>
+      <w:r>
+        <w:t>Rectangle inputs finitepositivewidth/heightincm; h=[ReLU(width−height), ReLU(height−width)], weightschosen, nottrained. Predictwider1 iffh1&gt;0; squaretarget 0. Inputs[4, 2]h[2, 0]area 8; [2, 4]h[0, 2]area 8; [3, 3]h[0, 0]area 9; [5, 3]h[2, 0]area 15. Samehwithdifferentareasprevents exact deterministic area prediction forboth. Supported[6, 4]/[7, 5]h[2, 0], wider 1, areas 24/35. Sum-only[4, 2]/[2, 4]both 6 loseswiderlabel. Combininghwithsrecoversd=h1−h2, width(s+d)/2, height(s−d)/2; h[2, 0], s8 gives5, 3, area 15. Picturebrightness[5, 2]/[2, 5]orderedh[3, 0]/[0, 3], sum 3 collides. Algebraicfeaturesarenot learned-evidence claims.</w:t>
+      </w:r>
+    </w:p>
+    <w:p>
+      <w:pPr>
+        <w:pStyle w:val="ListBullet"/>
+      </w:pPr>
+      <w:r>
+        <w:t>Encode [8, 3], [3, 8] and [4, 4] with the lesson layer. Apply its prediction rule and explain the square boundary.</w:t>
+      </w:r>
+    </w:p>
     <w:p>
       <w:pPr>
         <w:pStyle w:val="Heading3"/>
       </w:pPr>
       <w:r>
-        <w:t>The step I completed without help, and the hint I needed</w:t>
+        <w:t>My reasoning and evidence</w:t>
       </w:r>
     </w:p>
     <w:p>
@@ -643,62 +460,55 @@
       </w:r>
     </w:p>
     <w:p>
+      <w:r>
+        <w:t>________________________________________________________________</w:t>
+      </w:r>
+    </w:p>
+    <w:p>
+      <w:r>
+        <w:t>________________________________________________________________</w:t>
+      </w:r>
+    </w:p>
+    <w:p>
+      <w:r>
+        <w:t>________________________________________________________________</w:t>
+      </w:r>
+    </w:p>
+    <w:p>
       <w:pPr>
         <w:pStyle w:val="Heading1"/>
       </w:pPr>
       <w:r>
-        <w:t>03. Individual reasoning check</w:t>
-      </w:r>
-    </w:p>
-    <w:p>
-      <w:r>
-        <w:t>Check the proposed Learned representations explanation against the supplied facts before discussing it.</w:t>
-      </w:r>
-    </w:p>
-    <w:p>
-      <w:pPr>
-        <w:spacing w:line="336" w:lineRule="auto" w:after="180"/>
-      </w:pPr>
-      <w:r>
-        <w:rPr>
-          <w:b w:val="0"/>
-        </w:rPr>
-        <w:t xml:space="preserve">Use the worked case for Learned </w:t>
-      </w:r>
-      <w:r>
-        <w:rPr>
-          <w:b/>
-        </w:rPr>
-        <w:t>representation</w:t>
-      </w:r>
-      <w:r>
-        <w:rPr>
-          <w:b w:val="0"/>
-        </w:rPr>
-        <w:t xml:space="preserve">s. Proposed explanation: “Two hidden values preserve both </w:t>
-      </w:r>
-      <w:r>
-        <w:rPr>
-          <w:b/>
-        </w:rPr>
-        <w:t>input</w:t>
-      </w:r>
-      <w:r>
-        <w:rPr>
-          <w:b w:val="0"/>
-        </w:rPr>
-        <w:t xml:space="preserve"> measurements”. Decide whether this explanation is supported.</w:t>
-      </w:r>
-    </w:p>
-    <w:p>
-      <w:pPr>
-        <w:spacing w:line="336" w:lineRule="auto" w:after="180"/>
-      </w:pPr>
-      <w:r>
-        <w:rPr>
-          <w:b w:val="0"/>
-        </w:rPr>
-        <w:t>Point to the step or supplied fact that decides; explain your repair if needed.</w:t>
+        <w:t>06. W2 · Trace the calculation</w:t>
+      </w:r>
+    </w:p>
+    <w:p>
+      <w:r>
+        <w:t>Keep this task’s inputs,rule and response together.</w:t>
+      </w:r>
+    </w:p>
+    <w:p>
+      <w:pPr>
+        <w:pStyle w:val="Heading2"/>
+      </w:pPr>
+      <w:r>
+        <w:t>Complete task and evidence</w:t>
+      </w:r>
+    </w:p>
+    <w:p>
+      <w:pPr>
+        <w:pStyle w:val="ListBullet"/>
+      </w:pPr>
+      <w:r>
+        <w:t>Rectangle inputs finitepositivewidth/heightincm; h=[ReLU(width−height), ReLU(height−width)], weightschosen, nottrained. Predictwider1 iffh1&gt;0; squaretarget 0. Inputs[4, 2]h[2, 0]area 8; [2, 4]h[0, 2]area 8; [3, 3]h[0, 0]area 9; [5, 3]h[2, 0]area 15. Samehwithdifferentareasprevents exact deterministic area prediction forboth. Supported[6, 4]/[7, 5]h[2, 0], wider 1, areas 24/35. Sum-only[4, 2]/[2, 4]both 6 loseswiderlabel. Combininghwithsrecoversd=h1−h2, width(s+d)/2, height(s−d)/2; h[2, 0], s8 gives5, 3, area 15. Picturebrightness[5, 2]/[2, 5]orderedh[3, 0]/[0, 3], sum 3 collides. Algebraicfeaturesarenot learned-evidence claims.</w:t>
+      </w:r>
+    </w:p>
+    <w:p>
+      <w:pPr>
+        <w:pStyle w:val="ListBullet"/>
+      </w:pPr>
+      <w:r>
+        <w:t>Give the hidden vectors and areas for [4, 2] and [5, 3]. Explain why increasing only the complexity of a deterministic area head cannot make both exact predictions correct.</w:t>
       </w:r>
     </w:p>
     <w:p>
@@ -706,7 +516,7 @@
         <w:pStyle w:val="Heading3"/>
       </w:pPr>
       <w:r>
-        <w:t>My explanation before partner discussion</w:t>
+        <w:t>My reasoning and evidence</w:t>
       </w:r>
     </w:p>
     <w:p>
@@ -730,16 +540,50 @@
       </w:r>
     </w:p>
     <w:p>
+      <w:r>
+        <w:t>________________________________________________________________</w:t>
+      </w:r>
+    </w:p>
+    <w:p>
+      <w:r>
+        <w:t>________________________________________________________________</w:t>
+      </w:r>
+    </w:p>
+    <w:p>
       <w:pPr>
         <w:pStyle w:val="Heading1"/>
       </w:pPr>
       <w:r>
-        <w:t>04. Independent transfer case</w:t>
-      </w:r>
-    </w:p>
-    <w:p>
-      <w:r>
-        <w:t>Write one first attempt at the reserved independent case before feedback. Repeated copies of that case refer to the same recorded attempt.</w:t>
+        <w:t>07. W3 · Repair a misconception</w:t>
+      </w:r>
+    </w:p>
+    <w:p>
+      <w:r>
+        <w:t>Keep this task’s inputs,rule and response together.</w:t>
+      </w:r>
+    </w:p>
+    <w:p>
+      <w:pPr>
+        <w:pStyle w:val="Heading2"/>
+      </w:pPr>
+      <w:r>
+        <w:t>Complete task and evidence</w:t>
+      </w:r>
+    </w:p>
+    <w:p>
+      <w:pPr>
+        <w:pStyle w:val="ListBullet"/>
+      </w:pPr>
+      <w:r>
+        <w:t>Rectangle inputs finitepositivewidth/heightincm; h=[ReLU(width−height), ReLU(height−width)], weightschosen, nottrained. Predictwider1 iffh1&gt;0; squaretarget 0. Inputs[4, 2]h[2, 0]area 8; [2, 4]h[0, 2]area 8; [3, 3]h[0, 0]area 9; [5, 3]h[2, 0]area 15. Samehwithdifferentareasprevents exact deterministic area prediction forboth. Supported[6, 4]/[7, 5]h[2, 0], wider 1, areas 24/35. Sum-only[4, 2]/[2, 4]both 6 loseswiderlabel. Combininghwithsrecoversd=h1−h2, width(s+d)/2, height(s−d)/2; h[2, 0], s8 gives5, 3, area 15. Picturebrightness[5, 2]/[2, 5]orderedh[3, 0]/[0, 3], sum 3 collides. Algebraicfeaturesarenot learned-evidence claims.</w:t>
+      </w:r>
+    </w:p>
+    <w:p>
+      <w:pPr>
+        <w:pStyle w:val="ListBullet"/>
+      </w:pPr>
+      <w:r>
+        <w:t>The alternative representation is s = width + height. Use [4, 2] and [2, 4] to decide whether s alone always supports the wider-than-height task.</w:t>
       </w:r>
     </w:p>
     <w:p>
@@ -747,31 +591,149 @@
         <w:pStyle w:val="Heading3"/>
       </w:pPr>
       <w:r>
+        <w:t>My reasoning and evidence</w:t>
+      </w:r>
+    </w:p>
+    <w:p>
+      <w:r>
+        <w:t>________________________________________________________________</w:t>
+      </w:r>
+    </w:p>
+    <w:p>
+      <w:r>
+        <w:t>________________________________________________________________</w:t>
+      </w:r>
+    </w:p>
+    <w:p>
+      <w:r>
+        <w:t>________________________________________________________________</w:t>
+      </w:r>
+    </w:p>
+    <w:p>
+      <w:r>
+        <w:t>________________________________________________________________</w:t>
+      </w:r>
+    </w:p>
+    <w:p>
+      <w:r>
+        <w:t>________________________________________________________________</w:t>
+      </w:r>
+    </w:p>
+    <w:p>
+      <w:r>
+        <w:t>________________________________________________________________</w:t>
+      </w:r>
+    </w:p>
+    <w:p>
+      <w:pPr>
+        <w:pStyle w:val="Heading1"/>
+      </w:pPr>
+      <w:r>
+        <w:t>09. W5 · Explain the limitation</w:t>
+      </w:r>
+    </w:p>
+    <w:p>
+      <w:r>
+        <w:t>Keep this task’s inputs,rule and response together.</w:t>
+      </w:r>
+    </w:p>
+    <w:p>
+      <w:pPr>
+        <w:pStyle w:val="Heading2"/>
+      </w:pPr>
+      <w:r>
+        <w:t>Complete task and evidence</w:t>
+      </w:r>
+    </w:p>
+    <w:p>
+      <w:pPr>
+        <w:pStyle w:val="ListBullet"/>
+      </w:pPr>
+      <w:r>
+        <w:t>Rectangle inputs finitepositivewidth/heightincm; h=[ReLU(width−height), ReLU(height−width)], weightschosen, nottrained. Predictwider1 iffh1&gt;0; squaretarget 0. Inputs[4, 2]h[2, 0]area 8; [2, 4]h[0, 2]area 8; [3, 3]h[0, 0]area 9; [5, 3]h[2, 0]area 15. Samehwithdifferentareasprevents exact deterministic area prediction forboth. Supported[6, 4]/[7, 5]h[2, 0], wider 1, areas 24/35. Sum-only[4, 2]/[2, 4]both 6 loseswiderlabel. Combininghwithsrecoversd=h1−h2, width(s+d)/2, height(s−d)/2; h[2, 0], s8 gives5, 3, area 15. Picturebrightness[5, 2]/[2, 5]orderedh[3, 0]/[0, 3], sum 3 collides. Algebraicfeaturesarenot learned-evidence claims.</w:t>
+      </w:r>
+    </w:p>
+    <w:p>
+      <w:pPr>
+        <w:pStyle w:val="ListBullet"/>
+      </w:pPr>
+      <w:r>
+        <w:t>For h = [2, 0] and s = 8, recover width, height and area. Does this algebra prove that a training program learned the representation or that it will work well on noisy measurements?</w:t>
+      </w:r>
+    </w:p>
+    <w:p>
+      <w:pPr>
+        <w:pStyle w:val="Heading3"/>
+      </w:pPr>
+      <w:r>
+        <w:t>My reasoning and evidence</w:t>
+      </w:r>
+    </w:p>
+    <w:p>
+      <w:r>
+        <w:t>________________________________________________________________</w:t>
+      </w:r>
+    </w:p>
+    <w:p>
+      <w:r>
+        <w:t>________________________________________________________________</w:t>
+      </w:r>
+    </w:p>
+    <w:p>
+      <w:r>
+        <w:t>________________________________________________________________</w:t>
+      </w:r>
+    </w:p>
+    <w:p>
+      <w:r>
+        <w:t>________________________________________________________________</w:t>
+      </w:r>
+    </w:p>
+    <w:p>
+      <w:r>
+        <w:t>________________________________________________________________</w:t>
+      </w:r>
+    </w:p>
+    <w:p>
+      <w:r>
+        <w:t>________________________________________________________________</w:t>
+      </w:r>
+    </w:p>
+    <w:p>
+      <w:pPr>
+        <w:pStyle w:val="Heading1"/>
+      </w:pPr>
+      <w:r>
+        <w:t>04. Try alone · Selected transfer</w:t>
+      </w:r>
+    </w:p>
+    <w:p>
+      <w:r>
+        <w:t>Keep this task’s inputs,rule and response together.</w:t>
+      </w:r>
+    </w:p>
+    <w:p>
+      <w:pPr>
+        <w:pStyle w:val="Heading2"/>
+      </w:pPr>
+      <w:r>
+        <w:t>Complete task and evidence</w:t>
+      </w:r>
+    </w:p>
+    <w:p>
+      <w:pPr>
+        <w:pStyle w:val="Heading3"/>
+      </w:pPr>
+      <w:r>
         <w:t>Independent case: Audit a new representation independently</w:t>
       </w:r>
     </w:p>
     <w:p>
       <w:pPr>
-        <w:spacing w:line="336" w:lineRule="auto" w:after="180"/>
-        <w:shd w:fill="F5F1FB"/>
-      </w:pPr>
-      <w:r>
-        <w:rPr>
-          <w:b w:val="0"/>
-        </w:rPr>
-        <w:t>A different layer uses g = [ReLU(width - height - 1), ReLU(height - width - 1)]. Encode [4, 3] and [3, 4]. State their targets for width strictly greater than height.</w:t>
-      </w:r>
-    </w:p>
-    <w:p>
-      <w:pPr>
-        <w:spacing w:line="336" w:lineRule="auto" w:after="180"/>
-        <w:shd w:fill="F5F1FB"/>
-      </w:pPr>
-      <w:r>
-        <w:rPr>
-          <w:b w:val="0"/>
-        </w:rPr>
-        <w:t>Can any deterministic head receiving only g classify both correctly?</w:t>
+        <w:pStyle w:val="ListBullet"/>
+      </w:pPr>
+      <w:r>
+        <w:t>A different layer uses g = [ReLU(width - height - 1), ReLU(height - width - 1)]. Encode [4, 3] and [3, 4]. State their targets for width strictly greater than height. Can any deterministic head receiving only g classify both correctly?</w:t>
       </w:r>
     </w:p>
     <w:p>
@@ -819,12 +781,9 @@
     </w:p>
     <w:p>
       <w:pPr>
-        <w:spacing w:line="336" w:lineRule="auto" w:after="180"/>
-      </w:pPr>
-      <w:r>
-        <w:rPr>
-          <w:b w:val="0"/>
-        </w:rPr>
+        <w:pStyle w:val="ListBullet"/>
+      </w:pPr>
+      <w:r>
         <w:t>Attempt this case before feedback. Record any help. Earlier examples below are further practice; a case already practised with feedback cannot establish fresh transfer.</w:t>
       </w:r>
     </w:p>
@@ -833,35 +792,28 @@
         <w:pStyle w:val="Heading1"/>
       </w:pPr>
       <w:r>
-        <w:t>05. W1 Trace new inputs</w:t>
-      </w:r>
-    </w:p>
-    <w:p>
-      <w:r>
-        <w:t>Trace new inputs. Apply the supplied Learned representations facts and keep your reasoning.</w:t>
-      </w:r>
-    </w:p>
-    <w:p>
-      <w:pPr>
-        <w:spacing w:line="336" w:lineRule="auto" w:after="180"/>
-      </w:pPr>
-      <w:r>
-        <w:rPr>
-          <w:b w:val="0"/>
-        </w:rPr>
-        <w:t xml:space="preserve">Encode [8, 3], [3, 8] and [4, 4] with the lesson layer. Apply its </w:t>
-      </w:r>
-      <w:r>
-        <w:rPr>
-          <w:b/>
-        </w:rPr>
-        <w:t>prediction</w:t>
-      </w:r>
-      <w:r>
-        <w:rPr>
-          <w:b w:val="0"/>
-        </w:rPr>
-        <w:t xml:space="preserve"> rule and explain the square boundary.</w:t>
+        <w:t>10. Project · Keep the mathematical evidence</w:t>
+      </w:r>
+    </w:p>
+    <w:p>
+      <w:r>
+        <w:t>Keep this task’s inputs,rule and response together.</w:t>
+      </w:r>
+    </w:p>
+    <w:p>
+      <w:pPr>
+        <w:pStyle w:val="Heading2"/>
+      </w:pPr>
+      <w:r>
+        <w:t>Complete task and evidence</w:t>
+      </w:r>
+    </w:p>
+    <w:p>
+      <w:pPr>
+        <w:pStyle w:val="ListBullet"/>
+      </w:pPr>
+      <w:r>
+        <w:t>Add a labelled learned representations evidence sheet to Image-pattern Network Investigation. Show how you can trace an input through a hidden representation and a decision rule. Use the supplied fictional case and keep its inputs, intermediate steps, calculation or prediction, and limitation. Connect this record to last week’s record; a matching answer without a trace is insufficient.</w:t>
       </w:r>
     </w:p>
     <w:p>
@@ -869,7 +821,7 @@
         <w:pStyle w:val="Heading3"/>
       </w:pPr>
       <w:r>
-        <w:t>My reasoning and evidence</w:t>
+        <w:t>My project change, supporting evidence and remaining limit</w:t>
       </w:r>
     </w:p>
     <w:p>
@@ -907,477 +859,20 @@
         <w:pStyle w:val="Heading1"/>
       </w:pPr>
       <w:r>
-        <w:t>06. W2 Prove an information loss</w:t>
-      </w:r>
-    </w:p>
-    <w:p>
-      <w:r>
-        <w:t>Prove an information loss. Apply the supplied Learned representations facts and keep your reasoning.</w:t>
-      </w:r>
-    </w:p>
-    <w:p>
-      <w:pPr>
-        <w:spacing w:line="336" w:lineRule="auto" w:after="180"/>
-      </w:pPr>
-      <w:r>
-        <w:rPr>
-          <w:b w:val="0"/>
-        </w:rPr>
-        <w:t xml:space="preserve">Give the hidden vectors and areas for [4, 2] and [5, 3]. Explain why increasing only the complexity of a deterministic area head cannot make both exact </w:t>
-      </w:r>
-      <w:r>
-        <w:rPr>
-          <w:b/>
-        </w:rPr>
-        <w:t>prediction</w:t>
-      </w:r>
-      <w:r>
-        <w:rPr>
-          <w:b w:val="0"/>
-        </w:rPr>
-        <w:t>s correct.</w:t>
-      </w:r>
-    </w:p>
-    <w:p>
-      <w:pPr>
-        <w:pStyle w:val="Heading3"/>
-      </w:pPr>
-      <w:r>
-        <w:t>My reasoning and evidence</w:t>
-      </w:r>
-    </w:p>
-    <w:p>
-      <w:r>
-        <w:t>________________________________________________________________</w:t>
-      </w:r>
-    </w:p>
-    <w:p>
-      <w:r>
-        <w:t>________________________________________________________________</w:t>
-      </w:r>
-    </w:p>
-    <w:p>
-      <w:r>
-        <w:t>________________________________________________________________</w:t>
-      </w:r>
-    </w:p>
-    <w:p>
-      <w:r>
-        <w:t>________________________________________________________________</w:t>
-      </w:r>
-    </w:p>
-    <w:p>
-      <w:r>
-        <w:t>________________________________________________________________</w:t>
-      </w:r>
-    </w:p>
-    <w:p>
-      <w:r>
-        <w:t>________________________________________________________________</w:t>
-      </w:r>
-    </w:p>
-    <w:p>
-      <w:pPr>
-        <w:pStyle w:val="Heading1"/>
-      </w:pPr>
-      <w:r>
-        <w:t>07. W3 Compare another encoding</w:t>
-      </w:r>
-    </w:p>
-    <w:p>
-      <w:r>
-        <w:t>Compare another encoding. Apply the supplied Learned representations facts and keep your reasoning.</w:t>
-      </w:r>
-    </w:p>
-    <w:p>
-      <w:pPr>
-        <w:spacing w:line="336" w:lineRule="auto" w:after="180"/>
-      </w:pPr>
-      <w:r>
-        <w:rPr>
-          <w:b w:val="0"/>
-        </w:rPr>
-        <w:t xml:space="preserve">The alternative </w:t>
-      </w:r>
-      <w:r>
-        <w:rPr>
-          <w:b/>
-        </w:rPr>
-        <w:t>representation</w:t>
-      </w:r>
-      <w:r>
-        <w:rPr>
-          <w:b w:val="0"/>
-        </w:rPr>
-        <w:t xml:space="preserve"> is s = width + height. Use [4, 2] and [2, 4] to decide whether s alone always supports the wider-than-height task.</w:t>
-      </w:r>
-    </w:p>
-    <w:p>
-      <w:pPr>
-        <w:pStyle w:val="Heading3"/>
-      </w:pPr>
-      <w:r>
-        <w:t>My reasoning and evidence</w:t>
-      </w:r>
-    </w:p>
-    <w:p>
-      <w:r>
-        <w:t>________________________________________________________________</w:t>
-      </w:r>
-    </w:p>
-    <w:p>
-      <w:r>
-        <w:t>________________________________________________________________</w:t>
-      </w:r>
-    </w:p>
-    <w:p>
-      <w:r>
-        <w:t>________________________________________________________________</w:t>
-      </w:r>
-    </w:p>
-    <w:p>
-      <w:r>
-        <w:t>________________________________________________________________</w:t>
-      </w:r>
-    </w:p>
-    <w:p>
-      <w:r>
-        <w:t>________________________________________________________________</w:t>
-      </w:r>
-    </w:p>
-    <w:p>
-      <w:r>
-        <w:t>________________________________________________________________</w:t>
-      </w:r>
-    </w:p>
-    <w:p>
-      <w:pPr>
-        <w:pStyle w:val="Heading1"/>
-      </w:pPr>
-      <w:r>
-        <w:t>08. W4 Audit a new representation independently</w:t>
-      </w:r>
-    </w:p>
-    <w:p>
-      <w:r>
-        <w:t>Attempt before feedback. If this repeats the selected independent case, reuse that first attempt; otherwise keep a separate record. Audit a new representation independently. Apply the supplied Learned representations facts and keep your reasoning.</w:t>
-      </w:r>
-    </w:p>
-    <w:p>
-      <w:pPr>
-        <w:spacing w:line="336" w:lineRule="auto" w:after="180"/>
-        <w:shd w:fill="F5F1FB"/>
-      </w:pPr>
-      <w:r>
-        <w:rPr>
-          <w:b w:val="0"/>
-        </w:rPr>
-        <w:t>A different layer uses g = [ReLU(width - height - 1), ReLU(height - width - 1)]. Encode [4, 3] and [3, 4]. State their targets for width strictly greater than height.</w:t>
-      </w:r>
-    </w:p>
-    <w:p>
-      <w:pPr>
-        <w:spacing w:line="336" w:lineRule="auto" w:after="180"/>
-        <w:shd w:fill="F5F1FB"/>
-      </w:pPr>
-      <w:r>
-        <w:rPr>
-          <w:b w:val="0"/>
-        </w:rPr>
-        <w:t>Can any deterministic head receiving only g classify both correctly?</w:t>
-      </w:r>
-    </w:p>
-    <w:p>
-      <w:pPr>
-        <w:pStyle w:val="Heading3"/>
-      </w:pPr>
-      <w:r>
-        <w:t>My reasoning and evidence</w:t>
-      </w:r>
-    </w:p>
-    <w:p>
-      <w:r>
-        <w:t>________________________________________________________________</w:t>
-      </w:r>
-    </w:p>
-    <w:p>
-      <w:r>
-        <w:t>________________________________________________________________</w:t>
-      </w:r>
-    </w:p>
-    <w:p>
-      <w:r>
-        <w:t>________________________________________________________________</w:t>
-      </w:r>
-    </w:p>
-    <w:p>
-      <w:r>
-        <w:t>________________________________________________________________</w:t>
-      </w:r>
-    </w:p>
-    <w:p>
-      <w:r>
-        <w:t>________________________________________________________________</w:t>
-      </w:r>
-    </w:p>
-    <w:p>
-      <w:r>
-        <w:t>________________________________________________________________</w:t>
-      </w:r>
-    </w:p>
-    <w:p>
-      <w:r>
-        <w:t>________________________________________________________________</w:t>
-      </w:r>
-    </w:p>
-    <w:p>
-      <w:r>
-        <w:t>________________________________________________________________</w:t>
-      </w:r>
-    </w:p>
-    <w:p>
-      <w:pPr>
-        <w:pStyle w:val="Heading1"/>
-      </w:pPr>
-      <w:r>
-        <w:t>09. W5 Repair and qualify a claim</w:t>
-      </w:r>
-    </w:p>
-    <w:p>
-      <w:r>
-        <w:t>Repair and qualify a claim. Apply the supplied Learned representations facts and keep your reasoning.</w:t>
-      </w:r>
-    </w:p>
-    <w:p>
-      <w:pPr>
-        <w:spacing w:line="336" w:lineRule="auto" w:after="180"/>
-        <w:shd w:fill="F5F1FB"/>
-      </w:pPr>
-      <w:r>
-        <w:rPr>
-          <w:b w:val="0"/>
-        </w:rPr>
-        <w:t xml:space="preserve">For h = [2, 0] and s = 8, recover width, height and area. Does this algebra prove that a </w:t>
-      </w:r>
-      <w:r>
-        <w:rPr>
-          <w:b/>
-        </w:rPr>
-        <w:t>training</w:t>
-      </w:r>
-      <w:r>
-        <w:rPr>
-          <w:b w:val="0"/>
-        </w:rPr>
-        <w:t xml:space="preserve"> program learned the </w:t>
-      </w:r>
-      <w:r>
-        <w:rPr>
-          <w:b/>
-        </w:rPr>
-        <w:t>representation</w:t>
-      </w:r>
-      <w:r>
-        <w:rPr>
-          <w:b w:val="0"/>
-        </w:rPr>
-        <w:t xml:space="preserve"> or that it will work well on noisy measurements?</w:t>
-      </w:r>
-    </w:p>
-    <w:p>
-      <w:pPr>
-        <w:pStyle w:val="Heading3"/>
-      </w:pPr>
-      <w:r>
-        <w:t>My reasoning and evidence</w:t>
-      </w:r>
-    </w:p>
-    <w:p>
-      <w:r>
-        <w:t>________________________________________________________________</w:t>
-      </w:r>
-    </w:p>
-    <w:p>
-      <w:r>
-        <w:t>________________________________________________________________</w:t>
-      </w:r>
-    </w:p>
-    <w:p>
-      <w:r>
-        <w:t>________________________________________________________________</w:t>
-      </w:r>
-    </w:p>
-    <w:p>
-      <w:r>
-        <w:t>________________________________________________________________</w:t>
-      </w:r>
-    </w:p>
-    <w:p>
-      <w:r>
-        <w:t>________________________________________________________________</w:t>
-      </w:r>
-    </w:p>
-    <w:p>
-      <w:r>
-        <w:t>________________________________________________________________</w:t>
-      </w:r>
-    </w:p>
-    <w:p>
-      <w:pPr>
-        <w:pStyle w:val="Heading1"/>
-      </w:pPr>
-      <w:r>
-        <w:t>10. Project checkpoint and reflection</w:t>
-      </w:r>
-    </w:p>
-    <w:p>
-      <w:r>
-        <w:t>Connect Learned representations to Image-pattern Network Investigation, identify a limit and choose the next useful test.</w:t>
-      </w:r>
-    </w:p>
-    <w:p>
-      <w:pPr>
-        <w:spacing w:line="336" w:lineRule="auto" w:after="180"/>
-      </w:pPr>
-      <w:r>
-        <w:rPr>
-          <w:b w:val="0"/>
-        </w:rPr>
-        <w:t xml:space="preserve">Add a labelled learned </w:t>
-      </w:r>
-      <w:r>
-        <w:rPr>
-          <w:b/>
-        </w:rPr>
-        <w:t>representation</w:t>
-      </w:r>
-      <w:r>
-        <w:rPr>
-          <w:b w:val="0"/>
-        </w:rPr>
-        <w:t xml:space="preserve">s </w:t>
-      </w:r>
-      <w:r>
-        <w:rPr>
-          <w:b/>
-        </w:rPr>
-        <w:t>evidence</w:t>
-      </w:r>
-      <w:r>
-        <w:rPr>
-          <w:b w:val="0"/>
-        </w:rPr>
-        <w:t xml:space="preserve"> sheet to Image-pattern Network Investigation. Show how you can trace an </w:t>
-      </w:r>
-      <w:r>
-        <w:rPr>
-          <w:b/>
-        </w:rPr>
-        <w:t>input</w:t>
-      </w:r>
-      <w:r>
-        <w:rPr>
-          <w:b w:val="0"/>
-        </w:rPr>
-        <w:t xml:space="preserve"> through a hidden </w:t>
-      </w:r>
-      <w:r>
-        <w:rPr>
-          <w:b/>
-        </w:rPr>
-        <w:t>representation</w:t>
-      </w:r>
-      <w:r>
-        <w:rPr>
-          <w:b w:val="0"/>
-        </w:rPr>
-        <w:t xml:space="preserve"> and a decision rule.</w:t>
-      </w:r>
-    </w:p>
-    <w:p>
-      <w:pPr>
-        <w:spacing w:line="336" w:lineRule="auto" w:after="180"/>
-      </w:pPr>
-      <w:r>
-        <w:rPr>
-          <w:b w:val="0"/>
-        </w:rPr>
-        <w:t xml:space="preserve">Use the supplied fictional case and keep its </w:t>
-      </w:r>
-      <w:r>
-        <w:rPr>
-          <w:b/>
-        </w:rPr>
-        <w:t>input</w:t>
-      </w:r>
-      <w:r>
-        <w:rPr>
-          <w:b w:val="0"/>
-        </w:rPr>
-        <w:t xml:space="preserve">s, intermediate steps, calculation or </w:t>
-      </w:r>
-      <w:r>
-        <w:rPr>
-          <w:b/>
-        </w:rPr>
-        <w:t>prediction</w:t>
-      </w:r>
-      <w:r>
-        <w:rPr>
-          <w:b w:val="0"/>
-        </w:rPr>
-        <w:t>, and limitation. Connect this record to last week’s record; a matching answer without a trace is insufficient.</w:t>
-      </w:r>
-    </w:p>
-    <w:p>
-      <w:pPr>
-        <w:pStyle w:val="Heading3"/>
-      </w:pPr>
-      <w:r>
-        <w:t>My project change, supporting evidence and remaining limit</w:t>
-      </w:r>
-    </w:p>
-    <w:p>
-      <w:r>
-        <w:t>________________________________________________________________</w:t>
-      </w:r>
-    </w:p>
-    <w:p>
-      <w:r>
-        <w:t>________________________________________________________________</w:t>
-      </w:r>
-    </w:p>
-    <w:p>
-      <w:r>
-        <w:t>________________________________________________________________</w:t>
-      </w:r>
-    </w:p>
-    <w:p>
-      <w:r>
-        <w:t>________________________________________________________________</w:t>
-      </w:r>
-    </w:p>
-    <w:p>
-      <w:r>
-        <w:t>________________________________________________________________</w:t>
-      </w:r>
-    </w:p>
-    <w:p>
-      <w:r>
-        <w:t>________________________________________________________________</w:t>
-      </w:r>
-    </w:p>
-    <w:p>
-      <w:pPr>
-        <w:pStyle w:val="Heading1"/>
-      </w:pPr>
-      <w:r>
-        <w:t>11. Feedback, return check and learning record</w:t>
-      </w:r>
-    </w:p>
-    <w:p>
-      <w:r>
-        <w:t>Record the first repaired step and a different case to revisit after a delay.</w:t>
+        <w:t>11. Feedback · Repair and return</w:t>
+      </w:r>
+    </w:p>
+    <w:p>
+      <w:r>
+        <w:t>Keep this task’s inputs,rule and response together.</w:t>
+      </w:r>
+    </w:p>
+    <w:p>
+      <w:pPr>
+        <w:pStyle w:val="Heading2"/>
+      </w:pPr>
+      <w:r>
+        <w:t>Complete task and evidence</w:t>
       </w:r>
     </w:p>
     <w:tbl>
@@ -1518,12 +1013,9 @@
     </w:tbl>
     <w:p>
       <w:pPr>
-        <w:spacing w:line="336" w:lineRule="auto" w:after="180"/>
-      </w:pPr>
-      <w:r>
-        <w:rPr>
-          <w:b w:val="0"/>
-        </w:rPr>
+        <w:pStyle w:val="ListBullet"/>
+      </w:pPr>
+      <w:r>
         <w:t>Revisit this idea with your teacher after a delay. Familiarity is different from explaining and using it on a changed case.</w:t>
       </w:r>
     </w:p>
@@ -1532,93 +1024,330 @@
         <w:pStyle w:val="Heading1"/>
       </w:pPr>
       <w:r>
-        <w:t>12. Pictorial case practice: Learned representations</w:t>
-      </w:r>
-    </w:p>
-    <w:p>
-      <w:r>
-        <w:t>See when a representation preserves a distinction and when it destroys it. Explain the labelled step before checking the changed condition.</w:t>
-      </w:r>
-    </w:p>
-    <w:p>
-      <w:pPr>
-        <w:spacing w:line="336" w:lineRule="auto" w:after="180"/>
-      </w:pPr>
-      <w:r>
-        <w:rPr>
-          <w:b w:val="0"/>
-        </w:rPr>
-        <w:t xml:space="preserve">See when a </w:t>
-      </w:r>
-      <w:r>
-        <w:rPr>
-          <w:b/>
-        </w:rPr>
-        <w:t>representation</w:t>
-      </w:r>
-      <w:r>
-        <w:rPr>
-          <w:b w:val="0"/>
-        </w:rPr>
-        <w:t xml:space="preserve"> preserves a distinction and when it destroys it.</w:t>
-      </w:r>
-    </w:p>
-    <w:p>
-      <w:pPr>
-        <w:spacing w:line="336" w:lineRule="auto" w:after="180"/>
-      </w:pPr>
-      <w:r>
-        <w:rPr>
-          <w:b w:val="0"/>
-        </w:rPr>
-        <w:t xml:space="preserve">Toy </w:t>
-      </w:r>
-      <w:r>
-        <w:rPr>
-          <w:b/>
-        </w:rPr>
-        <w:t>input</w:t>
-      </w:r>
-      <w:r>
-        <w:rPr>
-          <w:b w:val="0"/>
-        </w:rPr>
-        <w:t xml:space="preserve"> [left, right]; </w:t>
-      </w:r>
-      <w:r>
-        <w:rPr>
-          <w:b/>
-        </w:rPr>
-        <w:t>representation</w:t>
-      </w:r>
-      <w:r>
-        <w:rPr>
-          <w:b w:val="0"/>
-        </w:rPr>
-        <w:t xml:space="preserve"> h=[ReLU(left-right), ReLU(right-left)]. A=[5, 2]; B=[2, 5]; target is left-brighter versus right-brighter.</w:t>
-      </w:r>
-    </w:p>
-    <w:p>
-      <w:pPr>
-        <w:spacing w:line="336" w:lineRule="auto" w:after="180"/>
-      </w:pPr>
-      <w:r>
-        <w:rPr>
-          <w:b w:val="0"/>
-        </w:rPr>
-        <w:t xml:space="preserve">All </w:t>
-      </w:r>
-      <w:r>
-        <w:rPr>
-          <w:b/>
-        </w:rPr>
-        <w:t>input</w:t>
-      </w:r>
-      <w:r>
-        <w:rPr>
-          <w:b w:val="0"/>
-        </w:rPr>
-        <w:t>s and outcomes in this worked example are invented classroom data; no real model run is claimed.</w:t>
+        <w:t>Reference bank and extra practice</w:t>
+      </w:r>
+    </w:p>
+    <w:p>
+      <w:pPr>
+        <w:pStyle w:val="Heading1"/>
+      </w:pPr>
+      <w:r>
+        <w:t>02. Reference · Supported W2 record</w:t>
+      </w:r>
+    </w:p>
+    <w:p>
+      <w:r>
+        <w:t>Keep this task’s inputs,rule and response together.</w:t>
+      </w:r>
+    </w:p>
+    <w:p>
+      <w:pPr>
+        <w:pStyle w:val="Heading2"/>
+      </w:pPr>
+      <w:r>
+        <w:t>Complete task and evidence</w:t>
+      </w:r>
+    </w:p>
+    <w:p>
+      <w:pPr>
+        <w:pStyle w:val="ListBullet"/>
+      </w:pPr>
+      <w:r>
+        <w:t>Use W2: Prove an information loss for Learned representations. Record the answer once; the lesson and workbook refer to the same attempt.</w:t>
+      </w:r>
+    </w:p>
+    <w:tbl>
+      <w:tblPr>
+        <w:tblStyle w:val="LightShading-Accent1"/>
+        <w:tblW w:type="auto" w:w="0"/>
+        <w:tblLook w:firstColumn="1" w:firstRow="1" w:lastColumn="0" w:lastRow="0" w:noHBand="0" w:noVBand="1" w:val="04A0"/>
+      </w:tblPr>
+      <w:tblGrid>
+        <w:gridCol w:w="2556"/>
+        <w:gridCol w:w="2556"/>
+        <w:gridCol w:w="2556"/>
+        <w:gridCol w:w="2556"/>
+      </w:tblGrid>
+      <w:tr>
+        <w:trPr>
+          <w:tblHeader/>
+        </w:trPr>
+        <w:tc>
+          <w:tcPr>
+            <w:tcW w:type="dxa" w:w="2556"/>
+          </w:tcPr>
+          <w:p>
+            <w:r>
+              <w:t>Given inputs</w:t>
+            </w:r>
+          </w:p>
+        </w:tc>
+        <w:tc>
+          <w:tcPr>
+            <w:tcW w:type="dxa" w:w="2556"/>
+          </w:tcPr>
+          <w:p>
+            <w:r>
+              <w:t>Procedure I chose</w:t>
+            </w:r>
+          </w:p>
+        </w:tc>
+        <w:tc>
+          <w:tcPr>
+            <w:tcW w:type="dxa" w:w="2556"/>
+          </w:tcPr>
+          <w:p>
+            <w:r>
+              <w:t>Middle steps</w:t>
+            </w:r>
+          </w:p>
+        </w:tc>
+        <w:tc>
+          <w:tcPr>
+            <w:tcW w:type="dxa" w:w="2556"/>
+          </w:tcPr>
+          <w:p>
+            <w:r>
+              <w:t>Result and check</w:t>
+            </w:r>
+          </w:p>
+        </w:tc>
+      </w:tr>
+      <w:tr>
+        <w:tc>
+          <w:tcPr>
+            <w:tcW w:type="dxa" w:w="2556"/>
+          </w:tcPr>
+          <w:p>
+            <w:r/>
+          </w:p>
+        </w:tc>
+        <w:tc>
+          <w:tcPr>
+            <w:tcW w:type="dxa" w:w="2556"/>
+          </w:tcPr>
+          <w:p>
+            <w:r/>
+          </w:p>
+        </w:tc>
+        <w:tc>
+          <w:tcPr>
+            <w:tcW w:type="dxa" w:w="2556"/>
+          </w:tcPr>
+          <w:p>
+            <w:r/>
+          </w:p>
+        </w:tc>
+        <w:tc>
+          <w:tcPr>
+            <w:tcW w:type="dxa" w:w="2556"/>
+          </w:tcPr>
+          <w:p>
+            <w:r/>
+          </w:p>
+        </w:tc>
+      </w:tr>
+    </w:tbl>
+    <w:p>
+      <w:pPr>
+        <w:pStyle w:val="Heading3"/>
+      </w:pPr>
+      <w:r>
+        <w:t>The step I completed without help, and the hint I needed</w:t>
+      </w:r>
+    </w:p>
+    <w:p>
+      <w:r>
+        <w:t>________________________________________________________________</w:t>
+      </w:r>
+    </w:p>
+    <w:p>
+      <w:r>
+        <w:t>________________________________________________________________</w:t>
+      </w:r>
+    </w:p>
+    <w:p>
+      <w:r>
+        <w:t>________________________________________________________________</w:t>
+      </w:r>
+    </w:p>
+    <w:p>
+      <w:pPr>
+        <w:pStyle w:val="Heading1"/>
+      </w:pPr>
+      <w:r>
+        <w:t>03. Extra practice · Individual reasoning check</w:t>
+      </w:r>
+    </w:p>
+    <w:p>
+      <w:r>
+        <w:t>Keep this task’s inputs,rule and response together.</w:t>
+      </w:r>
+    </w:p>
+    <w:p>
+      <w:pPr>
+        <w:pStyle w:val="Heading2"/>
+      </w:pPr>
+      <w:r>
+        <w:t>Complete task and evidence</w:t>
+      </w:r>
+    </w:p>
+    <w:p>
+      <w:pPr>
+        <w:pStyle w:val="ListBullet"/>
+      </w:pPr>
+      <w:r>
+        <w:t>Use the worked case for Learned representations. Proposed explanation: “Two hidden values preserve both input measurements”. Decide whether this explanation is supported. Point to the step or supplied fact that decides; explain your repair if needed.</w:t>
+      </w:r>
+    </w:p>
+    <w:p>
+      <w:pPr>
+        <w:pStyle w:val="Heading3"/>
+      </w:pPr>
+      <w:r>
+        <w:t>My explanation before partner discussion</w:t>
+      </w:r>
+    </w:p>
+    <w:p>
+      <w:r>
+        <w:t>________________________________________________________________</w:t>
+      </w:r>
+    </w:p>
+    <w:p>
+      <w:r>
+        <w:t>________________________________________________________________</w:t>
+      </w:r>
+    </w:p>
+    <w:p>
+      <w:r>
+        <w:t>________________________________________________________________</w:t>
+      </w:r>
+    </w:p>
+    <w:p>
+      <w:r>
+        <w:t>________________________________________________________________</w:t>
+      </w:r>
+    </w:p>
+    <w:p>
+      <w:pPr>
+        <w:pStyle w:val="Heading1"/>
+      </w:pPr>
+      <w:r>
+        <w:t>08. Reference · Earlier W4 response copy</w:t>
+      </w:r>
+    </w:p>
+    <w:p>
+      <w:r>
+        <w:t>Keep this task’s inputs,rule and response together.</w:t>
+      </w:r>
+    </w:p>
+    <w:p>
+      <w:pPr>
+        <w:pStyle w:val="Heading2"/>
+      </w:pPr>
+      <w:r>
+        <w:t>Complete task and evidence</w:t>
+      </w:r>
+    </w:p>
+    <w:p>
+      <w:pPr>
+        <w:pStyle w:val="ListBullet"/>
+      </w:pPr>
+      <w:r>
+        <w:t>A different layer uses g = [ReLU(width - height - 1), ReLU(height - width - 1)]. Encode [4, 3] and [3, 4]. State their targets for width strictly greater than height. Can any deterministic head receiving only g classify both correctly?</w:t>
+      </w:r>
+    </w:p>
+    <w:p>
+      <w:pPr>
+        <w:pStyle w:val="Heading3"/>
+      </w:pPr>
+      <w:r>
+        <w:t>My reasoning and evidence</w:t>
+      </w:r>
+    </w:p>
+    <w:p>
+      <w:r>
+        <w:t>________________________________________________________________</w:t>
+      </w:r>
+    </w:p>
+    <w:p>
+      <w:r>
+        <w:t>________________________________________________________________</w:t>
+      </w:r>
+    </w:p>
+    <w:p>
+      <w:r>
+        <w:t>________________________________________________________________</w:t>
+      </w:r>
+    </w:p>
+    <w:p>
+      <w:r>
+        <w:t>________________________________________________________________</w:t>
+      </w:r>
+    </w:p>
+    <w:p>
+      <w:r>
+        <w:t>________________________________________________________________</w:t>
+      </w:r>
+    </w:p>
+    <w:p>
+      <w:r>
+        <w:t>________________________________________________________________</w:t>
+      </w:r>
+    </w:p>
+    <w:p>
+      <w:r>
+        <w:t>________________________________________________________________</w:t>
+      </w:r>
+    </w:p>
+    <w:p>
+      <w:r>
+        <w:t>________________________________________________________________</w:t>
+      </w:r>
+    </w:p>
+    <w:p>
+      <w:pPr>
+        <w:pStyle w:val="Heading1"/>
+      </w:pPr>
+      <w:r>
+        <w:t>12. Extra practice · Pictured case</w:t>
+      </w:r>
+    </w:p>
+    <w:p>
+      <w:r>
+        <w:t>Keep this task’s inputs,rule and response together.</w:t>
+      </w:r>
+    </w:p>
+    <w:p>
+      <w:pPr>
+        <w:pStyle w:val="Heading2"/>
+      </w:pPr>
+      <w:r>
+        <w:t>Complete task and evidence</w:t>
+      </w:r>
+    </w:p>
+    <w:p>
+      <w:pPr>
+        <w:pStyle w:val="ListBullet"/>
+      </w:pPr>
+      <w:r>
+        <w:t>See when a representation preserves a distinction and when it destroys it.</w:t>
+      </w:r>
+    </w:p>
+    <w:p>
+      <w:pPr>
+        <w:pStyle w:val="ListBullet"/>
+      </w:pPr>
+      <w:r>
+        <w:t>Toy input [left, right]; representation h=[ReLU(left-right), ReLU(right-left)]. A=[5, 2]; B=[2, 5]; target is left-brighter versus right-brighter.</w:t>
+      </w:r>
+    </w:p>
+    <w:p>
+      <w:pPr>
+        <w:pStyle w:val="ListBullet"/>
+      </w:pPr>
+      <w:r>
+        <w:t>All inputs and outcomes in this worked example are invented classroom data; no real model run is claimed.</w:t>
       </w:r>
     </w:p>
     <w:p>
@@ -1695,25 +1424,10 @@
     </w:p>
     <w:p>
       <w:pPr>
-        <w:spacing w:line="336" w:lineRule="auto" w:after="180"/>
-      </w:pPr>
-      <w:r>
-        <w:rPr>
-          <w:b w:val="0"/>
-        </w:rPr>
-        <w:t xml:space="preserve">Why can no deterministic head using only the sum classify both correctly? Point to the relevant step in the picture, then write the changed result and the rule or </w:t>
-      </w:r>
-      <w:r>
-        <w:rPr>
-          <w:b/>
-        </w:rPr>
-        <w:t>evidence</w:t>
-      </w:r>
-      <w:r>
-        <w:rPr>
-          <w:b w:val="0"/>
-        </w:rPr>
-        <w:t xml:space="preserve"> that supports it.</w:t>
+        <w:pStyle w:val="ListBullet"/>
+      </w:pPr>
+      <w:r>
+        <w:t>Why can no deterministic head using only the sum classify both correctly? Point to the relevant step in the picture, then write the changed result and the rule or evidence that supports it.</w:t>
       </w:r>
     </w:p>
     <w:p>
@@ -1756,68 +1470,18 @@
     </w:p>
     <w:p>
       <w:pPr>
-        <w:pStyle w:val="Heading3"/>
-      </w:pPr>
-      <w:r>
-        <w:t>Record the help used</w:t>
-      </w:r>
-    </w:p>
-    <w:p>
-      <w:pPr>
-        <w:spacing w:line="336" w:lineRule="auto" w:after="180"/>
-        <w:shd w:fill="F1F6F8"/>
-      </w:pPr>
-      <w:r>
-        <w:rPr>
-          <w:b w:val="0"/>
-        </w:rPr>
-        <w:t xml:space="preserve">Support used: alone / hint / worked example. This record is practice </w:t>
-      </w:r>
-      <w:r>
-        <w:rPr>
-          <w:b/>
-        </w:rPr>
-        <w:t>evidence</w:t>
-      </w:r>
-      <w:r>
-        <w:rPr>
-          <w:b w:val="0"/>
-        </w:rPr>
-        <w:t>.</w:t>
-      </w:r>
-    </w:p>
-    <w:p>
-      <w:pPr>
-        <w:spacing w:line="336" w:lineRule="auto" w:after="180"/>
-      </w:pPr>
-      <w:r>
-        <w:rPr>
-          <w:b w:val="0"/>
-        </w:rPr>
-        <w:t xml:space="preserve">Project connection: For your Image-pattern Network Investigation, save the </w:t>
-      </w:r>
-      <w:r>
-        <w:rPr>
-          <w:b/>
-        </w:rPr>
-        <w:t>input</w:t>
-      </w:r>
-      <w:r>
-        <w:rPr>
-          <w:b w:val="0"/>
-        </w:rPr>
-        <w:t>, procedure, observed result and limitation of this check.</w:t>
-      </w:r>
-    </w:p>
-    <w:p>
-      <w:pPr>
-        <w:spacing w:line="336" w:lineRule="auto" w:after="180"/>
-      </w:pPr>
-      <w:r>
-        <w:rPr>
-          <w:b w:val="0"/>
-        </w:rPr>
-        <w:t>Label this worked example as practice; use a different, previously unreviewed case when checking independent understanding.</w:t>
+        <w:pStyle w:val="ListBullet"/>
+      </w:pPr>
+      <w:r>
+        <w:t>Support used: alone / hint / worked example. This record is practice evidence.</w:t>
+      </w:r>
+    </w:p>
+    <w:p>
+      <w:pPr>
+        <w:pStyle w:val="ListBullet"/>
+      </w:pPr>
+      <w:r>
+        <w:t>Project connection: For your Image-pattern Network Investigation, save the input, procedure, observed result and limitation of this check. Label this worked example as practice; use a different, previously unreviewed case when checking independent understanding.</w:t>
       </w:r>
     </w:p>
     <w:p>
@@ -1825,68 +1489,44 @@
         <w:pStyle w:val="Heading1"/>
       </w:pPr>
       <w:r>
-        <w:t>13. Project portfolio milestone</w:t>
-      </w:r>
-    </w:p>
-    <w:p>
-      <w:r>
-        <w:t>Keep this week’s input, deciding step, result and limit together in the Image-pattern Network Investigation record.</w:t>
-      </w:r>
-    </w:p>
-    <w:p>
-      <w:pPr>
-        <w:spacing w:line="336" w:lineRule="auto" w:after="180"/>
-      </w:pPr>
-      <w:r>
-        <w:rPr>
-          <w:b w:val="0"/>
-        </w:rPr>
+        <w:t>13. Reference · Project milestone</w:t>
+      </w:r>
+    </w:p>
+    <w:p>
+      <w:r>
+        <w:t>Keep this task’s inputs,rule and response together.</w:t>
+      </w:r>
+    </w:p>
+    <w:p>
+      <w:pPr>
+        <w:pStyle w:val="Heading2"/>
+      </w:pPr>
+      <w:r>
+        <w:t>Complete task and evidence</w:t>
+      </w:r>
+    </w:p>
+    <w:p>
+      <w:pPr>
+        <w:pStyle w:val="ListBullet"/>
+      </w:pPr>
+      <w:r>
         <w:t>Project: Image-pattern Network Investigation</w:t>
       </w:r>
     </w:p>
     <w:p>
       <w:pPr>
-        <w:spacing w:line="336" w:lineRule="auto" w:after="180"/>
-      </w:pPr>
-      <w:r>
-        <w:rPr>
-          <w:b w:val="0"/>
-        </w:rPr>
+        <w:pStyle w:val="ListBullet"/>
+      </w:pPr>
+      <w:r>
         <w:t>Current milestone: Evaluate and revise. Compare with your starting method, explain errors and record a justified revision.</w:t>
       </w:r>
     </w:p>
     <w:p>
       <w:pPr>
-        <w:spacing w:line="336" w:lineRule="auto" w:after="180"/>
-      </w:pPr>
-      <w:r>
-        <w:rPr>
-          <w:b w:val="0"/>
-        </w:rPr>
-        <w:t xml:space="preserve">For your Image-pattern Network Investigation, save the </w:t>
-      </w:r>
-      <w:r>
-        <w:rPr>
-          <w:b/>
-        </w:rPr>
-        <w:t>input</w:t>
-      </w:r>
-      <w:r>
-        <w:rPr>
-          <w:b w:val="0"/>
-        </w:rPr>
-        <w:t>, procedure, observed result and limitation of this check.</w:t>
-      </w:r>
-    </w:p>
-    <w:p>
-      <w:pPr>
-        <w:spacing w:line="336" w:lineRule="auto" w:after="180"/>
-      </w:pPr>
-      <w:r>
-        <w:rPr>
-          <w:b w:val="0"/>
-        </w:rPr>
-        <w:t>Label this worked example as practice; use a different, previously unreviewed case when checking independent understanding.</w:t>
+        <w:pStyle w:val="ListBullet"/>
+      </w:pPr>
+      <w:r>
+        <w:t>For your Image-pattern Network Investigation, save the input, procedure, observed result and limitation of this check. Label this worked example as practice; use a different, previously unreviewed case when checking independent understanding.</w:t>
       </w:r>
     </w:p>
     <w:tbl>
@@ -2043,12 +1683,561 @@
         <w:pStyle w:val="Heading1"/>
       </w:pPr>
       <w:r>
-        <w:t>14. Supported practice and learning evidence</w:t>
-      </w:r>
-    </w:p>
-    <w:p>
-      <w:r>
-        <w:t>Try the supported questions before comparing with hints and feedback. Record what you repaired and the evidence you retained.</w:t>
+        <w:t>14. Extra practice · Predict,check and repair</w:t>
+      </w:r>
+    </w:p>
+    <w:p>
+      <w:r>
+        <w:t>Keep supported feedback separate from the independent case.</w:t>
+      </w:r>
+    </w:p>
+    <w:p>
+      <w:pPr>
+        <w:pStyle w:val="Heading2"/>
+      </w:pPr>
+      <w:r>
+        <w:t>First supported question and optional hint</w:t>
+      </w:r>
+    </w:p>
+    <w:p>
+      <w:pPr>
+        <w:pStyle w:val="ListBullet"/>
+      </w:pPr>
+      <w:r>
+        <w:t>See when a representation preserves a distinction and when it destroys it.</w:t>
+      </w:r>
+    </w:p>
+    <w:p>
+      <w:pPr>
+        <w:pStyle w:val="Heading3"/>
+      </w:pPr>
+      <w:r>
+        <w:t>Practice 1: explain the deciding evidence</w:t>
+      </w:r>
+    </w:p>
+    <w:p>
+      <w:pPr>
+        <w:pStyle w:val="ListBullet"/>
+      </w:pPr>
+      <w:r>
+        <w:t>Which labelled step matches this detail? If the head receives only h1+h2, both become 3 and the target distinction is lost.</w:t>
+      </w:r>
+    </w:p>
+    <w:p>
+      <w:pPr>
+        <w:pStyle w:val="ListBullet"/>
+      </w:pPr>
+      <w:r>
+        <w:t>1. Encode B</w:t>
+      </w:r>
+    </w:p>
+    <w:p>
+      <w:pPr>
+        <w:pStyle w:val="ListBullet"/>
+      </w:pPr>
+      <w:r>
+        <w:t>2. Encode A</w:t>
+      </w:r>
+    </w:p>
+    <w:p>
+      <w:pPr>
+        <w:pStyle w:val="ListBullet"/>
+      </w:pPr>
+      <w:r>
+        <w:t>3. Compare collapsed summary</w:t>
+      </w:r>
+    </w:p>
+    <w:p>
+      <w:pPr>
+        <w:pStyle w:val="Heading3"/>
+      </w:pPr>
+      <w:r>
+        <w:t>My selected conclusion, deciding fact and explanation</w:t>
+      </w:r>
+    </w:p>
+    <w:p>
+      <w:r>
+        <w:t>________________________________________________________________</w:t>
+      </w:r>
+    </w:p>
+    <w:p>
+      <w:r>
+        <w:t>________________________________________________________________</w:t>
+      </w:r>
+    </w:p>
+    <w:p>
+      <w:r>
+        <w:t>________________________________________________________________</w:t>
+      </w:r>
+    </w:p>
+    <w:p>
+      <w:r>
+        <w:t>________________________________________________________________</w:t>
+      </w:r>
+    </w:p>
+    <w:p>
+      <w:r>
+        <w:t>________________________________________________________________</w:t>
+      </w:r>
+    </w:p>
+    <w:p>
+      <w:pPr>
+        <w:pStyle w:val="ListBullet"/>
+      </w:pPr>
+      <w:r>
+        <w:t>Hint if needed: Read the steps in the pictorial case. Match the supplied detail to the stage that performs or records it.</w:t>
+      </w:r>
+    </w:p>
+    <w:p>
+      <w:pPr>
+        <w:pStyle w:val="Heading2"/>
+      </w:pPr>
+      <w:r>
+        <w:t>Check after the first attempt · reference / check after trying</w:t>
+      </w:r>
+    </w:p>
+    <w:p>
+      <w:pPr>
+        <w:spacing w:line="336" w:lineRule="auto" w:after="180"/>
+      </w:pPr>
+      <w:r>
+        <w:rPr>
+          <w:b w:val="0"/>
+        </w:rPr>
+        <w:t>After your attempt, compare with the supported explanation: Compare collapsed summary If the head receives only h1+h2, both become 3 and the target distinction is lost.</w:t>
+      </w:r>
+    </w:p>
+    <w:p>
+      <w:pPr>
+        <w:spacing w:line="336" w:lineRule="auto" w:after="180"/>
+      </w:pPr>
+      <w:r>
+        <w:rPr>
+          <w:b w:val="0"/>
+        </w:rPr>
+        <w:t xml:space="preserve">A hidden </w:t>
+      </w:r>
+      <w:r>
+        <w:rPr>
+          <w:b/>
+        </w:rPr>
+        <w:t>representation</w:t>
+      </w:r>
+      <w:r>
+        <w:rPr>
+          <w:b w:val="0"/>
+        </w:rPr>
+        <w:t xml:space="preserve"> decides which distinctions remain available to an </w:t>
+      </w:r>
+      <w:r>
+        <w:rPr>
+          <w:b/>
+        </w:rPr>
+        <w:t>output</w:t>
+      </w:r>
+      <w:r>
+        <w:rPr>
+          <w:b w:val="0"/>
+        </w:rPr>
+        <w:t xml:space="preserve"> head. These two hidden coordinates preserve whether the left or right side is brighter.</w:t>
+      </w:r>
+    </w:p>
+    <w:p>
+      <w:pPr>
+        <w:spacing w:line="336" w:lineRule="auto" w:after="180"/>
+      </w:pPr>
+      <w:r>
+        <w:rPr>
+          <w:b w:val="0"/>
+        </w:rPr>
+        <w:t xml:space="preserve">Adding them discards that direction and gives both examples the same scalar. A deterministic head cannot assign different labels to identical </w:t>
+      </w:r>
+      <w:r>
+        <w:rPr>
+          <w:b/>
+        </w:rPr>
+        <w:t>input</w:t>
+      </w:r>
+      <w:r>
+        <w:rPr>
+          <w:b w:val="0"/>
+        </w:rPr>
+        <w:t>s; retain the distinction or change the task.</w:t>
+      </w:r>
+    </w:p>
+    <w:p>
+      <w:pPr>
+        <w:pStyle w:val="Heading2"/>
+      </w:pPr>
+      <w:r>
+        <w:t>Changed-case question and optional hint</w:t>
+      </w:r>
+    </w:p>
+    <w:p>
+      <w:pPr>
+        <w:pStyle w:val="Heading3"/>
+      </w:pPr>
+      <w:r>
+        <w:t>Practice 2: explain the deciding evidence</w:t>
+      </w:r>
+    </w:p>
+    <w:p>
+      <w:pPr>
+        <w:pStyle w:val="ListBullet"/>
+      </w:pPr>
+      <w:r>
+        <w:t>Changed-case practice: The head keeps both ordered hidden values instead of their sum. Which conclusion is supported by the supplied facts?</w:t>
+      </w:r>
+    </w:p>
+    <w:p>
+      <w:pPr>
+        <w:pStyle w:val="ListBullet"/>
+      </w:pPr>
+      <w:r>
+        <w:t>1. This one example guarantees correct results for every future input.</w:t>
+      </w:r>
+    </w:p>
+    <w:p>
+      <w:pPr>
+        <w:pStyle w:val="ListBullet"/>
+      </w:pPr>
+      <w:r>
+        <w:t>2. We can decide the result without examining the changed input or the procedure.</w:t>
+      </w:r>
+    </w:p>
+    <w:p>
+      <w:pPr>
+        <w:pStyle w:val="ListBullet"/>
+      </w:pPr>
+      <w:r>
+        <w:t>3. It can distinguish [3, 0] from [0, 3] in this example.</w:t>
+      </w:r>
+    </w:p>
+    <w:p>
+      <w:pPr>
+        <w:pStyle w:val="Heading3"/>
+      </w:pPr>
+      <w:r>
+        <w:t>My selected conclusion, deciding fact and explanation</w:t>
+      </w:r>
+    </w:p>
+    <w:p>
+      <w:r>
+        <w:t>________________________________________________________________</w:t>
+      </w:r>
+    </w:p>
+    <w:p>
+      <w:r>
+        <w:t>________________________________________________________________</w:t>
+      </w:r>
+    </w:p>
+    <w:p>
+      <w:r>
+        <w:t>________________________________________________________________</w:t>
+      </w:r>
+    </w:p>
+    <w:p>
+      <w:r>
+        <w:t>________________________________________________________________</w:t>
+      </w:r>
+    </w:p>
+    <w:p>
+      <w:r>
+        <w:t>________________________________________________________________</w:t>
+      </w:r>
+    </w:p>
+    <w:p>
+      <w:pPr>
+        <w:pStyle w:val="ListBullet"/>
+      </w:pPr>
+      <w:r>
+        <w:t>Hint if needed: Use the changed condition and the deciding step in the pictorial trace. The answer must say what follows from those facts.</w:t>
+      </w:r>
+    </w:p>
+    <w:p>
+      <w:pPr>
+        <w:pStyle w:val="Heading2"/>
+      </w:pPr>
+      <w:r>
+        <w:t>Check after the changed attempt · reference / check after trying</w:t>
+      </w:r>
+    </w:p>
+    <w:p>
+      <w:pPr>
+        <w:spacing w:line="336" w:lineRule="auto" w:after="180"/>
+      </w:pPr>
+      <w:r>
+        <w:rPr>
+          <w:b w:val="0"/>
+        </w:rPr>
+        <w:t xml:space="preserve">After your attempt, compare with the supported explanation: It can distinguish [3, 0] from [0, 3] in this example. The </w:t>
+      </w:r>
+      <w:r>
+        <w:rPr>
+          <w:b/>
+        </w:rPr>
+        <w:t>representation</w:t>
+      </w:r>
+      <w:r>
+        <w:rPr>
+          <w:b w:val="0"/>
+        </w:rPr>
+        <w:t xml:space="preserve"> retains the direction of brightness difference when coordinates stay separate.</w:t>
+      </w:r>
+    </w:p>
+    <w:p>
+      <w:pPr>
+        <w:pStyle w:val="Heading2"/>
+      </w:pPr>
+      <w:r>
+        <w:t>Repair and retain the record</w:t>
+      </w:r>
+    </w:p>
+    <w:p>
+      <w:pPr>
+        <w:spacing w:line="336" w:lineRule="auto" w:after="180"/>
+      </w:pPr>
+      <w:r>
+        <w:rPr>
+          <w:b w:val="0"/>
+        </w:rPr>
+        <w:t>Review Debugging shapes and gradients (ai-5/18). Goal: Check dimension contracts before computing a layer. Short practice: What should a debugging record pair with every gradient value?</w:t>
+      </w:r>
+    </w:p>
+    <w:p>
+      <w:pPr>
+        <w:spacing w:line="336" w:lineRule="auto" w:after="180"/>
+      </w:pPr>
+      <w:r>
+        <w:rPr>
+          <w:b w:val="0"/>
+        </w:rPr>
+        <w:t xml:space="preserve">Point to the relevant step in the picture, then write the changed result and the rule or </w:t>
+      </w:r>
+      <w:r>
+        <w:rPr>
+          <w:b/>
+        </w:rPr>
+        <w:t>evidence</w:t>
+      </w:r>
+      <w:r>
+        <w:rPr>
+          <w:b w:val="0"/>
+        </w:rPr>
+        <w:t xml:space="preserve"> that supports it.. Return to this week and explain what you changed.</w:t>
+      </w:r>
+    </w:p>
+    <w:p>
+      <w:pPr>
+        <w:spacing w:line="336" w:lineRule="auto" w:after="180"/>
+      </w:pPr>
+      <w:r>
+        <w:rPr>
+          <w:b w:val="0"/>
+        </w:rPr>
+        <w:t xml:space="preserve">Review Regularisation and early stopping (ai-5/16). Goal: Separate a weight penalty from </w:t>
+      </w:r>
+      <w:r>
+        <w:rPr>
+          <w:b/>
+        </w:rPr>
+        <w:t>prediction</w:t>
+      </w:r>
+      <w:r>
+        <w:rPr>
+          <w:b w:val="0"/>
+        </w:rPr>
+        <w:t xml:space="preserve"> error. Short practice: Why should the penalty value not be reported as validation error?</w:t>
+      </w:r>
+    </w:p>
+    <w:p>
+      <w:pPr>
+        <w:spacing w:line="336" w:lineRule="auto" w:after="180"/>
+      </w:pPr>
+      <w:r>
+        <w:rPr>
+          <w:b w:val="0"/>
+        </w:rPr>
+        <w:t xml:space="preserve">Point to the relevant step in the picture, then write the changed result and the rule or </w:t>
+      </w:r>
+      <w:r>
+        <w:rPr>
+          <w:b/>
+        </w:rPr>
+        <w:t>evidence</w:t>
+      </w:r>
+      <w:r>
+        <w:rPr>
+          <w:b w:val="0"/>
+        </w:rPr>
+        <w:t xml:space="preserve"> that supports it.. Return to this week and explain what you changed.</w:t>
+      </w:r>
+    </w:p>
+    <w:p>
+      <w:pPr>
+        <w:spacing w:line="336" w:lineRule="auto" w:after="180"/>
+      </w:pPr>
+      <w:r>
+        <w:rPr>
+          <w:b w:val="0"/>
+        </w:rPr>
+        <w:t>Review Batching and epochs (ai-5/13). Goal: Distinguish an example a batch an update and an epoch. Short practice: Why do the single-example orders finish at different weights?</w:t>
+      </w:r>
+    </w:p>
+    <w:p>
+      <w:pPr>
+        <w:spacing w:line="336" w:lineRule="auto" w:after="180"/>
+      </w:pPr>
+      <w:r>
+        <w:rPr>
+          <w:b w:val="0"/>
+        </w:rPr>
+        <w:t xml:space="preserve">Point to the relevant step in the picture, then write the changed result and the rule or </w:t>
+      </w:r>
+      <w:r>
+        <w:rPr>
+          <w:b/>
+        </w:rPr>
+        <w:t>evidence</w:t>
+      </w:r>
+      <w:r>
+        <w:rPr>
+          <w:b w:val="0"/>
+        </w:rPr>
+        <w:t xml:space="preserve"> that supports it.. Return to this week and explain what you changed.</w:t>
+      </w:r>
+    </w:p>
+    <w:p>
+      <w:pPr>
+        <w:spacing w:line="336" w:lineRule="auto" w:after="180"/>
+      </w:pPr>
+      <w:r>
+        <w:rPr>
+          <w:b w:val="0"/>
+        </w:rPr>
+        <w:t xml:space="preserve">The browser lab lets you edit the supported Python examples already included in this lesson. Predict first, run, inspect the actual </w:t>
+      </w:r>
+      <w:r>
+        <w:rPr>
+          <w:b/>
+        </w:rPr>
+        <w:t>output</w:t>
+      </w:r>
+      <w:r>
+        <w:rPr>
+          <w:b w:val="0"/>
+        </w:rPr>
+        <w:t xml:space="preserve"> or error, change one </w:t>
+      </w:r>
+      <w:r>
+        <w:rPr>
+          <w:b/>
+        </w:rPr>
+        <w:t>input</w:t>
+      </w:r>
+      <w:r>
+        <w:rPr>
+          <w:b w:val="0"/>
+        </w:rPr>
+        <w:t>, then run again.</w:t>
+      </w:r>
+    </w:p>
+    <w:p>
+      <w:pPr>
+        <w:spacing w:line="336" w:lineRule="auto" w:after="180"/>
+      </w:pPr>
+      <w:r>
+        <w:rPr>
+          <w:b w:val="0"/>
+        </w:rPr>
+        <w:t xml:space="preserve">Keep code, </w:t>
+      </w:r>
+      <w:r>
+        <w:rPr>
+          <w:b/>
+        </w:rPr>
+        <w:t>prediction</w:t>
+      </w:r>
+      <w:r>
+        <w:rPr>
+          <w:b w:val="0"/>
+        </w:rPr>
+        <w:t>s, actual results and a reasoned revision together. On paper, label your result as a trace rather than an execution.</w:t>
+      </w:r>
+    </w:p>
+    <w:p>
+      <w:pPr>
+        <w:spacing w:line="336" w:lineRule="auto" w:after="180"/>
+      </w:pPr>
+      <w:r>
+        <w:rPr>
+          <w:b w:val="0"/>
+        </w:rPr>
+        <w:t xml:space="preserve">Use Download completed work in the hosted lesson to export your answers, reflections, practice feedback and code-run </w:t>
+      </w:r>
+      <w:r>
+        <w:rPr>
+          <w:b/>
+        </w:rPr>
+        <w:t>evidence</w:t>
+      </w:r>
+      <w:r>
+        <w:rPr>
+          <w:b w:val="0"/>
+        </w:rPr>
+        <w:t>. Open the HTML copy to read or print it.</w:t>
+      </w:r>
+    </w:p>
+    <w:p>
+      <w:pPr>
+        <w:spacing w:line="336" w:lineRule="auto" w:after="180"/>
+      </w:pPr>
+      <w:r>
+        <w:rPr>
+          <w:b w:val="0"/>
+        </w:rPr>
+        <w:t>Drafts stay in this browser when storage is available; clear drafts on a shared device.</w:t>
+      </w:r>
+    </w:p>
+    <w:p>
+      <w:pPr>
+        <w:pStyle w:val="Heading3"/>
+      </w:pPr>
+      <w:r>
+        <w:t>What I repaired, the evidence I kept and the next test</w:t>
+      </w:r>
+    </w:p>
+    <w:p>
+      <w:r>
+        <w:t>________________________________________________________________</w:t>
+      </w:r>
+    </w:p>
+    <w:p>
+      <w:r>
+        <w:t>________________________________________________________________</w:t>
+      </w:r>
+    </w:p>
+    <w:p>
+      <w:r>
+        <w:t>________________________________________________________________</w:t>
+      </w:r>
+    </w:p>
+    <w:p>
+      <w:r>
+        <w:t>________________________________________________________________</w:t>
+      </w:r>
+    </w:p>
+    <w:p>
+      <w:r>
+        <w:t>________________________________________________________________</w:t>
+      </w:r>
+    </w:p>
+    <w:p>
+      <w:pPr>
+        <w:pStyle w:val="Heading2"/>
+      </w:pPr>
+      <w:r>
+        <w:t>Earlier wording, alternatives and picture transcripts · reference / check after trying</w:t>
       </w:r>
     </w:p>
     <w:p>
@@ -2064,80 +2253,10 @@
     </w:p>
     <w:p>
       <w:pPr>
-        <w:spacing w:line="336" w:lineRule="auto" w:after="180"/>
-      </w:pPr>
-      <w:r>
-        <w:rPr>
-          <w:b w:val="0"/>
-        </w:rPr>
-        <w:t xml:space="preserve">See when a </w:t>
-      </w:r>
-      <w:r>
-        <w:rPr>
-          <w:b/>
-        </w:rPr>
-        <w:t>representation</w:t>
-      </w:r>
-      <w:r>
-        <w:rPr>
-          <w:b w:val="0"/>
-        </w:rPr>
-        <w:t xml:space="preserve"> preserves a distinction and when it destroys it.</w:t>
-      </w:r>
-    </w:p>
-    <w:p>
-      <w:pPr>
         <w:pStyle w:val="Heading3"/>
       </w:pPr>
       <w:r>
-        <w:t>Practice 1: explain the deciding evidence</w:t>
-      </w:r>
-    </w:p>
-    <w:p>
-      <w:pPr>
-        <w:spacing w:line="336" w:lineRule="auto" w:after="180"/>
-      </w:pPr>
-      <w:r>
-        <w:rPr>
-          <w:b w:val="0"/>
-        </w:rPr>
-        <w:t>Which labelled step matches this detail? If the head receives only h1+h2, both become 3 and the target distinction is lost.</w:t>
-      </w:r>
-    </w:p>
-    <w:p>
-      <w:pPr>
-        <w:spacing w:line="336" w:lineRule="auto" w:after="180"/>
-        <w:shd w:fill="F4F9FC"/>
-      </w:pPr>
-      <w:r>
-        <w:rPr>
-          <w:b w:val="0"/>
-        </w:rPr>
-        <w:t>1. Encode B</w:t>
-      </w:r>
-    </w:p>
-    <w:p>
-      <w:pPr>
-        <w:spacing w:line="336" w:lineRule="auto" w:after="180"/>
-        <w:shd w:fill="F4F9FC"/>
-      </w:pPr>
-      <w:r>
-        <w:rPr>
-          <w:b w:val="0"/>
-        </w:rPr>
-        <w:t>2. Encode A</w:t>
-      </w:r>
-    </w:p>
-    <w:p>
-      <w:pPr>
-        <w:spacing w:line="336" w:lineRule="auto" w:after="180"/>
-        <w:shd w:fill="F4F9FC"/>
-      </w:pPr>
-      <w:r>
-        <w:rPr>
-          <w:b w:val="0"/>
-        </w:rPr>
-        <w:t>3. Compare collapsed summary</w:t>
+        <w:t>Repair a missing building block</w:t>
       </w:r>
     </w:p>
     <w:p>
@@ -2145,32 +2264,7 @@
         <w:pStyle w:val="Heading3"/>
       </w:pPr>
       <w:r>
-        <w:t>My selected conclusion, deciding fact and explanation</w:t>
-      </w:r>
-    </w:p>
-    <w:p>
-      <w:r>
-        <w:t>________________________________________________________________</w:t>
-      </w:r>
-    </w:p>
-    <w:p>
-      <w:r>
-        <w:t>________________________________________________________________</w:t>
-      </w:r>
-    </w:p>
-    <w:p>
-      <w:r>
-        <w:t>________________________________________________________________</w:t>
-      </w:r>
-    </w:p>
-    <w:p>
-      <w:r>
-        <w:t>________________________________________________________________</w:t>
-      </w:r>
-    </w:p>
-    <w:p>
-      <w:r>
-        <w:t>________________________________________________________________</w:t>
+        <w:t>Predict, run and debug</w:t>
       </w:r>
     </w:p>
     <w:p>
@@ -2178,553 +2272,25 @@
         <w:pStyle w:val="Heading3"/>
       </w:pPr>
       <w:r>
-        <w:t>Hint · try first</w:t>
-      </w:r>
-    </w:p>
-    <w:p>
-      <w:pPr>
-        <w:spacing w:line="336" w:lineRule="auto" w:after="180"/>
-        <w:shd w:fill="F1F6F8"/>
-      </w:pPr>
-      <w:r>
-        <w:rPr>
-          <w:b w:val="0"/>
-        </w:rPr>
-        <w:t>Hint if needed: Read the steps in the pictorial case. Match the supplied detail to the stage that performs or records it.</w:t>
-      </w:r>
-    </w:p>
-    <w:p>
-      <w:pPr>
-        <w:pStyle w:val="Heading3"/>
-      </w:pPr>
-      <w:r>
-        <w:t>Feedback · compare after trying</w:t>
-      </w:r>
-    </w:p>
-    <w:p>
-      <w:pPr>
-        <w:spacing w:line="336" w:lineRule="auto" w:after="180"/>
-        <w:shd w:fill="F1F6FC"/>
-      </w:pPr>
-      <w:r>
-        <w:rPr>
-          <w:b w:val="0"/>
-        </w:rPr>
-        <w:t>After your attempt, compare with the supported explanation: Compare collapsed summary If the head receives only h1+h2, both become 3 and the target distinction is lost.</w:t>
-      </w:r>
-    </w:p>
-    <w:p>
-      <w:pPr>
-        <w:spacing w:line="336" w:lineRule="auto" w:after="180"/>
-        <w:shd w:fill="F1F6FC"/>
-      </w:pPr>
-      <w:r>
-        <w:rPr>
-          <w:b w:val="0"/>
-        </w:rPr>
-        <w:t xml:space="preserve">A hidden </w:t>
-      </w:r>
-      <w:r>
-        <w:rPr>
-          <w:b/>
-        </w:rPr>
-        <w:t>representation</w:t>
-      </w:r>
-      <w:r>
-        <w:rPr>
-          <w:b w:val="0"/>
-        </w:rPr>
-        <w:t xml:space="preserve"> decides which distinctions remain available to an </w:t>
-      </w:r>
-      <w:r>
-        <w:rPr>
-          <w:b/>
-        </w:rPr>
-        <w:t>output</w:t>
-      </w:r>
-      <w:r>
-        <w:rPr>
-          <w:b w:val="0"/>
-        </w:rPr>
-        <w:t xml:space="preserve"> head. These two hidden coordinates preserve whether the left or right side is brighter.</w:t>
-      </w:r>
-    </w:p>
-    <w:p>
-      <w:pPr>
-        <w:spacing w:line="336" w:lineRule="auto" w:after="180"/>
-        <w:shd w:fill="F1F6FC"/>
-      </w:pPr>
-      <w:r>
-        <w:rPr>
-          <w:b w:val="0"/>
-        </w:rPr>
-        <w:t xml:space="preserve">Adding them discards that direction and gives both examples the same scalar. A deterministic head cannot assign different labels to identical </w:t>
-      </w:r>
-      <w:r>
-        <w:rPr>
-          <w:b/>
-        </w:rPr>
-        <w:t>input</w:t>
-      </w:r>
-      <w:r>
-        <w:rPr>
-          <w:b w:val="0"/>
-        </w:rPr>
-        <w:t>s; retain the distinction or change the task.</w:t>
-      </w:r>
-    </w:p>
-    <w:p>
-      <w:pPr>
-        <w:pStyle w:val="Heading3"/>
-      </w:pPr>
-      <w:r>
-        <w:t>Practice 2: explain the deciding evidence</w:t>
-      </w:r>
-    </w:p>
-    <w:p>
-      <w:pPr>
-        <w:pStyle w:val="Heading3"/>
-      </w:pPr>
-      <w:r>
-        <w:t>Changed case · predict first</w:t>
-      </w:r>
-    </w:p>
-    <w:p>
-      <w:pPr>
-        <w:spacing w:line="336" w:lineRule="auto" w:after="180"/>
-        <w:shd w:fill="F5F1FB"/>
-      </w:pPr>
-      <w:r>
-        <w:rPr>
-          <w:b w:val="0"/>
-        </w:rPr>
-        <w:t>Changed-case practice: The head keeps both ordered hidden values instead of their sum. Which conclusion is supported by the supplied facts?</w:t>
-      </w:r>
-    </w:p>
-    <w:p>
-      <w:pPr>
-        <w:spacing w:line="336" w:lineRule="auto" w:after="180"/>
-        <w:shd w:fill="F4F9FC"/>
-      </w:pPr>
-      <w:r>
-        <w:rPr>
-          <w:b w:val="0"/>
-        </w:rPr>
-        <w:t xml:space="preserve">1. This one example guarantees correct results for every future </w:t>
-      </w:r>
-      <w:r>
-        <w:rPr>
-          <w:b/>
-        </w:rPr>
-        <w:t>input</w:t>
-      </w:r>
-      <w:r>
-        <w:rPr>
-          <w:b w:val="0"/>
-        </w:rPr>
-        <w:t>.</w:t>
-      </w:r>
-    </w:p>
-    <w:p>
-      <w:pPr>
-        <w:spacing w:line="336" w:lineRule="auto" w:after="180"/>
-        <w:shd w:fill="F4F9FC"/>
-      </w:pPr>
-      <w:r>
-        <w:rPr>
-          <w:b w:val="0"/>
-        </w:rPr>
-        <w:t xml:space="preserve">2. We can decide the result without examining the changed </w:t>
-      </w:r>
-      <w:r>
-        <w:rPr>
-          <w:b/>
-        </w:rPr>
-        <w:t>input</w:t>
-      </w:r>
-      <w:r>
-        <w:rPr>
-          <w:b w:val="0"/>
-        </w:rPr>
-        <w:t xml:space="preserve"> or the procedure.</w:t>
-      </w:r>
-    </w:p>
-    <w:p>
-      <w:pPr>
-        <w:spacing w:line="336" w:lineRule="auto" w:after="180"/>
-        <w:shd w:fill="F4F9FC"/>
-      </w:pPr>
-      <w:r>
-        <w:rPr>
-          <w:b w:val="0"/>
-        </w:rPr>
-        <w:t>3. It can distinguish [3, 0] from [0, 3] in this example.</w:t>
-      </w:r>
-    </w:p>
-    <w:p>
-      <w:pPr>
-        <w:pStyle w:val="Heading3"/>
-      </w:pPr>
-      <w:r>
-        <w:t>My selected conclusion, deciding fact and explanation</w:t>
-      </w:r>
-    </w:p>
-    <w:p>
-      <w:r>
-        <w:t>________________________________________________________________</w:t>
-      </w:r>
-    </w:p>
-    <w:p>
-      <w:r>
-        <w:t>________________________________________________________________</w:t>
-      </w:r>
-    </w:p>
-    <w:p>
-      <w:r>
-        <w:t>________________________________________________________________</w:t>
-      </w:r>
-    </w:p>
-    <w:p>
-      <w:r>
-        <w:t>________________________________________________________________</w:t>
-      </w:r>
-    </w:p>
-    <w:p>
-      <w:r>
-        <w:t>________________________________________________________________</w:t>
-      </w:r>
-    </w:p>
-    <w:p>
-      <w:pPr>
-        <w:pStyle w:val="Heading3"/>
-      </w:pPr>
-      <w:r>
-        <w:t>Hint · try first</w:t>
-      </w:r>
-    </w:p>
-    <w:p>
-      <w:pPr>
-        <w:spacing w:line="336" w:lineRule="auto" w:after="180"/>
-        <w:shd w:fill="F1F6F8"/>
-      </w:pPr>
-      <w:r>
-        <w:rPr>
-          <w:b w:val="0"/>
-        </w:rPr>
-        <w:t>Hint if needed: Use the changed condition and the deciding step in the pictorial trace. The answer must say what follows from those facts.</w:t>
-      </w:r>
-    </w:p>
-    <w:p>
-      <w:pPr>
-        <w:pStyle w:val="Heading3"/>
-      </w:pPr>
-      <w:r>
-        <w:t>Feedback · compare after trying</w:t>
-      </w:r>
-    </w:p>
-    <w:p>
-      <w:pPr>
-        <w:spacing w:line="336" w:lineRule="auto" w:after="180"/>
-        <w:shd w:fill="F1F6FC"/>
-      </w:pPr>
-      <w:r>
-        <w:rPr>
-          <w:b w:val="0"/>
-        </w:rPr>
-        <w:t xml:space="preserve">After your attempt, compare with the supported explanation: It can distinguish [3, 0] from [0, 3] in this example. The </w:t>
-      </w:r>
-      <w:r>
-        <w:rPr>
-          <w:b/>
-        </w:rPr>
-        <w:t>representation</w:t>
-      </w:r>
-      <w:r>
-        <w:rPr>
-          <w:b w:val="0"/>
-        </w:rPr>
-        <w:t xml:space="preserve"> retains the direction of brightness difference when coordinates stay separate.</w:t>
-      </w:r>
-    </w:p>
-    <w:p>
-      <w:pPr>
-        <w:pStyle w:val="Heading3"/>
-      </w:pPr>
-      <w:r>
-        <w:t>Repair a missing building block</w:t>
-      </w:r>
-    </w:p>
-    <w:p>
-      <w:pPr>
-        <w:spacing w:line="336" w:lineRule="auto" w:after="180"/>
-      </w:pPr>
-      <w:r>
-        <w:rPr>
-          <w:b w:val="0"/>
-        </w:rPr>
-        <w:t>Review Debugging shapes and gradients (ai-5/18). Goal: Check dimension contracts before computing a layer. Short practice: What should a debugging record pair with every gradient value?</w:t>
-      </w:r>
-    </w:p>
-    <w:p>
-      <w:pPr>
-        <w:spacing w:line="336" w:lineRule="auto" w:after="180"/>
-      </w:pPr>
-      <w:r>
-        <w:rPr>
-          <w:b w:val="0"/>
-        </w:rPr>
-        <w:t xml:space="preserve">Point to the relevant step in the picture, then write the changed result and the rule or </w:t>
-      </w:r>
-      <w:r>
-        <w:rPr>
-          <w:b/>
-        </w:rPr>
-        <w:t>evidence</w:t>
-      </w:r>
-      <w:r>
-        <w:rPr>
-          <w:b w:val="0"/>
-        </w:rPr>
-        <w:t xml:space="preserve"> that supports it.. Return to this week and explain what you changed.</w:t>
-      </w:r>
-    </w:p>
-    <w:p>
-      <w:pPr>
-        <w:spacing w:line="336" w:lineRule="auto" w:after="180"/>
-      </w:pPr>
-      <w:r>
-        <w:rPr>
-          <w:b w:val="0"/>
-        </w:rPr>
-        <w:t xml:space="preserve">Review Regularisation and early stopping (ai-5/16). Goal: Separate a weight penalty from </w:t>
-      </w:r>
-      <w:r>
-        <w:rPr>
-          <w:b/>
-        </w:rPr>
-        <w:t>prediction</w:t>
-      </w:r>
-      <w:r>
-        <w:rPr>
-          <w:b w:val="0"/>
-        </w:rPr>
-        <w:t xml:space="preserve"> error. Short practice: Why should the penalty value not be reported as validation error?</w:t>
-      </w:r>
-    </w:p>
-    <w:p>
-      <w:pPr>
-        <w:spacing w:line="336" w:lineRule="auto" w:after="180"/>
-      </w:pPr>
-      <w:r>
-        <w:rPr>
-          <w:b w:val="0"/>
-        </w:rPr>
-        <w:t xml:space="preserve">Point to the relevant step in the picture, then write the changed result and the rule or </w:t>
-      </w:r>
-      <w:r>
-        <w:rPr>
-          <w:b/>
-        </w:rPr>
-        <w:t>evidence</w:t>
-      </w:r>
-      <w:r>
-        <w:rPr>
-          <w:b w:val="0"/>
-        </w:rPr>
-        <w:t xml:space="preserve"> that supports it.. Return to this week and explain what you changed.</w:t>
-      </w:r>
-    </w:p>
-    <w:p>
-      <w:pPr>
-        <w:spacing w:line="336" w:lineRule="auto" w:after="180"/>
-      </w:pPr>
-      <w:r>
-        <w:rPr>
-          <w:b w:val="0"/>
-        </w:rPr>
-        <w:t>Review Batching and epochs (ai-5/13). Goal: Distinguish an example a batch an update and an epoch. Short practice: Why do the single-example orders finish at different weights?</w:t>
-      </w:r>
-    </w:p>
-    <w:p>
-      <w:pPr>
-        <w:spacing w:line="336" w:lineRule="auto" w:after="180"/>
-      </w:pPr>
-      <w:r>
-        <w:rPr>
-          <w:b w:val="0"/>
-        </w:rPr>
-        <w:t xml:space="preserve">Point to the relevant step in the picture, then write the changed result and the rule or </w:t>
-      </w:r>
-      <w:r>
-        <w:rPr>
-          <w:b/>
-        </w:rPr>
-        <w:t>evidence</w:t>
-      </w:r>
-      <w:r>
-        <w:rPr>
-          <w:b w:val="0"/>
-        </w:rPr>
-        <w:t xml:space="preserve"> that supports it.. Return to this week and explain what you changed.</w:t>
-      </w:r>
-    </w:p>
-    <w:p>
-      <w:pPr>
-        <w:pStyle w:val="Heading3"/>
-      </w:pPr>
-      <w:r>
-        <w:t>Predict, run and debug</w:t>
-      </w:r>
-    </w:p>
-    <w:p>
-      <w:pPr>
-        <w:spacing w:line="336" w:lineRule="auto" w:after="180"/>
-      </w:pPr>
-      <w:r>
-        <w:rPr>
-          <w:b w:val="0"/>
-        </w:rPr>
-        <w:t xml:space="preserve">The browser lab lets you edit the supported Python examples already included in this lesson. Predict first, run, inspect the actual </w:t>
-      </w:r>
-      <w:r>
-        <w:rPr>
-          <w:b/>
-        </w:rPr>
-        <w:t>output</w:t>
-      </w:r>
-      <w:r>
-        <w:rPr>
-          <w:b w:val="0"/>
-        </w:rPr>
-        <w:t xml:space="preserve"> or error, change one </w:t>
-      </w:r>
-      <w:r>
-        <w:rPr>
-          <w:b/>
-        </w:rPr>
-        <w:t>input</w:t>
-      </w:r>
-      <w:r>
-        <w:rPr>
-          <w:b w:val="0"/>
-        </w:rPr>
-        <w:t>, then run again.</w:t>
-      </w:r>
-    </w:p>
-    <w:p>
-      <w:pPr>
-        <w:spacing w:line="336" w:lineRule="auto" w:after="180"/>
-      </w:pPr>
-      <w:r>
-        <w:rPr>
-          <w:b w:val="0"/>
-        </w:rPr>
-        <w:t xml:space="preserve">Keep code, </w:t>
-      </w:r>
-      <w:r>
-        <w:rPr>
-          <w:b/>
-        </w:rPr>
-        <w:t>prediction</w:t>
-      </w:r>
-      <w:r>
-        <w:rPr>
-          <w:b w:val="0"/>
-        </w:rPr>
-        <w:t>s, actual results and a reasoned revision together. On paper, label your result as a trace rather than an execution.</w:t>
-      </w:r>
-    </w:p>
-    <w:p>
-      <w:pPr>
-        <w:pStyle w:val="Heading3"/>
-      </w:pPr>
-      <w:r>
         <w:t>Keep your completed work</w:t>
       </w:r>
     </w:p>
     <w:p>
       <w:pPr>
-        <w:spacing w:line="336" w:lineRule="auto" w:after="180"/>
-      </w:pPr>
-      <w:r>
-        <w:rPr>
-          <w:b w:val="0"/>
-        </w:rPr>
-        <w:t xml:space="preserve">Use Download completed work in the hosted lesson to export your answers, reflections, practice feedback and code-run </w:t>
-      </w:r>
-      <w:r>
-        <w:rPr>
-          <w:b/>
-        </w:rPr>
-        <w:t>evidence</w:t>
-      </w:r>
-      <w:r>
-        <w:rPr>
-          <w:b w:val="0"/>
-        </w:rPr>
-        <w:t>. Open the HTML copy to read or print it.</w:t>
-      </w:r>
-    </w:p>
-    <w:p>
-      <w:pPr>
-        <w:spacing w:line="336" w:lineRule="auto" w:after="180"/>
-      </w:pPr>
-      <w:r>
-        <w:rPr>
-          <w:b w:val="0"/>
-        </w:rPr>
-        <w:t>Drafts stay in this browser when storage is available; clear drafts on a shared device.</w:t>
-      </w:r>
-    </w:p>
-    <w:p>
-      <w:pPr>
-        <w:pStyle w:val="Heading3"/>
-      </w:pPr>
-      <w:r>
-        <w:t>What I repaired, the evidence I kept and the next test</w:t>
-      </w:r>
-    </w:p>
-    <w:p>
-      <w:r>
-        <w:t>________________________________________________________________</w:t>
-      </w:r>
-    </w:p>
-    <w:p>
-      <w:r>
-        <w:t>________________________________________________________________</w:t>
-      </w:r>
-    </w:p>
-    <w:p>
-      <w:r>
-        <w:t>________________________________________________________________</w:t>
-      </w:r>
-    </w:p>
-    <w:p>
-      <w:r>
-        <w:t>________________________________________________________________</w:t>
-      </w:r>
-    </w:p>
-    <w:p>
-      <w:r>
-        <w:t>________________________________________________________________</w:t>
-      </w:r>
-    </w:p>
-    <w:p>
-      <w:pPr>
         <w:pStyle w:val="Heading1"/>
       </w:pPr>
       <w:r>
-        <w:t>15. Visual concept journey</w:t>
-      </w:r>
-    </w:p>
-    <w:p>
-      <w:r>
-        <w:t>Explain each Learned representations picture from its labels, then record a relevant limit.</w:t>
-      </w:r>
-    </w:p>
-    <w:p>
-      <w:pPr>
-        <w:pStyle w:val="Heading3"/>
+        <w:t>15. Reference · Six-picture response sheets</w:t>
+      </w:r>
+    </w:p>
+    <w:p>
+      <w:r>
+        <w:t>Choose the picture that helps explain the current step.</w:t>
+      </w:r>
+    </w:p>
+    <w:p>
+      <w:pPr>
+        <w:pStyle w:val="Heading2"/>
       </w:pPr>
       <w:r>
         <w:t>01. Learned representations: the case</w:t>
@@ -2839,7 +2405,6 @@
     <w:p>
       <w:pPr>
         <w:spacing w:line="336" w:lineRule="auto" w:after="180"/>
-        <w:shd w:fill="F5F1FB"/>
       </w:pPr>
       <w:r>
         <w:rPr>
@@ -2878,7 +2443,7 @@
     </w:p>
     <w:p>
       <w:pPr>
-        <w:pStyle w:val="Heading3"/>
+        <w:pStyle w:val="Heading2"/>
       </w:pPr>
       <w:r>
         <w:t>02. Follow the deciding steps</w:t>
@@ -2934,7 +2499,6 @@
     <w:p>
       <w:pPr>
         <w:spacing w:line="336" w:lineRule="auto" w:after="180"/>
-        <w:shd w:fill="F5F1FB"/>
       </w:pPr>
       <w:r>
         <w:rPr>
@@ -2985,7 +2549,7 @@
     </w:p>
     <w:p>
       <w:pPr>
-        <w:pStyle w:val="Heading3"/>
+        <w:pStyle w:val="Heading2"/>
       </w:pPr>
       <w:r>
         <w:t>03. A representation can preserve direction</w:t>
@@ -3053,7 +2617,6 @@
     <w:p>
       <w:pPr>
         <w:spacing w:line="336" w:lineRule="auto" w:after="180"/>
-        <w:shd w:fill="F5F1FB"/>
       </w:pPr>
       <w:r>
         <w:rPr>
@@ -3092,7 +2655,7 @@
     </w:p>
     <w:p>
       <w:pPr>
-        <w:pStyle w:val="Heading3"/>
+        <w:pStyle w:val="Heading2"/>
       </w:pPr>
       <w:r>
         <w:t>04. Change one thing. Trace what follows.</w:t>
@@ -3171,7 +2734,6 @@
     <w:p>
       <w:pPr>
         <w:spacing w:line="336" w:lineRule="auto" w:after="180"/>
-        <w:shd w:fill="F5F1FB"/>
       </w:pPr>
       <w:r>
         <w:rPr>
@@ -3210,7 +2772,7 @@
     </w:p>
     <w:p>
       <w:pPr>
-        <w:pStyle w:val="Heading3"/>
+        <w:pStyle w:val="Heading2"/>
       </w:pPr>
       <w:r>
         <w:t>05. Connect the explanation to its limit</w:t>
@@ -3348,7 +2910,6 @@
     <w:p>
       <w:pPr>
         <w:spacing w:line="336" w:lineRule="auto" w:after="180"/>
-        <w:shd w:fill="F5F1FB"/>
       </w:pPr>
       <w:r>
         <w:rPr>
@@ -3387,7 +2948,7 @@
     </w:p>
     <w:p>
       <w:pPr>
-        <w:pStyle w:val="Heading3"/>
+        <w:pStyle w:val="Heading2"/>
       </w:pPr>
       <w:r>
         <w:t>06. Make the idea visible in your project</w:t>
@@ -3501,7 +3062,6 @@
     <w:p>
       <w:pPr>
         <w:spacing w:line="336" w:lineRule="auto" w:after="180"/>
-        <w:shd w:fill="F5F1FB"/>
       </w:pPr>
       <w:r>
         <w:rPr>
@@ -3548,6 +3108,62 @@
     <w:p>
       <w:r>
         <w:t>________________________________________________________________</w:t>
+      </w:r>
+    </w:p>
+    <w:p>
+      <w:pPr>
+        <w:pStyle w:val="Heading2"/>
+      </w:pPr>
+      <w:r>
+        <w:t>Earlier wording, alternatives and picture transcripts · reference / check after trying</w:t>
+      </w:r>
+    </w:p>
+    <w:p>
+      <w:pPr>
+        <w:pStyle w:val="Heading3"/>
+      </w:pPr>
+      <w:r>
+        <w:t>01. Learned representations: the case</w:t>
+      </w:r>
+    </w:p>
+    <w:p>
+      <w:pPr>
+        <w:pStyle w:val="Heading3"/>
+      </w:pPr>
+      <w:r>
+        <w:t>02. Follow the deciding steps</w:t>
+      </w:r>
+    </w:p>
+    <w:p>
+      <w:pPr>
+        <w:pStyle w:val="Heading3"/>
+      </w:pPr>
+      <w:r>
+        <w:t>03. A representation can preserve direction</w:t>
+      </w:r>
+    </w:p>
+    <w:p>
+      <w:pPr>
+        <w:pStyle w:val="Heading3"/>
+      </w:pPr>
+      <w:r>
+        <w:t>04. Change one thing. Trace what follows.</w:t>
+      </w:r>
+    </w:p>
+    <w:p>
+      <w:pPr>
+        <w:pStyle w:val="Heading3"/>
+      </w:pPr>
+      <w:r>
+        <w:t>05. Connect the explanation to its limit</w:t>
+      </w:r>
+    </w:p>
+    <w:p>
+      <w:pPr>
+        <w:pStyle w:val="Heading3"/>
+      </w:pPr>
+      <w:r>
+        <w:t>06. Make the idea visible in your project</w:t>
       </w:r>
     </w:p>
     <w:sectPr>
